--- a/Assesment3.docx
+++ b/Assesment3.docx
@@ -279,7 +279,130 @@
         </w:tc>
       </w:tr>
     </w:tbl>
+    <w:p>
+      <w:pPr>
+        <w:rPr>
+          <w:b/>
+          <w:bCs/>
+          <w:sz w:val="28"/>
+          <w:szCs w:val="28"/>
+        </w:rPr>
+      </w:pPr>
+      <w:r>
+        <w:rPr>
+          <w:b/>
+          <w:bCs/>
+          <w:sz w:val="28"/>
+          <w:szCs w:val="28"/>
+        </w:rPr>
+        <w:t>requirements</w:t>
+      </w:r>
+    </w:p>
+    <w:p>
+      <w:pPr>
+        <w:rPr>
+          <w:highlight w:val="yellow"/>
+        </w:rPr>
+      </w:pPr>
+      <w:r>
+        <w:rPr>
+          <w:highlight w:val="yellow"/>
+        </w:rPr>
+        <w:t>Table needs caption and name of table</w:t>
+      </w:r>
+    </w:p>
+    <w:p>
+      <w:r>
+        <w:rPr>
+          <w:highlight w:val="yellow"/>
+        </w:rPr>
+        <w:t>INCLUDE sitemap and wireframes</w:t>
+      </w:r>
+    </w:p>
     <w:p/>
+    <w:p>
+      <w:r>
+        <w:t>Current As-is</w:t>
+      </w:r>
+    </w:p>
+    <w:p>
+      <w:r>
+        <w:drawing>
+          <wp:inline distT="0" distB="0" distL="0" distR="0" wp14:anchorId="3350E4E7" wp14:editId="64475201">
+            <wp:extent cx="5731510" cy="1761490"/>
+            <wp:effectExtent l="0" t="0" r="2540" b="0"/>
+            <wp:docPr id="2059460496" name="Picture 1"/>
+            <wp:cNvGraphicFramePr>
+              <a:graphicFrameLocks xmlns:a="http://schemas.openxmlformats.org/drawingml/2006/main" noChangeAspect="1"/>
+            </wp:cNvGraphicFramePr>
+            <a:graphic xmlns:a="http://schemas.openxmlformats.org/drawingml/2006/main">
+              <a:graphicData uri="http://schemas.openxmlformats.org/drawingml/2006/picture">
+                <pic:pic xmlns:pic="http://schemas.openxmlformats.org/drawingml/2006/picture">
+                  <pic:nvPicPr>
+                    <pic:cNvPr id="2059460496" name=""/>
+                    <pic:cNvPicPr/>
+                  </pic:nvPicPr>
+                  <pic:blipFill>
+                    <a:blip r:embed="rId4"/>
+                    <a:stretch>
+                      <a:fillRect/>
+                    </a:stretch>
+                  </pic:blipFill>
+                  <pic:spPr>
+                    <a:xfrm>
+                      <a:off x="0" y="0"/>
+                      <a:ext cx="5731510" cy="1761490"/>
+                    </a:xfrm>
+                    <a:prstGeom prst="rect">
+                      <a:avLst/>
+                    </a:prstGeom>
+                  </pic:spPr>
+                </pic:pic>
+              </a:graphicData>
+            </a:graphic>
+          </wp:inline>
+        </w:drawing>
+      </w:r>
+    </w:p>
+    <w:p/>
+    <w:p>
+      <w:r>
+        <w:t>Comparative</w:t>
+      </w:r>
+    </w:p>
+    <w:p>
+      <w:r>
+        <w:t>Inferno AU core testing kits</w:t>
+      </w:r>
+      <w:r>
+        <w:fldChar w:fldCharType="begin"/>
+      </w:r>
+      <w:r>
+        <w:instrText xml:space="preserve"> ADDIN EN.CITE &lt;EndNote&gt;&lt;Cite&gt;&lt;Author&gt;Hornback&lt;/Author&gt;&lt;Year&gt;2025&lt;/Year&gt;&lt;RecNum&gt;4&lt;/RecNum&gt;&lt;DisplayText&gt;(Hornback, Marteau et al. 2025)&lt;/DisplayText&gt;&lt;record&gt;&lt;rec-number&gt;4&lt;/rec-number&gt;&lt;foreign-keys&gt;&lt;key app="EN" db-id="x5dad5sfuzf5zoevwvk5v9fpez9svwtsr2pz" timestamp="1790554514"&gt;4&lt;/key&gt;&lt;/foreign-keys&gt;&lt;ref-type name="Journal Article"&gt;17&lt;/ref-type&gt;&lt;contributors&gt;&lt;authors&gt;&lt;author&gt;Hornback, Andrew&lt;/author&gt;&lt;author&gt;Marteau, Benoit&lt;/author&gt;&lt;author&gt;Tan, Shaun QY&lt;/author&gt;&lt;author&gt;Kim, Kyungbeom&lt;/author&gt;&lt;author&gt;Patil, Oankar&lt;/author&gt;&lt;author&gt;Traynelis, Joshua&lt;/author&gt;&lt;author&gt;Zhu, Yuanda&lt;/author&gt;&lt;author&gt;Giuste, Felipe&lt;/author&gt;&lt;author&gt;Wang, May D&lt;/author&gt;&lt;/authors&gt;&lt;/contributors&gt;&lt;titles&gt;&lt;title&gt;FHIR in focus: enabling biomedical data harmonization for intelligent healthcare systems&lt;/title&gt;&lt;secondary-title&gt;IEEE Reviews in Biomedical Engineering&lt;/secondary-title&gt;&lt;/titles&gt;&lt;periodical&gt;&lt;full-title&gt;IEEE Reviews in Biomedical Engineering&lt;/full-title&gt;&lt;/periodical&gt;&lt;dates&gt;&lt;year&gt;2025&lt;/year&gt;&lt;/dates&gt;&lt;isbn&gt;1937-3333&lt;/isbn&gt;&lt;urls&gt;&lt;/urls&gt;&lt;/record&gt;&lt;/Cite&gt;&lt;/EndNote&gt;</w:instrText>
+      </w:r>
+      <w:r>
+        <w:fldChar w:fldCharType="separate"/>
+      </w:r>
+      <w:r>
+        <w:rPr>
+          <w:noProof/>
+        </w:rPr>
+        <w:t>(Hornback, Marteau et al. 2025)</w:t>
+      </w:r>
+      <w:r>
+        <w:fldChar w:fldCharType="end"/>
+      </w:r>
+    </w:p>
+    <w:p>
+      <w:r>
+        <w:t>FHIR Lab Sandbox</w:t>
+      </w:r>
+    </w:p>
+    <w:p>
+      <w:pPr>
+        <w:jc w:val="both"/>
+      </w:pPr>
+    </w:p>
     <w:p>
       <w:r>
         <w:t>Reference</w:t>
@@ -297,7 +420,46 @@
         <w:t>. (2026). MedTalk AI. https://medtalk.co/security</w:t>
       </w:r>
     </w:p>
-    <w:p/>
+    <w:p>
+      <w:pPr>
+        <w:pStyle w:val="EndNoteBibliography"/>
+      </w:pPr>
+      <w:r>
+        <w:fldChar w:fldCharType="begin"/>
+      </w:r>
+      <w:r>
+        <w:instrText xml:space="preserve"> ADDIN EN.REFLIST </w:instrText>
+      </w:r>
+      <w:r>
+        <w:fldChar w:fldCharType="separate"/>
+      </w:r>
+      <w:r>
+        <w:t xml:space="preserve">Hornback, A., et al. (2025). "FHIR in focus: enabling biomedical data harmonization for intelligent healthcare systems." </w:t>
+      </w:r>
+      <w:r>
+        <w:rPr>
+          <w:u w:val="single"/>
+        </w:rPr>
+        <w:t>IEEE Reviews in Biomedical Engineering</w:t>
+      </w:r>
+      <w:r>
+        <w:t>.</w:t>
+      </w:r>
+    </w:p>
+    <w:p>
+      <w:pPr>
+        <w:pStyle w:val="EndNoteBibliography"/>
+        <w:ind w:left="720" w:hanging="720"/>
+      </w:pPr>
+      <w:r>
+        <w:tab/>
+      </w:r>
+    </w:p>
+    <w:p>
+      <w:r>
+        <w:fldChar w:fldCharType="end"/>
+      </w:r>
+    </w:p>
     <w:sectPr>
       <w:pgSz w:w="11906" w:h="16838"/>
       <w:pgMar w:top="1440" w:right="1440" w:bottom="1440" w:left="1440" w:header="708" w:footer="708" w:gutter="0"/>
@@ -1224,6 +1386,80 @@
       <w:spacing w:val="5"/>
     </w:rPr>
   </w:style>
+  <w:style w:type="character" w:styleId="Hyperlink">
+    <w:name w:val="Hyperlink"/>
+    <w:basedOn w:val="DefaultParagraphFont"/>
+    <w:uiPriority w:val="99"/>
+    <w:unhideWhenUsed/>
+    <w:rsid w:val="00DB21EA"/>
+    <w:rPr>
+      <w:color w:val="467886" w:themeColor="hyperlink"/>
+      <w:u w:val="single"/>
+    </w:rPr>
+  </w:style>
+  <w:style w:type="character" w:styleId="UnresolvedMention">
+    <w:name w:val="Unresolved Mention"/>
+    <w:basedOn w:val="DefaultParagraphFont"/>
+    <w:uiPriority w:val="99"/>
+    <w:semiHidden/>
+    <w:unhideWhenUsed/>
+    <w:rsid w:val="00DB21EA"/>
+    <w:rPr>
+      <w:color w:val="605E5C"/>
+      <w:shd w:val="clear" w:color="auto" w:fill="E1DFDD"/>
+    </w:rPr>
+  </w:style>
+  <w:style w:type="paragraph" w:customStyle="1" w:styleId="EndNoteBibliographyTitle">
+    <w:name w:val="EndNote Bibliography Title"/>
+    <w:basedOn w:val="Normal"/>
+    <w:link w:val="EndNoteBibliographyTitleChar"/>
+    <w:rsid w:val="00DE6638"/>
+    <w:pPr>
+      <w:spacing w:after="0"/>
+      <w:jc w:val="center"/>
+    </w:pPr>
+    <w:rPr>
+      <w:rFonts w:ascii="Aptos" w:hAnsi="Aptos"/>
+      <w:noProof/>
+      <w:lang w:val="en-US"/>
+    </w:rPr>
+  </w:style>
+  <w:style w:type="character" w:customStyle="1" w:styleId="EndNoteBibliographyTitleChar">
+    <w:name w:val="EndNote Bibliography Title Char"/>
+    <w:basedOn w:val="DefaultParagraphFont"/>
+    <w:link w:val="EndNoteBibliographyTitle"/>
+    <w:rsid w:val="00DE6638"/>
+    <w:rPr>
+      <w:rFonts w:ascii="Aptos" w:hAnsi="Aptos"/>
+      <w:noProof/>
+      <w:lang w:val="en-US"/>
+    </w:rPr>
+  </w:style>
+  <w:style w:type="paragraph" w:customStyle="1" w:styleId="EndNoteBibliography">
+    <w:name w:val="EndNote Bibliography"/>
+    <w:basedOn w:val="Normal"/>
+    <w:link w:val="EndNoteBibliographyChar"/>
+    <w:rsid w:val="00DE6638"/>
+    <w:pPr>
+      <w:spacing w:line="240" w:lineRule="auto"/>
+    </w:pPr>
+    <w:rPr>
+      <w:rFonts w:ascii="Aptos" w:hAnsi="Aptos"/>
+      <w:noProof/>
+      <w:lang w:val="en-US"/>
+    </w:rPr>
+  </w:style>
+  <w:style w:type="character" w:customStyle="1" w:styleId="EndNoteBibliographyChar">
+    <w:name w:val="EndNote Bibliography Char"/>
+    <w:basedOn w:val="DefaultParagraphFont"/>
+    <w:link w:val="EndNoteBibliography"/>
+    <w:rsid w:val="00DE6638"/>
+    <w:rPr>
+      <w:rFonts w:ascii="Aptos" w:hAnsi="Aptos"/>
+      <w:noProof/>
+      <w:lang w:val="en-US"/>
+    </w:rPr>
+  </w:style>
 </w:styles>
 </file>
 

--- a/Assesment3.docx
+++ b/Assesment3.docx
@@ -2,6 +2,656 @@
 <file path=word/document.xml><?xml version="1.0" encoding="utf-8"?>
 <w:document xmlns:wpc="http://schemas.microsoft.com/office/word/2010/wordprocessingCanvas" xmlns:cx="http://schemas.microsoft.com/office/drawing/2014/chartex" xmlns:cx1="http://schemas.microsoft.com/office/drawing/2015/9/8/chartex" xmlns:cx2="http://schemas.microsoft.com/office/drawing/2015/10/21/chartex" xmlns:cx3="http://schemas.microsoft.com/office/drawing/2016/5/9/chartex" xmlns:cx4="http://schemas.microsoft.com/office/drawing/2016/5/10/chartex" xmlns:cx5="http://schemas.microsoft.com/office/drawing/2016/5/11/chartex" xmlns:cx6="http://schemas.microsoft.com/office/drawing/2016/5/12/chartex" xmlns:cx7="http://schemas.microsoft.com/office/drawing/2016/5/13/chartex" xmlns:cx8="http://schemas.microsoft.com/office/drawing/2016/5/14/chartex" xmlns:mc="http://schemas.openxmlformats.org/markup-compatibility/2006" xmlns:aink="http://schemas.microsoft.com/office/drawing/2016/ink" xmlns:am3d="http://schemas.microsoft.com/office/drawing/2017/model3d" xmlns:o="urn:schemas-microsoft-com:office:office" xmlns:oel="http://schemas.microsoft.com/office/2019/extlst" xmlns:r="http://schemas.openxmlformats.org/officeDocument/2006/relationships" xmlns:m="http://schemas.openxmlformats.org/officeDocument/2006/math" xmlns:v="urn:schemas-microsoft-com:vml" xmlns:wp14="http://schemas.microsoft.com/office/word/2010/wordprocessingDrawing" xmlns:wp="http://schemas.openxmlformats.org/drawingml/2006/wordprocessingDrawing" xmlns:w10="urn:schemas-microsoft-com:office:word" xmlns:w="http://schemas.openxmlformats.org/wordprocessingml/2006/main" xmlns:w14="http://schemas.microsoft.com/office/word/2010/wordml" xmlns:w15="http://schemas.microsoft.com/office/word/2012/wordml" xmlns:w16cex="http://schemas.microsoft.com/office/word/2018/wordml/cex" xmlns:w16cid="http://schemas.microsoft.com/office/word/2016/wordml/cid" xmlns:w16="http://schemas.microsoft.com/office/word/2018/wordml" xmlns:w16du="http://schemas.microsoft.com/office/word/2023/wordml/word16du" xmlns:w16sdtdh="http://schemas.microsoft.com/office/word/2020/wordml/sdtdatahash" xmlns:w16sdtfl="http://schemas.microsoft.com/office/word/2024/wordml/sdtformatlock" xmlns:w16se="http://schemas.microsoft.com/office/word/2015/wordml/symex" xmlns:wpg="http://schemas.microsoft.com/office/word/2010/wordprocessingGroup" xmlns:wpi="http://schemas.microsoft.com/office/word/2010/wordprocessingInk" xmlns:wne="http://schemas.microsoft.com/office/word/2006/wordml" xmlns:wps="http://schemas.microsoft.com/office/word/2010/wordprocessingShape" mc:Ignorable="w14 w15 w16se w16cid w16 w16cex w16sdtdh w16sdtfl w16du wp14">
   <w:body>
+    <w:p>
+      <w:r>
+        <w:t>3. Industry and Technology Landscape Analysis</w:t>
+      </w:r>
+    </w:p>
+    <w:p>
+      <w:r>
+        <w:t>3.1 Current State Assessment: As-Is Analysis</w:t>
+      </w:r>
+    </w:p>
+    <w:p>
+      <w:r>
+        <w:t>Faz Australia has their flagship product Med</w:t>
+      </w:r>
+      <w:r>
+        <w:t>T</w:t>
+      </w:r>
+      <w:r>
+        <w:t>alk</w:t>
+      </w:r>
+      <w:r>
+        <w:t xml:space="preserve"> that </w:t>
+      </w:r>
+      <w:r>
+        <w:t xml:space="preserve">is an Artificial Intelligence </w:t>
+      </w:r>
+      <w:r>
+        <w:t xml:space="preserve">medical scribe that automates clinical documentation during </w:t>
+      </w:r>
+      <w:r>
+        <w:t xml:space="preserve">doctor and </w:t>
+      </w:r>
+      <w:r>
+        <w:t>patient</w:t>
+      </w:r>
+      <w:r>
+        <w:t xml:space="preserve"> consultation</w:t>
+      </w:r>
+      <w:r>
+        <w:t xml:space="preserve"> using an </w:t>
+      </w:r>
+      <w:r>
+        <w:t>ambient transcription</w:t>
+      </w:r>
+      <w:r>
+        <w:t xml:space="preserve">. </w:t>
+      </w:r>
+      <w:r>
+        <w:t xml:space="preserve">The </w:t>
+      </w:r>
+      <w:r>
+        <w:t xml:space="preserve">MedTalk </w:t>
+      </w:r>
+      <w:r>
+        <w:t>workflow automation generates the EMR (</w:t>
+      </w:r>
+      <w:r>
+        <w:t>electronic medical record</w:t>
+      </w:r>
+      <w:r>
+        <w:t>)</w:t>
+      </w:r>
+      <w:r>
+        <w:t xml:space="preserve"> ready reports that automatically updates the patient’s </w:t>
+      </w:r>
+      <w:r>
+        <w:t xml:space="preserve">record. </w:t>
+      </w:r>
+      <w:r>
+        <w:t>MedTalk is connec</w:t>
+      </w:r>
+      <w:r>
+        <w:t>ted to third-party software like Epic</w:t>
+      </w:r>
+      <w:r>
+        <w:t xml:space="preserve"> </w:t>
+      </w:r>
+      <w:r>
+        <w:t xml:space="preserve">and </w:t>
+      </w:r>
+      <w:r>
+        <w:t>Oracle Health Millennium</w:t>
+      </w:r>
+      <w:r>
+        <w:t xml:space="preserve"> </w:t>
+      </w:r>
+      <w:r>
+        <w:t xml:space="preserve">with </w:t>
+      </w:r>
+      <w:r>
+        <w:t>bidirectional feedback</w:t>
+      </w:r>
+      <w:r>
+        <w:t xml:space="preserve"> </w:t>
+      </w:r>
+      <w:r>
+        <w:t xml:space="preserve">by </w:t>
+      </w:r>
+      <w:r>
+        <w:t>EHR (electronic health record)</w:t>
+      </w:r>
+      <w:r>
+        <w:t xml:space="preserve"> </w:t>
+      </w:r>
+      <w:r>
+        <w:t>integration</w:t>
+      </w:r>
+      <w:r>
+        <w:t>.</w:t>
+      </w:r>
+      <w:r>
+        <w:t xml:space="preserve"> </w:t>
+      </w:r>
+      <w:r>
+        <w:t xml:space="preserve">The </w:t>
+      </w:r>
+      <w:r>
+        <w:t>EH</w:t>
+      </w:r>
+      <w:r>
+        <w:t>R integration enables Med</w:t>
+      </w:r>
+      <w:r>
+        <w:t>T</w:t>
+      </w:r>
+      <w:r>
+        <w:t xml:space="preserve">alk </w:t>
+      </w:r>
+      <w:r>
+        <w:t>to integrate</w:t>
+      </w:r>
+      <w:r>
+        <w:t xml:space="preserve"> with BPs (Best Practice like clinics or hospitals)</w:t>
+      </w:r>
+      <w:r>
+        <w:t xml:space="preserve">. </w:t>
+      </w:r>
+      <w:r>
+        <w:t xml:space="preserve">MedTalk is built </w:t>
+      </w:r>
+      <w:r>
+        <w:t>on</w:t>
+      </w:r>
+      <w:r>
+        <w:t xml:space="preserve"> strict data </w:t>
+      </w:r>
+      <w:r>
+        <w:t xml:space="preserve">sovereignty standards from various </w:t>
+      </w:r>
+      <w:r>
+        <w:t xml:space="preserve">frameworks like the ACSC Essential Eight, IRAP, HIPAA, </w:t>
+      </w:r>
+      <w:r>
+        <w:t>GDPR AND APP (Australian Privacy Principles)</w:t>
+      </w:r>
+      <w:r>
+        <w:t xml:space="preserve">. </w:t>
+      </w:r>
+      <w:r>
+        <w:t xml:space="preserve">Before the draft EMR </w:t>
+      </w:r>
+      <w:r>
+        <w:t xml:space="preserve">updates the patient’s record it is converted into structures formats </w:t>
+      </w:r>
+      <w:r>
+        <w:t xml:space="preserve">using Australian medical coding protocol SNOMED CT-AU </w:t>
+      </w:r>
+      <w:r>
+        <w:t>(</w:t>
+      </w:r>
+      <w:r>
+        <w:t>Systematized Nomenclature of Medicine – Clinical Terms – Australian Extension</w:t>
+      </w:r>
+      <w:r>
+        <w:t xml:space="preserve">) </w:t>
+      </w:r>
+      <w:r>
+        <w:t>and ICD-10-AM</w:t>
+      </w:r>
+      <w:r>
+        <w:t xml:space="preserve"> (</w:t>
+      </w:r>
+      <w:r>
+        <w:t>International Statistical Classification of Diseases and Related Health Problems, Tenth Revision, Australian Modification</w:t>
+      </w:r>
+      <w:r>
+        <w:t>)</w:t>
+      </w:r>
+      <w:r>
+        <w:t xml:space="preserve"> using FHIR </w:t>
+      </w:r>
+      <w:r>
+        <w:t>R5 framework</w:t>
+      </w:r>
+      <w:r>
+        <w:t xml:space="preserve"> </w:t>
+      </w:r>
+      <w:r>
+        <w:fldChar w:fldCharType="begin"/>
+      </w:r>
+      <w:r>
+        <w:instrText xml:space="preserve"> ADDIN EN.CITE &lt;EndNote&gt;&lt;Cite&gt;&lt;Author&gt;McBride&lt;/Author&gt;&lt;Year&gt;2012&lt;/Year&gt;&lt;RecNum&gt;5&lt;/RecNum&gt;&lt;DisplayText&gt;(McBride, Lawley et al. 2012)&lt;/DisplayText&gt;&lt;record&gt;&lt;rec-number&gt;5&lt;/rec-number&gt;&lt;foreign-keys&gt;&lt;key app="EN" db-id="x5dad5sfuzf5zoevwvk5v9fpez9svwtsr2pz" timestamp="1790683645"&gt;5&lt;/key&gt;&lt;/foreign-keys&gt;&lt;ref-type name="Conference Proceedings"&gt;10&lt;/ref-type&gt;&lt;contributors&gt;&lt;authors&gt;&lt;author&gt;McBride, Simon&lt;/author&gt;&lt;author&gt;Lawley, Michael&lt;/author&gt;&lt;author&gt;Leroux, Hugo&lt;/author&gt;&lt;author&gt;Gibson, Simon&lt;/author&gt;&lt;/authors&gt;&lt;/contributors&gt;&lt;titles&gt;&lt;title&gt;Using Australian medicines terminology (AMT) and SNOMED CT-AU to better support clinical research&lt;/title&gt;&lt;secondary-title&gt;HIC&lt;/secondary-title&gt;&lt;/titles&gt;&lt;pages&gt;144-149&lt;/pages&gt;&lt;dates&gt;&lt;year&gt;2012&lt;/year&gt;&lt;/dates&gt;&lt;urls&gt;&lt;/urls&gt;&lt;/record&gt;&lt;/Cite&gt;&lt;/EndNote&gt;</w:instrText>
+      </w:r>
+      <w:r>
+        <w:fldChar w:fldCharType="separate"/>
+      </w:r>
+      <w:r>
+        <w:rPr>
+          <w:noProof/>
+        </w:rPr>
+        <w:t>(McBride, Lawley et al. 2012)</w:t>
+      </w:r>
+      <w:r>
+        <w:fldChar w:fldCharType="end"/>
+      </w:r>
+      <w:r>
+        <w:t xml:space="preserve">. </w:t>
+      </w:r>
+      <w:r>
+        <w:t xml:space="preserve">FHIR R5 is </w:t>
+      </w:r>
+      <w:r>
+        <w:t>Fast Health Interoperability Resources the latest version which allow seamless integration to the EHR</w:t>
+      </w:r>
+      <w:r>
+        <w:t xml:space="preserve"> </w:t>
+      </w:r>
+      <w:r>
+        <w:fldChar w:fldCharType="begin"/>
+      </w:r>
+      <w:r>
+        <w:instrText xml:space="preserve"> ADDIN EN.CITE &lt;EndNote&gt;&lt;Cite&gt;&lt;Author&gt;Lee&lt;/Author&gt;&lt;Year&gt;2025&lt;/Year&gt;&lt;RecNum&gt;6&lt;/RecNum&gt;&lt;DisplayText&gt;(Lee, Mendoza et al. 2025)&lt;/DisplayText&gt;&lt;record&gt;&lt;rec-number&gt;6&lt;/rec-number&gt;&lt;foreign-keys&gt;&lt;key app="EN" db-id="x5dad5sfuzf5zoevwvk5v9fpez9svwtsr2pz" timestamp="1790684834"&gt;6&lt;/key&gt;&lt;/foreign-keys&gt;&lt;ref-type name="Journal Article"&gt;17&lt;/ref-type&gt;&lt;contributors&gt;&lt;authors&gt;&lt;author&gt;Lee, Preston&lt;/author&gt;&lt;author&gt;Mendoza, Daniel&lt;/author&gt;&lt;author&gt;Kaiser, Martha&lt;/author&gt;&lt;author&gt;Lott, Eric&lt;/author&gt;&lt;author&gt;Singh, Gagandeep&lt;/author&gt;&lt;author&gt;Grando, Adela&lt;/author&gt;&lt;/authors&gt;&lt;/contributors&gt;&lt;titles&gt;&lt;title&gt;FHIR granular sensitive data segmentation&lt;/title&gt;&lt;secondary-title&gt;Applied Clinical Informatics&lt;/secondary-title&gt;&lt;/titles&gt;&lt;periodical&gt;&lt;full-title&gt;Applied Clinical Informatics&lt;/full-title&gt;&lt;/periodical&gt;&lt;pages&gt;156-166&lt;/pages&gt;&lt;volume&gt;16&lt;/volume&gt;&lt;number&gt;01&lt;/number&gt;&lt;dates&gt;&lt;year&gt;2025&lt;/year&gt;&lt;/dates&gt;&lt;isbn&gt;1869-0327&lt;/isbn&gt;&lt;urls&gt;&lt;/urls&gt;&lt;/record&gt;&lt;/Cite&gt;&lt;/EndNote&gt;</w:instrText>
+      </w:r>
+      <w:r>
+        <w:fldChar w:fldCharType="separate"/>
+      </w:r>
+      <w:r>
+        <w:rPr>
+          <w:noProof/>
+        </w:rPr>
+        <w:t>(Lee, Mendoza et al. 2025)</w:t>
+      </w:r>
+      <w:r>
+        <w:fldChar w:fldCharType="end"/>
+      </w:r>
+      <w:r>
+        <w:t>.</w:t>
+      </w:r>
+      <w:r>
+        <w:t xml:space="preserve"> All this is done </w:t>
+      </w:r>
+      <w:r>
+        <w:t>using the MedTalk internal infrastructure</w:t>
+      </w:r>
+      <w:r>
+        <w:t xml:space="preserve">. </w:t>
+      </w:r>
+      <w:r>
+        <w:t xml:space="preserve">MedTalk </w:t>
+      </w:r>
+      <w:r>
+        <w:t xml:space="preserve">partners with </w:t>
+      </w:r>
+      <w:r>
+        <w:t xml:space="preserve">MediBetter BOSS (Billing Optimisation and Support </w:t>
+      </w:r>
+      <w:r>
+        <w:t>Software)</w:t>
+      </w:r>
+      <w:r>
+        <w:t xml:space="preserve"> to </w:t>
+      </w:r>
+      <w:r>
+        <w:t>map</w:t>
+      </w:r>
+      <w:r>
+        <w:t xml:space="preserve"> </w:t>
+      </w:r>
+      <w:r>
+        <w:t xml:space="preserve">the ICD-10-AM </w:t>
+      </w:r>
+      <w:r>
+        <w:t>format to</w:t>
+      </w:r>
+      <w:r>
+        <w:t xml:space="preserve"> Medicare Benefits Schedule</w:t>
+      </w:r>
+      <w:r>
+        <w:t xml:space="preserve"> </w:t>
+      </w:r>
+      <w:r>
+        <w:t>(MediBetter, 2026).</w:t>
+      </w:r>
+    </w:p>
+    <w:p>
+      <w:r>
+        <w:t>Faz Australia utilises various testi</w:t>
+      </w:r>
+      <w:r>
+        <w:t>ng tools</w:t>
+      </w:r>
+      <w:r>
+        <w:t xml:space="preserve">, frameworks and platforms </w:t>
+      </w:r>
+      <w:r>
+        <w:t>to test</w:t>
+      </w:r>
+      <w:r>
+        <w:t>, map and sy</w:t>
+      </w:r>
+      <w:r>
+        <w:t>n</w:t>
+      </w:r>
+      <w:r>
+        <w:t>chronise data to the external system format it is integrating with</w:t>
+      </w:r>
+      <w:r>
+        <w:t xml:space="preserve">. </w:t>
+      </w:r>
+      <w:r>
+        <w:t xml:space="preserve">For </w:t>
+      </w:r>
+      <w:r>
+        <w:t>data ex</w:t>
+      </w:r>
+      <w:r>
+        <w:t xml:space="preserve">change </w:t>
+      </w:r>
+      <w:r>
+        <w:t xml:space="preserve">integration, developers use SMART on FHIR </w:t>
+      </w:r>
+      <w:r>
+        <w:t xml:space="preserve">that ensures </w:t>
+      </w:r>
+      <w:r>
+        <w:t xml:space="preserve">that it can integrate with other BPs and adds a security </w:t>
+      </w:r>
+      <w:r>
+        <w:t xml:space="preserve">authorisation layer 0Auth2.0 </w:t>
+      </w:r>
+      <w:r>
+        <w:t>to secure logins and user permissions</w:t>
+      </w:r>
+      <w:r>
+        <w:t xml:space="preserve">. </w:t>
+      </w:r>
+      <w:r>
+        <w:t xml:space="preserve"> </w:t>
+      </w:r>
+      <w:r>
+        <w:t>Inferno AU core testing kits</w:t>
+      </w:r>
+      <w:r>
+        <w:t xml:space="preserve"> is used to test the mapping done internally by MedTalk to ensure correct mapping between </w:t>
+      </w:r>
+      <w:r>
+        <w:t xml:space="preserve">SNOMED CT-AU  and ICD-10-AM </w:t>
+      </w:r>
+      <w:r>
+        <w:fldChar w:fldCharType="begin"/>
+      </w:r>
+      <w:r>
+        <w:instrText xml:space="preserve"> ADDIN EN.CITE &lt;EndNote&gt;&lt;Cite&gt;&lt;Author&gt;Hornback&lt;/Author&gt;&lt;Year&gt;2025&lt;/Year&gt;&lt;RecNum&gt;4&lt;/RecNum&gt;&lt;DisplayText&gt;(Hornback, Marteau et al. 2025)&lt;/DisplayText&gt;&lt;record&gt;&lt;rec-number&gt;4&lt;/rec-number&gt;&lt;foreign-keys&gt;&lt;key app="EN" db-id="x5dad5sfuzf5zoevwvk5v9fpez9svwtsr2pz" timestamp="1790554514"&gt;4&lt;/key&gt;&lt;/foreign-keys&gt;&lt;ref-type name="Journal Article"&gt;17&lt;/ref-type&gt;&lt;contributors&gt;&lt;authors&gt;&lt;author&gt;Hornback, Andrew&lt;/author&gt;&lt;author&gt;Marteau, Benoit&lt;/author&gt;&lt;author&gt;Tan, Shaun QY&lt;/author&gt;&lt;author&gt;Kim, Kyungbeom&lt;/author&gt;&lt;author&gt;Patil, Oankar&lt;/author&gt;&lt;author&gt;Traynelis, Joshua&lt;/author&gt;&lt;author&gt;Zhu, Yuanda&lt;/author&gt;&lt;author&gt;Giuste, Felipe&lt;/author&gt;&lt;author&gt;Wang, May D&lt;/author&gt;&lt;/authors&gt;&lt;/contributors&gt;&lt;titles&gt;&lt;title&gt;FHIR in focus: enabling biomedical data harmonization for intelligent healthcare systems&lt;/title&gt;&lt;secondary-title&gt;IEEE Reviews in Biomedical Engineering&lt;/secondary-title&gt;&lt;/titles&gt;&lt;periodical&gt;&lt;full-title&gt;IEEE Reviews in Biomedical Engineering&lt;/full-title&gt;&lt;/periodical&gt;&lt;dates&gt;&lt;year&gt;2025&lt;/year&gt;&lt;/dates&gt;&lt;isbn&gt;1937-3333&lt;/isbn&gt;&lt;urls&gt;&lt;/urls&gt;&lt;/record&gt;&lt;/Cite&gt;&lt;/EndNote&gt;</w:instrText>
+      </w:r>
+      <w:r>
+        <w:fldChar w:fldCharType="separate"/>
+      </w:r>
+      <w:r>
+        <w:rPr>
+          <w:noProof/>
+        </w:rPr>
+        <w:t>(Hornback, Marteau et al. 2025)</w:t>
+      </w:r>
+      <w:r>
+        <w:fldChar w:fldCharType="end"/>
+      </w:r>
+      <w:r>
+        <w:t xml:space="preserve">, </w:t>
+      </w:r>
+      <w:r>
+        <w:t xml:space="preserve">The developing platform utilised by </w:t>
+      </w:r>
+      <w:r>
+        <w:t xml:space="preserve">Faz Australia is Epic sandbox that test </w:t>
+      </w:r>
+      <w:r>
+        <w:t>the integration (SMART on FHIR)</w:t>
+      </w:r>
+      <w:r>
+        <w:t xml:space="preserve"> </w:t>
+      </w:r>
+      <w:r>
+        <w:t xml:space="preserve">using synthetic data before </w:t>
+      </w:r>
+      <w:r>
+        <w:t>actual patient data exchange.</w:t>
+      </w:r>
+      <w:r>
+        <w:t xml:space="preserve"> </w:t>
+      </w:r>
+      <w:r>
+        <w:t xml:space="preserve"> Epic sandbox </w:t>
+      </w:r>
+      <w:r>
+        <w:t xml:space="preserve">is </w:t>
+      </w:r>
+      <w:r>
+        <w:t>a</w:t>
+      </w:r>
+      <w:r>
+        <w:t xml:space="preserve"> comprehensive test environment </w:t>
+      </w:r>
+      <w:r>
+        <w:t xml:space="preserve">and is costly to setup for commercial deployment. According to </w:t>
+      </w:r>
+      <w:r>
+        <w:t>Choudhary (2026),</w:t>
+      </w:r>
+      <w:r>
+        <w:t xml:space="preserve"> charging fees are categorised into three</w:t>
+      </w:r>
+      <w:r>
+        <w:t xml:space="preserve"> parts, namely connection hub fees </w:t>
+      </w:r>
+      <w:r>
+        <w:t xml:space="preserve">to load application approximately </w:t>
+      </w:r>
+      <w:r>
+        <w:t>USD$500</w:t>
+      </w:r>
+      <w:r>
+        <w:t xml:space="preserve">. </w:t>
+      </w:r>
+      <w:r>
+        <w:t>Vendor memberships services costs US$1 900</w:t>
+      </w:r>
+      <w:r>
+        <w:t xml:space="preserve"> and build labour ranging from USD$40</w:t>
+      </w:r>
+      <w:r>
+        <w:t>, 000 (</w:t>
+      </w:r>
+      <w:r>
+        <w:t>Choudhary</w:t>
+      </w:r>
+      <w:r>
+        <w:t xml:space="preserve">, </w:t>
+      </w:r>
+      <w:r>
+        <w:t>2026</w:t>
+      </w:r>
+      <w:r>
+        <w:t>)</w:t>
+      </w:r>
+      <w:r>
+        <w:t xml:space="preserve">. </w:t>
+      </w:r>
+      <w:r>
+        <w:t xml:space="preserve">Medtalk </w:t>
+      </w:r>
+      <w:r>
+        <w:t xml:space="preserve">partnership with MediBetter costs </w:t>
+      </w:r>
+      <w:r>
+        <w:t>is</w:t>
+      </w:r>
+      <w:r>
+        <w:t xml:space="preserve"> not publicly available but </w:t>
+      </w:r>
+      <w:r>
+        <w:t>MediBetter do charge up to AUSD$500</w:t>
+      </w:r>
+      <w:r>
+        <w:t xml:space="preserve"> flat fee (</w:t>
+      </w:r>
+      <w:r>
+        <w:t>MarkiTech.AI,</w:t>
+      </w:r>
+      <w:r>
+        <w:t xml:space="preserve"> </w:t>
+      </w:r>
+      <w:r>
+        <w:t>2025)</w:t>
+      </w:r>
+      <w:r>
+        <w:t>.</w:t>
+      </w:r>
+      <w:r>
+        <w:t xml:space="preserve"> </w:t>
+      </w:r>
+      <w:r>
+        <w:t>The major pai</w:t>
+      </w:r>
+      <w:r>
+        <w:t>n point for MedTalk is the</w:t>
+      </w:r>
+      <w:r>
+        <w:t xml:space="preserve"> upfront cost of the bidirectional </w:t>
+      </w:r>
+      <w:r>
+        <w:t xml:space="preserve">FHIR integration with Epic </w:t>
+      </w:r>
+      <w:r>
+        <w:t>and with</w:t>
+      </w:r>
+      <w:r>
+        <w:t xml:space="preserve"> </w:t>
+      </w:r>
+      <w:r>
+        <w:t>Oracle Health Millennium</w:t>
+      </w:r>
+      <w:r>
+        <w:t xml:space="preserve"> which costs between </w:t>
+      </w:r>
+      <w:r>
+        <w:t>AUSD$15</w:t>
+      </w:r>
+      <w:r>
+        <w:t xml:space="preserve"> </w:t>
+      </w:r>
+      <w:r>
+        <w:t>000</w:t>
+      </w:r>
+      <w:r>
+        <w:t xml:space="preserve"> and AUSD$60, 000</w:t>
+      </w:r>
+      <w:r>
+        <w:t xml:space="preserve"> </w:t>
+      </w:r>
+      <w:r>
+        <w:t>(</w:t>
+      </w:r>
+      <w:r>
+        <w:t>Software Finder</w:t>
+      </w:r>
+      <w:r>
+        <w:t>, 2026)</w:t>
+      </w:r>
+      <w:r>
+        <w:t xml:space="preserve">. </w:t>
+      </w:r>
+    </w:p>
+    <w:p>
+      <w:r>
+        <w:t xml:space="preserve">These sandbox integration and subscription </w:t>
+      </w:r>
+      <w:r>
+        <w:t xml:space="preserve">represent a major pain point for Faz Australia which limits its expansion across multiple countries. </w:t>
+      </w:r>
+      <w:r>
+        <w:t xml:space="preserve">Additionally, it </w:t>
+      </w:r>
+      <w:r>
+        <w:t>poses</w:t>
+      </w:r>
+      <w:r>
+        <w:t xml:space="preserve"> operational inefficiency due to lack of a safe reusable test </w:t>
+      </w:r>
+      <w:r>
+        <w:t xml:space="preserve">environment. The restricted access </w:t>
+      </w:r>
+      <w:r>
+        <w:t>to sandboxes slows continuous deployment and integration</w:t>
+      </w:r>
+      <w:r>
+        <w:t xml:space="preserve">. </w:t>
+      </w:r>
+      <w:r>
+        <w:t xml:space="preserve">Medtalk strong privacy and compliance requirements </w:t>
+      </w:r>
+      <w:r>
+        <w:t>reduce</w:t>
+      </w:r>
+      <w:r>
+        <w:t xml:space="preserve"> testing flexibility in testing live connections with external systems</w:t>
+      </w:r>
+      <w:r>
+        <w:t xml:space="preserve">. These limitations </w:t>
+      </w:r>
+      <w:r>
+        <w:t>pose high pain points for Faz Australia</w:t>
+      </w:r>
+      <w:r>
+        <w:t xml:space="preserve"> as it costs more to expand, delayed deployments and </w:t>
+      </w:r>
+      <w:r>
+        <w:t>non-compliance</w:t>
+      </w:r>
+      <w:r>
+        <w:t xml:space="preserve"> </w:t>
+      </w:r>
+      <w:r>
+        <w:t>result</w:t>
+      </w:r>
+      <w:r>
+        <w:t xml:space="preserve"> in legal penalties. </w:t>
+      </w:r>
+      <w:r>
+        <w:t xml:space="preserve">These limitations </w:t>
+      </w:r>
+      <w:r>
+        <w:t>affect</w:t>
+      </w:r>
+      <w:r>
+        <w:t xml:space="preserve"> the </w:t>
+      </w:r>
+      <w:proofErr w:type="gramStart"/>
+      <w:r>
+        <w:t>developers</w:t>
+      </w:r>
+      <w:proofErr w:type="gramEnd"/>
+      <w:r>
+        <w:t xml:space="preserve"> </w:t>
+      </w:r>
+      <w:r>
+        <w:t>efficiencies and releases</w:t>
+      </w:r>
+      <w:r>
+        <w:t xml:space="preserve">, which leads Faz Australia design this white label test harness to ensure developers have a </w:t>
+      </w:r>
+      <w:r>
+        <w:t xml:space="preserve">reusable, compliant </w:t>
+      </w:r>
+      <w:r>
+        <w:t>test harness</w:t>
+      </w:r>
+      <w:r>
+        <w:t xml:space="preserve">. </w:t>
+      </w:r>
+    </w:p>
+    <w:p>
+      <w:r>
+        <w:lastRenderedPageBreak/>
+        <w:t>3.2 Technology and Market Survey</w:t>
+      </w:r>
+    </w:p>
+    <w:p/>
+    <w:p>
+      <w:r>
+        <w:t xml:space="preserve"> </w:t>
+      </w:r>
+    </w:p>
+    <w:p/>
+    <w:p/>
+    <w:p/>
+    <w:p>
+      <w:r>
+        <w:t xml:space="preserve"> </w:t>
+      </w:r>
+    </w:p>
     <w:tbl>
       <w:tblPr>
         <w:tblW w:w="0" w:type="auto"/>
@@ -327,6 +977,9 @@
     </w:p>
     <w:p>
       <w:r>
+        <w:rPr>
+          <w:noProof/>
+        </w:rPr>
         <w:drawing>
           <wp:inline distT="0" distB="0" distL="0" distR="0" wp14:anchorId="3350E4E7" wp14:editId="64475201">
             <wp:extent cx="5731510" cy="1761490"/>
@@ -395,6 +1048,7 @@
     </w:p>
     <w:p>
       <w:r>
+        <w:lastRenderedPageBreak/>
         <w:t>FHIR Lab Sandbox</w:t>
       </w:r>
     </w:p>
@@ -445,6 +1099,96 @@
       <w:r>
         <w:t>.</w:t>
       </w:r>
+    </w:p>
+    <w:p>
+      <w:pPr>
+        <w:pStyle w:val="EndNoteBibliography"/>
+        <w:spacing w:after="0"/>
+        <w:ind w:left="720" w:hanging="720"/>
+      </w:pPr>
+      <w:r>
+        <w:tab/>
+      </w:r>
+    </w:p>
+    <w:p>
+      <w:pPr>
+        <w:pStyle w:val="EndNoteBibliography"/>
+      </w:pPr>
+      <w:r>
+        <w:t xml:space="preserve">Lee, P., et al. (2025). "FHIR granular sensitive data segmentation." </w:t>
+      </w:r>
+      <w:r>
+        <w:rPr>
+          <w:u w:val="single"/>
+        </w:rPr>
+        <w:t>Applied Clinical Informatics</w:t>
+      </w:r>
+      <w:r>
+        <w:t xml:space="preserve"> </w:t>
+      </w:r>
+      <w:r>
+        <w:rPr>
+          <w:b/>
+        </w:rPr>
+        <w:t>16</w:t>
+      </w:r>
+      <w:r>
+        <w:t>(01): 156–166.</w:t>
+      </w:r>
+    </w:p>
+    <w:p>
+      <w:pPr>
+        <w:pStyle w:val="EndNoteBibliography"/>
+        <w:spacing w:after="0"/>
+        <w:ind w:left="720" w:hanging="720"/>
+      </w:pPr>
+      <w:r>
+        <w:tab/>
+      </w:r>
+    </w:p>
+    <w:p>
+      <w:pPr>
+        <w:pStyle w:val="EndNoteBibliography"/>
+      </w:pPr>
+      <w:r>
+        <w:t xml:space="preserve">McBride, S., et al. (2012). </w:t>
+      </w:r>
+      <w:r>
+        <w:rPr>
+          <w:u w:val="single"/>
+        </w:rPr>
+        <w:t>Using Australian medicines terminology (AMT) and SNOMED CT-AU to better support clinical research</w:t>
+      </w:r>
+      <w:r>
+        <w:t>. HIC.</w:t>
+      </w:r>
+    </w:p>
+    <w:p>
+      <w:pPr>
+        <w:pStyle w:val="EndNoteBibliography"/>
+        <w:rPr>
+          <w:lang w:val="en-AU"/>
+        </w:rPr>
+      </w:pPr>
+      <w:r>
+        <w:rPr>
+          <w:i/>
+          <w:iCs/>
+          <w:lang w:val="en-AU"/>
+        </w:rPr>
+        <w:t>Software Finder</w:t>
+      </w:r>
+      <w:r>
+        <w:rPr>
+          <w:lang w:val="en-AU"/>
+        </w:rPr>
+        <w:t>. (2026, September 29). Software Finder. https://softwarefinder.com/emr-software/oracle-health</w:t>
+      </w:r>
+    </w:p>
+    <w:p>
+      <w:pPr>
+        <w:pStyle w:val="EndNoteBibliography"/>
+      </w:pPr>
     </w:p>
     <w:p>
       <w:pPr>

--- a/Assesment3.docx
+++ b/Assesment3.docx
@@ -606,15 +606,7 @@
         <w:t>affect</w:t>
       </w:r>
       <w:r>
-        <w:t xml:space="preserve"> the </w:t>
-      </w:r>
-      <w:proofErr w:type="gramStart"/>
-      <w:r>
-        <w:t>developers</w:t>
-      </w:r>
-      <w:proofErr w:type="gramEnd"/>
-      <w:r>
-        <w:t xml:space="preserve"> </w:t>
+        <w:t xml:space="preserve"> the developers </w:t>
       </w:r>
       <w:r>
         <w:t>efficiencies and releases</w:t>
@@ -638,6 +630,2063 @@
         <w:t>3.2 Technology and Market Survey</w:t>
       </w:r>
     </w:p>
+    <w:p>
+      <w:r>
+        <w:t xml:space="preserve">MedTalk </w:t>
+      </w:r>
+      <w:r>
+        <w:t xml:space="preserve">is an intelligent AI (Artificial Intelligence) </w:t>
+      </w:r>
+      <w:r>
+        <w:t xml:space="preserve">healthcare platform for clinical documentation and integration. </w:t>
+      </w:r>
+      <w:r>
+        <w:t>This health</w:t>
+      </w:r>
+      <w:r>
+        <w:t xml:space="preserve">-tech industry has strict highly regulated </w:t>
+      </w:r>
+      <w:r>
+        <w:t>by various laws, re</w:t>
+      </w:r>
+      <w:r>
+        <w:t xml:space="preserve">gulations and policy framework </w:t>
+      </w:r>
+      <w:r>
+        <w:t>designed</w:t>
+      </w:r>
+      <w:r>
+        <w:t xml:space="preserve"> to protect sensitive patient </w:t>
+      </w:r>
+      <w:r>
+        <w:t xml:space="preserve">information at rest and in transit. </w:t>
+      </w:r>
+      <w:r>
+        <w:t>Therefore,</w:t>
+      </w:r>
+      <w:r>
+        <w:t xml:space="preserve"> the main challenge </w:t>
+      </w:r>
+      <w:r>
+        <w:t xml:space="preserve">is not only generating accurate clinical notes but </w:t>
+      </w:r>
+      <w:r>
+        <w:t>protecting the</w:t>
+      </w:r>
+      <w:r>
+        <w:t xml:space="preserve"> data exchange and correct translation </w:t>
+      </w:r>
+      <w:r>
+        <w:t xml:space="preserve">to SNOMED CT-AU </w:t>
+      </w:r>
+      <w:r>
+        <w:t xml:space="preserve">and </w:t>
+      </w:r>
+      <w:r>
+        <w:t>ICD-10-AM</w:t>
+      </w:r>
+      <w:r>
+        <w:t>.</w:t>
+      </w:r>
+      <w:r>
+        <w:t xml:space="preserve"> This technology survey will focus on Australian relevant technologies and frameworks as in healthcare there are various </w:t>
+      </w:r>
+      <w:r>
+        <w:t xml:space="preserve">tools. </w:t>
+      </w:r>
+      <w:r>
+        <w:t xml:space="preserve">The tools and frameworks used are </w:t>
+      </w:r>
+      <w:r>
+        <w:t>Australian terminologies (SNOMED CT-AU, ICD-10-AM</w:t>
+      </w:r>
+      <w:r>
+        <w:t>, MBS</w:t>
+      </w:r>
+      <w:r>
+        <w:t>)</w:t>
+      </w:r>
+      <w:r>
+        <w:t>, HL7</w:t>
+      </w:r>
+      <w:r>
+        <w:t xml:space="preserve">, </w:t>
+      </w:r>
+      <w:r>
+        <w:t>FHIR,</w:t>
+      </w:r>
+      <w:r>
+        <w:t xml:space="preserve"> SMART on FHIR, </w:t>
+      </w:r>
+      <w:r>
+        <w:t>synthea</w:t>
+      </w:r>
+      <w:r>
+        <w:t xml:space="preserve"> and </w:t>
+      </w:r>
+      <w:r>
+        <w:t>Halo connect</w:t>
+      </w:r>
+      <w:r>
+        <w:t>.</w:t>
+      </w:r>
+    </w:p>
+    <w:p>
+      <w:r>
+        <w:t>Clinical terminology is essential</w:t>
+      </w:r>
+      <w:r>
+        <w:t xml:space="preserve"> </w:t>
+      </w:r>
+      <w:r>
+        <w:t>and Australia</w:t>
+      </w:r>
+      <w:r>
+        <w:t xml:space="preserve">n </w:t>
+      </w:r>
+      <w:r>
+        <w:t>extensions include SNOMED CT-AU</w:t>
+      </w:r>
+      <w:r>
+        <w:t xml:space="preserve"> and </w:t>
+      </w:r>
+      <w:r>
+        <w:t>ICD-10-AM</w:t>
+      </w:r>
+      <w:r>
+        <w:t>.</w:t>
+      </w:r>
+      <w:r>
+        <w:t xml:space="preserve"> </w:t>
+      </w:r>
+      <w:r>
+        <w:t>SNOMED CT-AU</w:t>
+      </w:r>
+      <w:r>
+        <w:t xml:space="preserve"> is an Australian extension of</w:t>
+      </w:r>
+      <w:r>
+        <w:t xml:space="preserve"> global </w:t>
+      </w:r>
+      <w:r>
+        <w:t xml:space="preserve"> </w:t>
+      </w:r>
+      <w:r>
+        <w:t>SNOMED CT</w:t>
+      </w:r>
+      <w:r>
+        <w:t xml:space="preserve">, that is a vocabulary of </w:t>
+      </w:r>
+      <w:r>
+        <w:t xml:space="preserve">medical terms tailored to the </w:t>
+      </w:r>
+      <w:r>
+        <w:t>Australian Medicines Terminology (AMT)</w:t>
+      </w:r>
+      <w:r>
+        <w:t xml:space="preserve"> </w:t>
+      </w:r>
+      <w:r>
+        <w:fldChar w:fldCharType="begin"/>
+      </w:r>
+      <w:r>
+        <w:instrText xml:space="preserve"> ADDIN EN.CITE &lt;EndNote&gt;&lt;Cite&gt;&lt;Author&gt;McBride&lt;/Author&gt;&lt;Year&gt;2012&lt;/Year&gt;&lt;RecNum&gt;5&lt;/RecNum&gt;&lt;DisplayText&gt;(McBride, Lawley et al. 2012)&lt;/DisplayText&gt;&lt;record&gt;&lt;rec-number&gt;5&lt;/rec-number&gt;&lt;foreign-keys&gt;&lt;key app="EN" db-id="x5dad5sfuzf5zoevwvk5v9fpez9svwtsr2pz" timestamp="1790683645"&gt;5&lt;/key&gt;&lt;/foreign-keys&gt;&lt;ref-type name="Conference Proceedings"&gt;10&lt;/ref-type&gt;&lt;contributors&gt;&lt;authors&gt;&lt;author&gt;McBride, Simon&lt;/author&gt;&lt;author&gt;Lawley, Michael&lt;/author&gt;&lt;author&gt;Leroux, Hugo&lt;/author&gt;&lt;author&gt;Gibson, Simon&lt;/author&gt;&lt;/authors&gt;&lt;/contributors&gt;&lt;titles&gt;&lt;title&gt;Using Australian medicines terminology (AMT) and SNOMED CT-AU to better support clinical research&lt;/title&gt;&lt;secondary-title&gt;HIC&lt;/secondary-title&gt;&lt;/titles&gt;&lt;pages&gt;144-149&lt;/pages&gt;&lt;dates&gt;&lt;year&gt;2012&lt;/year&gt;&lt;/dates&gt;&lt;urls&gt;&lt;/urls&gt;&lt;/record&gt;&lt;/Cite&gt;&lt;/EndNote&gt;</w:instrText>
+      </w:r>
+      <w:r>
+        <w:fldChar w:fldCharType="separate"/>
+      </w:r>
+      <w:r>
+        <w:rPr>
+          <w:noProof/>
+        </w:rPr>
+        <w:t>(McBride, Lawley et al. 2012)</w:t>
+      </w:r>
+      <w:r>
+        <w:fldChar w:fldCharType="end"/>
+      </w:r>
+      <w:r>
+        <w:t xml:space="preserve">. </w:t>
+      </w:r>
+      <w:r>
+        <w:t>SNOMED CT-AU</w:t>
+      </w:r>
+      <w:r>
+        <w:t xml:space="preserve"> </w:t>
+      </w:r>
+      <w:r>
+        <w:t xml:space="preserve">is sued to record detailed patient health information consistently </w:t>
+      </w:r>
+      <w:r>
+        <w:t>across Australian</w:t>
+      </w:r>
+      <w:r>
+        <w:t xml:space="preserve"> Healthcare Systems. </w:t>
+      </w:r>
+      <w:r>
+        <w:t xml:space="preserve">The patient information is organised into hierarchies </w:t>
+      </w:r>
+      <w:r>
+        <w:t>which include structures, proced</w:t>
+      </w:r>
+      <w:r>
+        <w:t xml:space="preserve">ures and clinical findings. The </w:t>
+      </w:r>
+      <w:r>
+        <w:t>SNOMED CT-AU</w:t>
+      </w:r>
+      <w:r>
+        <w:t xml:space="preserve"> coding is then mapped to </w:t>
+      </w:r>
+      <w:r>
+        <w:t>ICD-10-</w:t>
+      </w:r>
+      <w:r>
+        <w:t>AM which</w:t>
+      </w:r>
+      <w:r>
+        <w:t xml:space="preserve"> classify diseases and diagnosis </w:t>
+      </w:r>
+      <w:r>
+        <w:t xml:space="preserve">according to </w:t>
+      </w:r>
+      <w:r>
+        <w:t>Australian to</w:t>
+      </w:r>
+      <w:r>
+        <w:t xml:space="preserve"> Australia </w:t>
+      </w:r>
+      <w:r>
+        <w:t xml:space="preserve">for health tracking and billing purposes. </w:t>
+      </w:r>
+      <w:r>
+        <w:t xml:space="preserve">The ICD-10-AM is mapped to MBS Medicare benefits </w:t>
+      </w:r>
+      <w:r>
+        <w:t xml:space="preserve">and help finalise billing invoice for </w:t>
+      </w:r>
+      <w:r>
+        <w:t xml:space="preserve">patient. </w:t>
+      </w:r>
+      <w:r>
+        <w:t xml:space="preserve">These terminologies are open source and </w:t>
+      </w:r>
+      <w:r>
+        <w:t>are required to be encoded within patient records in order to validate them.</w:t>
+      </w:r>
+    </w:p>
+    <w:p>
+      <w:r>
+        <w:t xml:space="preserve">Patient data to be shared from one system to another it first needs to be structured to a format that each system </w:t>
+      </w:r>
+      <w:r>
+        <w:t xml:space="preserve">would be able to interpret. FHIR </w:t>
+      </w:r>
+      <w:r>
+        <w:t>(Fast Healthcare Interoperability Resources)</w:t>
+      </w:r>
+      <w:r>
+        <w:t xml:space="preserve"> </w:t>
+      </w:r>
+      <w:r>
+        <w:t xml:space="preserve">is the modern </w:t>
+      </w:r>
+      <w:r>
+        <w:t>standard</w:t>
+      </w:r>
+      <w:r>
+        <w:t xml:space="preserve"> </w:t>
+      </w:r>
+      <w:r>
+        <w:t>web-based</w:t>
+      </w:r>
+      <w:r>
+        <w:t xml:space="preserve"> technology used. </w:t>
+      </w:r>
+      <w:r>
+        <w:t xml:space="preserve">FHIR </w:t>
+      </w:r>
+      <w:r>
+        <w:t>is based on XML (extensible markup language)</w:t>
+      </w:r>
+      <w:r>
+        <w:t xml:space="preserve"> with an HTTP </w:t>
+      </w:r>
+      <w:r>
+        <w:t>based RESTful (representational state transfer)</w:t>
+      </w:r>
+      <w:r>
+        <w:t xml:space="preserve"> </w:t>
+      </w:r>
+      <w:r>
+        <w:t xml:space="preserve">protocol </w:t>
+      </w:r>
+      <w:r>
+        <w:t>(</w:t>
+      </w:r>
+      <w:r>
+        <w:t>Ayaz et al., 2021)</w:t>
+      </w:r>
+      <w:r>
+        <w:t xml:space="preserve">. </w:t>
+      </w:r>
+      <w:r>
+        <w:t xml:space="preserve">The </w:t>
+      </w:r>
+      <w:r>
+        <w:t>RESTful APIs (application programming interfaces)</w:t>
+      </w:r>
+      <w:r>
+        <w:t xml:space="preserve"> use HTTP operations to create resources</w:t>
+      </w:r>
+      <w:r>
+        <w:t xml:space="preserve">, </w:t>
+      </w:r>
+      <w:r>
+        <w:t>read</w:t>
+      </w:r>
+      <w:r>
+        <w:t xml:space="preserve"> and search enabling real time data exchange. </w:t>
+      </w:r>
+      <w:r>
+        <w:t xml:space="preserve">FHIR resources </w:t>
+      </w:r>
+      <w:r>
+        <w:t xml:space="preserve">are </w:t>
+      </w:r>
+      <w:r>
+        <w:t xml:space="preserve">building blocks structure that </w:t>
+      </w:r>
+      <w:r>
+        <w:t>includes</w:t>
+      </w:r>
+      <w:r>
+        <w:t xml:space="preserve"> patient ID, observations, </w:t>
+      </w:r>
+      <w:r>
+        <w:t>practi</w:t>
+      </w:r>
+      <w:r>
+        <w:t>ti</w:t>
+      </w:r>
+      <w:r>
+        <w:t>oner</w:t>
+      </w:r>
+      <w:r>
+        <w:t xml:space="preserve"> and condition. </w:t>
+      </w:r>
+      <w:r>
+        <w:t>The Australian Health Level Seven (HL7) perform the same function but is an older model</w:t>
+      </w:r>
+      <w:r>
+        <w:t>. Moreover, the HL7 is a registered trademark that cannot be used</w:t>
+      </w:r>
+      <w:r>
+        <w:t xml:space="preserve"> without permission while FHIR is an </w:t>
+      </w:r>
+      <w:r>
+        <w:t>open-source</w:t>
+      </w:r>
+      <w:r>
+        <w:t xml:space="preserve"> </w:t>
+      </w:r>
+      <w:r>
+        <w:t xml:space="preserve">standard. </w:t>
+      </w:r>
+    </w:p>
+    <w:p>
+      <w:r>
+        <w:t xml:space="preserve">As mentioned </w:t>
+      </w:r>
+      <w:r>
+        <w:t xml:space="preserve">in previous section MedTalk requires integration with BPs to allow </w:t>
+      </w:r>
+      <w:r>
+        <w:t>exchange of patient information</w:t>
+      </w:r>
+      <w:r>
+        <w:t xml:space="preserve">. MedTalk uses SMART on FHIR </w:t>
+      </w:r>
+      <w:r>
+        <w:t xml:space="preserve">framework that allow </w:t>
+      </w:r>
+      <w:r>
+        <w:t xml:space="preserve">systems to safely connect to BPs and share </w:t>
+      </w:r>
+      <w:r>
+        <w:t xml:space="preserve">EHR. </w:t>
+      </w:r>
+      <w:r>
+        <w:t xml:space="preserve"> The </w:t>
+      </w:r>
+      <w:r>
+        <w:t>SMART on FHIR</w:t>
+      </w:r>
+      <w:r>
+        <w:t xml:space="preserve"> </w:t>
+      </w:r>
+      <w:r>
+        <w:t xml:space="preserve">allow interoperability </w:t>
+      </w:r>
+      <w:r>
+        <w:t>assisting</w:t>
+      </w:r>
+      <w:r>
+        <w:t xml:space="preserve"> the receiving system to view the resources sent and transform to the receiving format. </w:t>
+      </w:r>
+      <w:r>
+        <w:t xml:space="preserve">It then also adds a security layer </w:t>
+      </w:r>
+      <w:r>
+        <w:t>OAuth 2.0</w:t>
+      </w:r>
+      <w:r>
+        <w:t xml:space="preserve"> that </w:t>
+      </w:r>
+      <w:r>
+        <w:t>authenticates user, authorise permission to use</w:t>
+      </w:r>
+      <w:r>
+        <w:t xml:space="preserve"> the resources. </w:t>
+      </w:r>
+      <w:r>
+        <w:t xml:space="preserve">Another tool </w:t>
+      </w:r>
+      <w:r>
+        <w:t xml:space="preserve">used is Halo Connect that connects local </w:t>
+      </w:r>
+      <w:r>
+        <w:t xml:space="preserve">medical practices to the </w:t>
+      </w:r>
+      <w:r>
+        <w:t>cloud-based</w:t>
+      </w:r>
+      <w:r>
+        <w:t xml:space="preserve"> software. </w:t>
+      </w:r>
+      <w:r>
+        <w:t xml:space="preserve">Halo connect has two components the Halo cloud and </w:t>
+      </w:r>
+      <w:r>
+        <w:t xml:space="preserve">Halo </w:t>
+      </w:r>
+      <w:r>
+        <w:t>link.</w:t>
+      </w:r>
+      <w:r>
+        <w:t xml:space="preserve"> Halo cloud is used to connect to local database and transform </w:t>
+      </w:r>
+      <w:r>
+        <w:t xml:space="preserve">SQL formats to FHIR resources transported to the external system using the Halo link. </w:t>
+      </w:r>
+      <w:r>
+        <w:t xml:space="preserve">Both integration methods </w:t>
+      </w:r>
+      <w:r>
+        <w:t>work but as per the test harness project Halo connect is most suited as the mock would</w:t>
+      </w:r>
+      <w:r>
+        <w:t xml:space="preserve"> be</w:t>
+      </w:r>
+      <w:r>
+        <w:t xml:space="preserve"> stored in the database</w:t>
+      </w:r>
+      <w:r>
+        <w:t>.</w:t>
+      </w:r>
+    </w:p>
+    <w:p>
+      <w:r>
+        <w:t xml:space="preserve">Synthetic patient data </w:t>
+      </w:r>
+      <w:r>
+        <w:t xml:space="preserve">is required to maintain compliance. </w:t>
+      </w:r>
+      <w:r>
+        <w:t xml:space="preserve">Synthea </w:t>
+      </w:r>
+      <w:r>
+        <w:t xml:space="preserve">is </w:t>
+      </w:r>
+      <w:r>
+        <w:t xml:space="preserve">the most credited </w:t>
+      </w:r>
+      <w:r>
+        <w:t xml:space="preserve">mock </w:t>
+      </w:r>
+      <w:r>
+        <w:t xml:space="preserve">patient generator </w:t>
+      </w:r>
+      <w:r>
+        <w:t xml:space="preserve">as it generates a complete </w:t>
+      </w:r>
+      <w:r>
+        <w:t>lifespan from birth to death of patient health records.</w:t>
+      </w:r>
+      <w:r>
+        <w:fldChar w:fldCharType="begin"/>
+      </w:r>
+      <w:r>
+        <w:instrText xml:space="preserve"> ADDIN EN.CITE &lt;EndNote&gt;&lt;Cite&gt;&lt;Author&gt;Walonoski&lt;/Author&gt;&lt;Year&gt;2022&lt;/Year&gt;&lt;RecNum&gt;10&lt;/RecNum&gt;&lt;DisplayText&gt;(Walonoski, Hall et al. 2022)&lt;/DisplayText&gt;&lt;record&gt;&lt;rec-number&gt;10&lt;/rec-number&gt;&lt;foreign-keys&gt;&lt;key app="EN" db-id="x5dad5sfuzf5zoevwvk5v9fpez9svwtsr2pz" timestamp="1790762798"&gt;10&lt;/key&gt;&lt;/foreign-keys&gt;&lt;ref-type name="Journal Article"&gt;17&lt;/ref-type&gt;&lt;contributors&gt;&lt;authors&gt;&lt;author&gt;Walonoski, Jason&lt;/author&gt;&lt;author&gt;Hall, Dylan&lt;/author&gt;&lt;author&gt;Bates, Karen M&lt;/author&gt;&lt;author&gt;Farris, M Heath&lt;/author&gt;&lt;author&gt;Dagher, Joseph&lt;/author&gt;&lt;author&gt;Downs, Matthew E&lt;/author&gt;&lt;author&gt;Sivek, Ryan T&lt;/author&gt;&lt;author&gt;Wellner, Ben&lt;/author&gt;&lt;author&gt;Gregorowicz, Andrew&lt;/author&gt;&lt;author&gt;Hadley, Marc&lt;/author&gt;&lt;/authors&gt;&lt;/contributors&gt;&lt;titles&gt;&lt;title&gt;The “coherent data set”: combining patient data and imaging in a comprehensive, synthetic health record&lt;/title&gt;&lt;secondary-title&gt;Electronics&lt;/secondary-title&gt;&lt;/titles&gt;&lt;periodical&gt;&lt;full-title&gt;Electronics&lt;/full-title&gt;&lt;/periodical&gt;&lt;pages&gt;1199&lt;/pages&gt;&lt;volume&gt;11&lt;/volume&gt;&lt;number&gt;8&lt;/number&gt;&lt;dates&gt;&lt;year&gt;2022&lt;/year&gt;&lt;/dates&gt;&lt;isbn&gt;2079-9292&lt;/isbn&gt;&lt;urls&gt;&lt;/urls&gt;&lt;/record&gt;&lt;/Cite&gt;&lt;/EndNote&gt;</w:instrText>
+      </w:r>
+      <w:r>
+        <w:fldChar w:fldCharType="separate"/>
+      </w:r>
+      <w:r>
+        <w:rPr>
+          <w:noProof/>
+        </w:rPr>
+        <w:t>(Walonoski, Hall et al. 2022)</w:t>
+      </w:r>
+      <w:r>
+        <w:fldChar w:fldCharType="end"/>
+      </w:r>
+      <w:r>
+        <w:t xml:space="preserve">. </w:t>
+      </w:r>
+      <w:r>
+        <w:t xml:space="preserve">It is an open source but </w:t>
+      </w:r>
+      <w:r>
+        <w:t xml:space="preserve">the synthetic data generated uses demographics from United States of American. It can be customised by adding </w:t>
+      </w:r>
+      <w:r>
+        <w:t xml:space="preserve">demographic files of the country </w:t>
+      </w:r>
+      <w:r>
+        <w:t xml:space="preserve">you would like for example Australia. </w:t>
+      </w:r>
+      <w:r>
+        <w:t xml:space="preserve">CSIRO customised Australian mock data for Queensland and the </w:t>
+      </w:r>
+      <w:r>
+        <w:t>mock patient data are available publicly</w:t>
+      </w:r>
+      <w:r>
+        <w:t xml:space="preserve"> </w:t>
+      </w:r>
+      <w:r>
+        <w:fldChar w:fldCharType="begin"/>
+      </w:r>
+      <w:r>
+        <w:instrText xml:space="preserve"> ADDIN EN.CITE &lt;EndNote&gt;&lt;Cite&gt;&lt;Author&gt;Diouf&lt;/Author&gt;&lt;Year&gt;2024&lt;/Year&gt;&lt;RecNum&gt;11&lt;/RecNum&gt;&lt;DisplayText&gt;(Diouf, Grimes et al. 2024)&lt;/DisplayText&gt;&lt;record&gt;&lt;rec-number&gt;11&lt;/rec-number&gt;&lt;foreign-keys&gt;&lt;key app="EN" db-id="x5dad5sfuzf5zoevwvk5v9fpez9svwtsr2pz" timestamp="1790764740"&gt;11&lt;/key&gt;&lt;/foreign-keys&gt;&lt;ref-type name="Conference Proceedings"&gt;10&lt;/ref-type&gt;&lt;contributors&gt;&lt;authors&gt;&lt;author&gt;Diouf, Ibrahima&lt;/author&gt;&lt;author&gt;Grimes, John&lt;/author&gt;&lt;author&gt;O’Brien, Mitchell J&lt;/author&gt;&lt;author&gt;Hassanzadeh, Hamed&lt;/author&gt;&lt;author&gt;Truran, Donna&lt;/author&gt;&lt;author&gt;Ngo, Hoa&lt;/author&gt;&lt;author&gt;Raniga, Parnesh&lt;/author&gt;&lt;author&gt;Lawley, Michael&lt;/author&gt;&lt;author&gt;Bauer, Denis C&lt;/author&gt;&lt;author&gt;Hansen, David&lt;/author&gt;&lt;/authors&gt;&lt;/contributors&gt;&lt;titles&gt;&lt;title&gt;An Approach for Generating Realistic Australian Synthetic Healthcare Data&lt;/title&gt;&lt;secondary-title&gt;MEDINFO 2023—The Future Is Accessible: Proceedings of the 19th World Congress on Medical and Health Informatics&lt;/secondary-title&gt;&lt;/titles&gt;&lt;pages&gt;820-824&lt;/pages&gt;&lt;dates&gt;&lt;year&gt;2024&lt;/year&gt;&lt;/dates&gt;&lt;publisher&gt;SAGE Publications 1 Oliver&amp;apos;s Yard, 55 City Road, London, EC1Y 1SP&lt;/publisher&gt;&lt;urls&gt;&lt;/urls&gt;&lt;/record&gt;&lt;/Cite&gt;&lt;/EndNote&gt;</w:instrText>
+      </w:r>
+      <w:r>
+        <w:fldChar w:fldCharType="separate"/>
+      </w:r>
+      <w:r>
+        <w:rPr>
+          <w:noProof/>
+        </w:rPr>
+        <w:t xml:space="preserve">(Diouf, Grimes et al. </w:t>
+      </w:r>
+      <w:r>
+        <w:rPr>
+          <w:noProof/>
+        </w:rPr>
+        <w:lastRenderedPageBreak/>
+        <w:t>2024)</w:t>
+      </w:r>
+      <w:r>
+        <w:fldChar w:fldCharType="end"/>
+      </w:r>
+      <w:r>
+        <w:t xml:space="preserve">. </w:t>
+      </w:r>
+      <w:r>
+        <w:t xml:space="preserve">The </w:t>
+      </w:r>
+      <w:r>
+        <w:t xml:space="preserve">test harness will leverage the Australian synthetic data </w:t>
+      </w:r>
+      <w:r>
+        <w:t>as some tools requires real patient data to create synthetic data.</w:t>
+      </w:r>
+    </w:p>
+    <w:p/>
+    <w:p>
+      <w:r>
+        <w:t xml:space="preserve">Above summaries the Australian frameworks, </w:t>
+      </w:r>
+      <w:r>
+        <w:t xml:space="preserve">tools and standards required to </w:t>
+      </w:r>
+      <w:r>
+        <w:t xml:space="preserve">mimic a </w:t>
+      </w:r>
+      <w:r>
+        <w:t xml:space="preserve">healthcare system. </w:t>
+      </w:r>
+      <w:r>
+        <w:t xml:space="preserve">The main gap is developing a test harness that </w:t>
+      </w:r>
+      <w:r>
+        <w:t>leverages</w:t>
+      </w:r>
+      <w:r>
+        <w:t xml:space="preserve"> the </w:t>
+      </w:r>
+      <w:r>
+        <w:t>standards which define how data should be exchanged, integration</w:t>
+      </w:r>
+      <w:r>
+        <w:t>, authentication and terminology define how meaning should be coded</w:t>
+      </w:r>
+      <w:r>
+        <w:t>.</w:t>
+      </w:r>
+      <w:r>
+        <w:t xml:space="preserve"> The</w:t>
+      </w:r>
+      <w:r>
+        <w:t xml:space="preserve">n perform tests to validate </w:t>
+      </w:r>
+      <w:r>
+        <w:t>integration</w:t>
+      </w:r>
+      <w:r>
+        <w:t>, terminology</w:t>
+      </w:r>
+      <w:r>
+        <w:t xml:space="preserve"> and mapping</w:t>
+      </w:r>
+      <w:r>
+        <w:t xml:space="preserve"> to ensure that </w:t>
+      </w:r>
+      <w:r>
+        <w:t>data being exchanged is accurate and complete.</w:t>
+      </w:r>
+    </w:p>
+    <w:p>
+      <w:r>
+        <w:t>3.3 Comparative Analysis of Existing Solutions</w:t>
+      </w:r>
+    </w:p>
+    <w:p>
+      <w:r>
+        <w:t xml:space="preserve">The table </w:t>
+      </w:r>
+      <w:r>
+        <w:t>below compares existing sandbox</w:t>
+      </w:r>
+      <w:r>
+        <w:t xml:space="preserve"> that </w:t>
+      </w:r>
+      <w:r>
+        <w:t xml:space="preserve">provide </w:t>
+      </w:r>
+      <w:r>
+        <w:t>valuable environment to test interoperabilit</w:t>
+      </w:r>
+      <w:r>
+        <w:t xml:space="preserve">y of the health care systems. </w:t>
+      </w:r>
+      <w:r>
+        <w:t>SMART Health IT Sandbox</w:t>
+      </w:r>
+      <w:r>
+        <w:t xml:space="preserve"> on</w:t>
+      </w:r>
+      <w:r>
+        <w:t>ly focuses on validating the security layer of the EHR exchange</w:t>
+      </w:r>
+      <w:r>
+        <w:t xml:space="preserve"> between systems </w:t>
+      </w:r>
+      <w:r>
+        <w:t xml:space="preserve">while </w:t>
+      </w:r>
+      <w:r>
+        <w:t>Epic on Epic App Orchard</w:t>
+      </w:r>
+      <w:r>
+        <w:t xml:space="preserve"> is comprehensive and requires the application to be load on </w:t>
+      </w:r>
+      <w:r>
+        <w:t>and expe</w:t>
+      </w:r>
+      <w:r>
+        <w:t xml:space="preserve">nsive upfront cost. </w:t>
+      </w:r>
+      <w:r>
+        <w:t>MediRecords Developer Sandbox</w:t>
+      </w:r>
+      <w:r>
+        <w:t xml:space="preserve"> </w:t>
+      </w:r>
+      <w:r>
+        <w:t>provide deve</w:t>
+      </w:r>
+      <w:r>
+        <w:t xml:space="preserve">loping environment and </w:t>
+      </w:r>
+      <w:r>
+        <w:t>only perform integration with MediRecords resources not any external systems.</w:t>
+      </w:r>
+      <w:r>
+        <w:t xml:space="preserve"> </w:t>
+      </w:r>
+      <w:r>
+        <w:t>Synapxe HealthX innovation sandbox</w:t>
+      </w:r>
+      <w:r>
+        <w:t xml:space="preserve"> </w:t>
+      </w:r>
+      <w:r>
+        <w:t>main limitation is that its supports Singapore</w:t>
+      </w:r>
+      <w:r>
+        <w:t xml:space="preserve"> healthcare instead of Australian.</w:t>
+      </w:r>
+      <w:r>
+        <w:t xml:space="preserve"> Inferno Test Kit AU Core </w:t>
+      </w:r>
+      <w:r>
+        <w:t xml:space="preserve">only validates </w:t>
+      </w:r>
+      <w:r>
+        <w:t>mapping.</w:t>
+      </w:r>
+      <w:r>
+        <w:t xml:space="preserve"> The proposed Test harness would </w:t>
+      </w:r>
+      <w:r>
+        <w:t>be an independent platform that can integrate with any systems</w:t>
+      </w:r>
+      <w:r>
+        <w:t>, v</w:t>
+      </w:r>
+      <w:r>
+        <w:t xml:space="preserve">alidates mapping, </w:t>
+      </w:r>
+      <w:r>
+        <w:t>terminology, integration and other edge cases</w:t>
+      </w:r>
+      <w:r>
+        <w:t>.</w:t>
+      </w:r>
+    </w:p>
+    <w:p>
+      <w:r>
+        <w:t xml:space="preserve">Table </w:t>
+      </w:r>
+      <w:r>
+        <w:t>3</w:t>
+      </w:r>
+      <w:r>
+        <w:t>.3 Comparative analysis of existing solutions</w:t>
+      </w:r>
+    </w:p>
+    <w:tbl>
+      <w:tblPr>
+        <w:tblStyle w:val="TableGrid"/>
+        <w:tblW w:w="0" w:type="auto"/>
+        <w:tblLook w:val="04A0" w:firstRow="1" w:lastRow="0" w:firstColumn="1" w:lastColumn="0" w:noHBand="0" w:noVBand="1"/>
+      </w:tblPr>
+      <w:tblGrid>
+        <w:gridCol w:w="1462"/>
+        <w:gridCol w:w="1759"/>
+        <w:gridCol w:w="1407"/>
+        <w:gridCol w:w="1895"/>
+        <w:gridCol w:w="2493"/>
+      </w:tblGrid>
+      <w:tr>
+        <w:tc>
+          <w:tcPr>
+            <w:tcW w:w="1462" w:type="dxa"/>
+          </w:tcPr>
+          <w:p>
+            <w:pPr>
+              <w:textAlignment w:val="baseline"/>
+              <w:rPr>
+                <w:color w:val="000000"/>
+              </w:rPr>
+            </w:pPr>
+            <w:r>
+              <w:rPr>
+                <w:color w:val="000000"/>
+              </w:rPr>
+              <w:t>Technology</w:t>
+            </w:r>
+          </w:p>
+        </w:tc>
+        <w:tc>
+          <w:tcPr>
+            <w:tcW w:w="1759" w:type="dxa"/>
+          </w:tcPr>
+          <w:p>
+            <w:pPr>
+              <w:textAlignment w:val="baseline"/>
+              <w:rPr>
+                <w:color w:val="000000"/>
+              </w:rPr>
+            </w:pPr>
+            <w:r>
+              <w:rPr>
+                <w:color w:val="000000"/>
+              </w:rPr>
+              <w:t>Core Functionality</w:t>
+            </w:r>
+          </w:p>
+        </w:tc>
+        <w:tc>
+          <w:tcPr>
+            <w:tcW w:w="1407" w:type="dxa"/>
+          </w:tcPr>
+          <w:p>
+            <w:pPr>
+              <w:textAlignment w:val="baseline"/>
+              <w:rPr>
+                <w:color w:val="000000"/>
+              </w:rPr>
+            </w:pPr>
+            <w:r>
+              <w:rPr>
+                <w:color w:val="000000"/>
+              </w:rPr>
+              <w:t>Deployment Model</w:t>
+            </w:r>
+          </w:p>
+        </w:tc>
+        <w:tc>
+          <w:tcPr>
+            <w:tcW w:w="1895" w:type="dxa"/>
+          </w:tcPr>
+          <w:p>
+            <w:pPr>
+              <w:textAlignment w:val="baseline"/>
+              <w:rPr>
+                <w:color w:val="000000"/>
+              </w:rPr>
+            </w:pPr>
+            <w:r>
+              <w:rPr>
+                <w:color w:val="000000"/>
+              </w:rPr>
+              <w:t>Limitations</w:t>
+            </w:r>
+          </w:p>
+        </w:tc>
+        <w:tc>
+          <w:tcPr>
+            <w:tcW w:w="2493" w:type="dxa"/>
+          </w:tcPr>
+          <w:p>
+            <w:pPr>
+              <w:textAlignment w:val="baseline"/>
+              <w:rPr>
+                <w:color w:val="000000"/>
+              </w:rPr>
+            </w:pPr>
+            <w:r>
+              <w:rPr>
+                <w:color w:val="000000"/>
+              </w:rPr>
+              <w:t>Relevance to project</w:t>
+            </w:r>
+          </w:p>
+        </w:tc>
+      </w:tr>
+      <w:tr>
+        <w:tc>
+          <w:tcPr>
+            <w:tcW w:w="1462" w:type="dxa"/>
+          </w:tcPr>
+          <w:p>
+            <w:pPr>
+              <w:textAlignment w:val="baseline"/>
+              <w:rPr>
+                <w:color w:val="000000"/>
+              </w:rPr>
+            </w:pPr>
+            <w:r>
+              <w:rPr>
+                <w:color w:val="000000"/>
+              </w:rPr>
+              <w:t>SMART Health IT Sandbox</w:t>
+            </w:r>
+          </w:p>
+        </w:tc>
+        <w:tc>
+          <w:tcPr>
+            <w:tcW w:w="1759" w:type="dxa"/>
+          </w:tcPr>
+          <w:p>
+            <w:pPr>
+              <w:textAlignment w:val="baseline"/>
+              <w:rPr>
+                <w:color w:val="000000"/>
+              </w:rPr>
+            </w:pPr>
+            <w:r>
+              <w:rPr>
+                <w:color w:val="000000"/>
+              </w:rPr>
+              <w:t>Provides simulated EHR environ for testing HL7 FHIR APIs and OAuth 2.0 authentication and patient data exchange</w:t>
+            </w:r>
+            <w:r>
+              <w:rPr>
+                <w:color w:val="000000"/>
+              </w:rPr>
+              <w:t xml:space="preserve"> (SMART on FHIR, n.d.)</w:t>
+            </w:r>
+            <w:r>
+              <w:rPr>
+                <w:color w:val="000000"/>
+              </w:rPr>
+              <w:t>.</w:t>
+            </w:r>
+          </w:p>
+        </w:tc>
+        <w:tc>
+          <w:tcPr>
+            <w:tcW w:w="1407" w:type="dxa"/>
+          </w:tcPr>
+          <w:p>
+            <w:pPr>
+              <w:textAlignment w:val="baseline"/>
+              <w:rPr>
+                <w:color w:val="000000"/>
+              </w:rPr>
+            </w:pPr>
+            <w:r>
+              <w:rPr>
+                <w:color w:val="000000"/>
+              </w:rPr>
+              <w:t xml:space="preserve">Cloud based sandbox </w:t>
+            </w:r>
+          </w:p>
+        </w:tc>
+        <w:tc>
+          <w:tcPr>
+            <w:tcW w:w="1895" w:type="dxa"/>
+          </w:tcPr>
+          <w:p>
+            <w:pPr>
+              <w:textAlignment w:val="baseline"/>
+              <w:rPr>
+                <w:color w:val="000000"/>
+              </w:rPr>
+            </w:pPr>
+            <w:r>
+              <w:rPr>
+                <w:color w:val="000000"/>
+              </w:rPr>
+              <w:t>Testing in the sandbox does not guarantee compatibility with HER implementation</w:t>
+            </w:r>
+          </w:p>
+        </w:tc>
+        <w:tc>
+          <w:tcPr>
+            <w:tcW w:w="2493" w:type="dxa"/>
+          </w:tcPr>
+          <w:p>
+            <w:pPr>
+              <w:textAlignment w:val="baseline"/>
+              <w:rPr>
+                <w:color w:val="000000"/>
+              </w:rPr>
+            </w:pPr>
+            <w:r>
+              <w:rPr>
+                <w:color w:val="000000"/>
+              </w:rPr>
+              <w:t>Partly relevant test FHIR interoperability and SMART on FHIR.</w:t>
+            </w:r>
+          </w:p>
+        </w:tc>
+      </w:tr>
+      <w:tr>
+        <w:tc>
+          <w:tcPr>
+            <w:tcW w:w="1462" w:type="dxa"/>
+          </w:tcPr>
+          <w:p>
+            <w:pPr>
+              <w:textAlignment w:val="baseline"/>
+              <w:rPr>
+                <w:color w:val="000000"/>
+              </w:rPr>
+            </w:pPr>
+            <w:r>
+              <w:rPr>
+                <w:color w:val="000000"/>
+              </w:rPr>
+              <w:t>Epic on Epic App Orchard</w:t>
+            </w:r>
+          </w:p>
+        </w:tc>
+        <w:tc>
+          <w:tcPr>
+            <w:tcW w:w="1759" w:type="dxa"/>
+          </w:tcPr>
+          <w:p>
+            <w:pPr>
+              <w:textAlignment w:val="baseline"/>
+              <w:rPr>
+                <w:color w:val="000000"/>
+              </w:rPr>
+            </w:pPr>
+            <w:r>
+              <w:rPr>
+                <w:color w:val="000000"/>
+              </w:rPr>
+              <w:t>D</w:t>
+            </w:r>
+            <w:r>
+              <w:rPr>
+                <w:color w:val="000000"/>
+              </w:rPr>
+              <w:t>eveloper ecosystem for building and distributing applications that integrate with Epic EHR. Provides APIs based on </w:t>
+            </w:r>
+            <w:r>
+              <w:rPr>
+                <w:color w:val="000000"/>
+              </w:rPr>
+              <w:t>HL7</w:t>
+            </w:r>
+            <w:r>
+              <w:rPr>
+                <w:b/>
+                <w:bCs/>
+                <w:color w:val="000000"/>
+              </w:rPr>
+              <w:t xml:space="preserve"> </w:t>
+            </w:r>
+            <w:r>
+              <w:rPr>
+                <w:color w:val="000000"/>
+              </w:rPr>
+              <w:t>FHIR</w:t>
+            </w:r>
+            <w:r>
+              <w:rPr>
+                <w:color w:val="000000"/>
+              </w:rPr>
+              <w:t xml:space="preserve">, testing environments, documentation and integration </w:t>
+            </w:r>
+            <w:r>
+              <w:rPr>
+                <w:color w:val="000000"/>
+              </w:rPr>
+              <w:lastRenderedPageBreak/>
+              <w:t>capabilities</w:t>
+            </w:r>
+            <w:r>
+              <w:rPr>
+                <w:color w:val="000000"/>
+              </w:rPr>
+              <w:t xml:space="preserve"> </w:t>
+            </w:r>
+            <w:r>
+              <w:rPr>
+                <w:color w:val="000000"/>
+              </w:rPr>
+              <w:t>(Bonami Software, 2026)</w:t>
+            </w:r>
+            <w:r>
+              <w:rPr>
+                <w:color w:val="000000"/>
+              </w:rPr>
+              <w:t>.</w:t>
+            </w:r>
+          </w:p>
+        </w:tc>
+        <w:tc>
+          <w:tcPr>
+            <w:tcW w:w="1407" w:type="dxa"/>
+          </w:tcPr>
+          <w:p>
+            <w:pPr>
+              <w:textAlignment w:val="baseline"/>
+              <w:rPr>
+                <w:color w:val="000000"/>
+              </w:rPr>
+            </w:pPr>
+            <w:r>
+              <w:rPr>
+                <w:color w:val="000000"/>
+              </w:rPr>
+              <w:lastRenderedPageBreak/>
+              <w:t>Cloud/EHR integrated</w:t>
+            </w:r>
+          </w:p>
+        </w:tc>
+        <w:tc>
+          <w:tcPr>
+            <w:tcW w:w="1895" w:type="dxa"/>
+          </w:tcPr>
+          <w:p>
+            <w:pPr>
+              <w:rPr>
+                <w:b/>
+                <w:bCs/>
+              </w:rPr>
+            </w:pPr>
+            <w:r>
+              <w:t>Integration can involve </w:t>
+            </w:r>
+            <w:r>
+              <w:rPr>
+                <w:rStyle w:val="Strong"/>
+                <w:b w:val="0"/>
+                <w:bCs w:val="0"/>
+              </w:rPr>
+              <w:t>significant development, certification and commercial costs</w:t>
+            </w:r>
+            <w:r>
+              <w:rPr>
+                <w:b/>
+                <w:bCs/>
+              </w:rPr>
+              <w:t>.</w:t>
+            </w:r>
+          </w:p>
+          <w:p>
+            <w:pPr>
+              <w:rPr>
+                <w:lang w:eastAsia="en-AU"/>
+              </w:rPr>
+            </w:pPr>
+            <w:r>
+              <w:t>Access is to production data and APIs is restricted.</w:t>
+            </w:r>
+          </w:p>
+          <w:p>
+            <w:pPr>
+              <w:textAlignment w:val="baseline"/>
+              <w:rPr>
+                <w:color w:val="000000"/>
+              </w:rPr>
+            </w:pPr>
+          </w:p>
+        </w:tc>
+        <w:tc>
+          <w:tcPr>
+            <w:tcW w:w="2493" w:type="dxa"/>
+          </w:tcPr>
+          <w:p>
+            <w:pPr>
+              <w:textAlignment w:val="baseline"/>
+              <w:rPr>
+                <w:color w:val="000000"/>
+              </w:rPr>
+            </w:pPr>
+            <w:r>
+              <w:rPr>
+                <w:color w:val="000000"/>
+              </w:rPr>
+              <w:t>Relevant but does not validate the terminology.</w:t>
+            </w:r>
+          </w:p>
+        </w:tc>
+      </w:tr>
+      <w:tr>
+        <w:tc>
+          <w:tcPr>
+            <w:tcW w:w="1462" w:type="dxa"/>
+          </w:tcPr>
+          <w:p>
+            <w:pPr>
+              <w:textAlignment w:val="baseline"/>
+              <w:rPr>
+                <w:color w:val="000000"/>
+              </w:rPr>
+            </w:pPr>
+            <w:r>
+              <w:rPr>
+                <w:color w:val="000000"/>
+              </w:rPr>
+              <w:t>MediRecords Developer Sandbox</w:t>
+            </w:r>
+          </w:p>
+        </w:tc>
+        <w:tc>
+          <w:tcPr>
+            <w:tcW w:w="1759" w:type="dxa"/>
+          </w:tcPr>
+          <w:p>
+            <w:pPr>
+              <w:textAlignment w:val="baseline"/>
+              <w:rPr>
+                <w:color w:val="000000"/>
+              </w:rPr>
+            </w:pPr>
+            <w:r>
+              <w:rPr>
+                <w:color w:val="000000"/>
+              </w:rPr>
+              <w:t>Provides developers with an environment to test applications and integrations with MediRecords</w:t>
+            </w:r>
+            <w:r>
+              <w:rPr>
+                <w:color w:val="000000"/>
+              </w:rPr>
+              <w:t xml:space="preserve"> </w:t>
+            </w:r>
+            <w:r>
+              <w:rPr>
+                <w:color w:val="000000"/>
+              </w:rPr>
+              <w:t>(MediRecords Connect, 2026</w:t>
+            </w:r>
+            <w:r>
+              <w:rPr>
+                <w:i/>
+                <w:iCs/>
+                <w:color w:val="000000"/>
+              </w:rPr>
+              <w:t>)</w:t>
+            </w:r>
+          </w:p>
+        </w:tc>
+        <w:tc>
+          <w:tcPr>
+            <w:tcW w:w="1407" w:type="dxa"/>
+          </w:tcPr>
+          <w:p>
+            <w:pPr>
+              <w:textAlignment w:val="baseline"/>
+              <w:rPr>
+                <w:color w:val="000000"/>
+              </w:rPr>
+            </w:pPr>
+            <w:r>
+              <w:rPr>
+                <w:color w:val="000000"/>
+              </w:rPr>
+              <w:t>Cloud based developer sandbox</w:t>
+            </w:r>
+          </w:p>
+        </w:tc>
+        <w:tc>
+          <w:tcPr>
+            <w:tcW w:w="1895" w:type="dxa"/>
+          </w:tcPr>
+          <w:p>
+            <w:pPr>
+              <w:textAlignment w:val="baseline"/>
+              <w:rPr>
+                <w:color w:val="000000"/>
+              </w:rPr>
+            </w:pPr>
+            <w:r>
+              <w:rPr>
+                <w:color w:val="000000"/>
+              </w:rPr>
+              <w:t>Sandbox data and functionality may differ from the production environment. </w:t>
+            </w:r>
+          </w:p>
+        </w:tc>
+        <w:tc>
+          <w:tcPr>
+            <w:tcW w:w="2493" w:type="dxa"/>
+          </w:tcPr>
+          <w:p>
+            <w:pPr>
+              <w:textAlignment w:val="baseline"/>
+              <w:rPr>
+                <w:color w:val="000000"/>
+              </w:rPr>
+            </w:pPr>
+            <w:r>
+              <w:rPr>
+                <w:color w:val="000000"/>
+              </w:rPr>
+              <w:t>Moderately Relevant but does not validate the terminology.</w:t>
+            </w:r>
+          </w:p>
+        </w:tc>
+      </w:tr>
+      <w:tr>
+        <w:tc>
+          <w:tcPr>
+            <w:tcW w:w="1462" w:type="dxa"/>
+          </w:tcPr>
+          <w:p>
+            <w:pPr>
+              <w:textAlignment w:val="baseline"/>
+              <w:rPr>
+                <w:color w:val="000000"/>
+              </w:rPr>
+            </w:pPr>
+            <w:r>
+              <w:rPr>
+                <w:color w:val="000000"/>
+              </w:rPr>
+              <w:t>AU Core Inferno Test Kit</w:t>
+            </w:r>
+          </w:p>
+        </w:tc>
+        <w:tc>
+          <w:tcPr>
+            <w:tcW w:w="1759" w:type="dxa"/>
+          </w:tcPr>
+          <w:p>
+            <w:pPr>
+              <w:textAlignment w:val="baseline"/>
+              <w:rPr>
+                <w:color w:val="000000"/>
+              </w:rPr>
+            </w:pPr>
+            <w:r>
+              <w:rPr>
+                <w:color w:val="000000"/>
+              </w:rPr>
+              <w:t>Is</w:t>
+            </w:r>
+            <w:r>
+              <w:rPr>
+                <w:color w:val="000000"/>
+              </w:rPr>
+              <w:t xml:space="preserve"> a web-based testing tool used to validate</w:t>
+            </w:r>
+            <w:r>
+              <w:rPr>
+                <w:color w:val="000000"/>
+              </w:rPr>
+              <w:t xml:space="preserve"> FHIR’s </w:t>
+            </w:r>
+            <w:r>
+              <w:rPr>
+                <w:color w:val="000000"/>
+              </w:rPr>
+              <w:t xml:space="preserve">server API endpoints, </w:t>
+            </w:r>
+            <w:r>
+              <w:rPr>
+                <w:color w:val="000000"/>
+              </w:rPr>
+              <w:t>Australian core profile (SNOMED CT-AU)</w:t>
+            </w:r>
+            <w:r>
+              <w:rPr>
+                <w:color w:val="000000"/>
+              </w:rPr>
+              <w:fldChar w:fldCharType="begin"/>
+            </w:r>
+            <w:r>
+              <w:rPr>
+                <w:color w:val="000000"/>
+              </w:rPr>
+              <w:instrText xml:space="preserve"> ADDIN EN.CITE &lt;EndNote&gt;&lt;Cite&gt;&lt;Author&gt;Hornback&lt;/Author&gt;&lt;Year&gt;2025&lt;/Year&gt;&lt;RecNum&gt;12&lt;/RecNum&gt;&lt;DisplayText&gt;(Hornback, Marteau et al. 2025)&lt;/DisplayText&gt;&lt;record&gt;&lt;rec-number&gt;12&lt;/rec-number&gt;&lt;foreign-keys&gt;&lt;key app="EN" db-id="x5dad5sfuzf5zoevwvk5v9fpez9svwtsr2pz" timestamp="1790768702"&gt;12&lt;/key&gt;&lt;/foreign-keys&gt;&lt;ref-type name="Journal Article"&gt;17&lt;/ref-type&gt;&lt;contributors&gt;&lt;authors&gt;&lt;author&gt;Hornback, Andrew&lt;/author&gt;&lt;author&gt;Marteau, Benoit&lt;/author&gt;&lt;author&gt;Tan, Shaun QY&lt;/author&gt;&lt;author&gt;Kim, Kyungbeom&lt;/author&gt;&lt;author&gt;Patil, Oankar&lt;/author&gt;&lt;author&gt;Traynelis, Joshua&lt;/author&gt;&lt;author&gt;Zhu, Yuanda&lt;/author&gt;&lt;author&gt;Giuste, Felipe&lt;/author&gt;&lt;author&gt;Wang, May D&lt;/author&gt;&lt;/authors&gt;&lt;/contributors&gt;&lt;titles&gt;&lt;title&gt;FHIR in focus: enabling biomedical data harmonization for intelligent healthcare systems&lt;/title&gt;&lt;secondary-title&gt;IEEE Reviews in Biomedical Engineering&lt;/secondary-title&gt;&lt;/titles&gt;&lt;periodical&gt;&lt;full-title&gt;IEEE Reviews in Biomedical Engineering&lt;/full-title&gt;&lt;/periodical&gt;&lt;dates&gt;&lt;year&gt;2025&lt;/year&gt;&lt;/dates&gt;&lt;isbn&gt;1937-3333&lt;/isbn&gt;&lt;urls&gt;&lt;/urls&gt;&lt;/record&gt;&lt;/Cite&gt;&lt;/EndNote&gt;</w:instrText>
+            </w:r>
+            <w:r>
+              <w:rPr>
+                <w:color w:val="000000"/>
+              </w:rPr>
+              <w:fldChar w:fldCharType="separate"/>
+            </w:r>
+            <w:r>
+              <w:rPr>
+                <w:noProof/>
+                <w:color w:val="000000"/>
+              </w:rPr>
+              <w:t>(Hornback, Marteau et al. 2025)</w:t>
+            </w:r>
+            <w:r>
+              <w:rPr>
+                <w:color w:val="000000"/>
+              </w:rPr>
+              <w:fldChar w:fldCharType="end"/>
+            </w:r>
+          </w:p>
+        </w:tc>
+        <w:tc>
+          <w:tcPr>
+            <w:tcW w:w="1407" w:type="dxa"/>
+          </w:tcPr>
+          <w:p>
+            <w:pPr>
+              <w:textAlignment w:val="baseline"/>
+              <w:rPr>
+                <w:color w:val="000000"/>
+              </w:rPr>
+            </w:pPr>
+            <w:r>
+              <w:rPr>
+                <w:color w:val="000000"/>
+              </w:rPr>
+              <w:t>Web- based</w:t>
+            </w:r>
+          </w:p>
+        </w:tc>
+        <w:tc>
+          <w:tcPr>
+            <w:tcW w:w="1895" w:type="dxa"/>
+          </w:tcPr>
+          <w:p>
+            <w:pPr>
+              <w:textAlignment w:val="baseline"/>
+              <w:rPr>
+                <w:color w:val="000000"/>
+              </w:rPr>
+            </w:pPr>
+            <w:r>
+              <w:rPr>
+                <w:color w:val="000000"/>
+              </w:rPr>
+              <w:t>Only validates</w:t>
+            </w:r>
+            <w:r>
+              <w:rPr>
+                <w:color w:val="000000"/>
+              </w:rPr>
+              <w:t xml:space="preserve"> server endpoint to Australian </w:t>
+            </w:r>
+            <w:r>
+              <w:rPr>
+                <w:color w:val="000000"/>
+              </w:rPr>
+              <w:t>standards and Australian Core profiles.</w:t>
+            </w:r>
+          </w:p>
+        </w:tc>
+        <w:tc>
+          <w:tcPr>
+            <w:tcW w:w="2493" w:type="dxa"/>
+          </w:tcPr>
+          <w:p>
+            <w:pPr>
+              <w:textAlignment w:val="baseline"/>
+              <w:rPr>
+                <w:color w:val="000000"/>
+              </w:rPr>
+            </w:pPr>
+            <w:r>
+              <w:rPr>
+                <w:color w:val="000000"/>
+              </w:rPr>
+              <w:t>Relev</w:t>
+            </w:r>
+            <w:r>
+              <w:rPr>
+                <w:color w:val="000000"/>
+              </w:rPr>
+              <w:t xml:space="preserve">ant but </w:t>
+            </w:r>
+            <w:r>
+              <w:rPr>
+                <w:color w:val="000000"/>
+              </w:rPr>
+              <w:t>does not test</w:t>
+            </w:r>
+            <w:r>
+              <w:rPr>
+                <w:color w:val="000000"/>
+              </w:rPr>
+              <w:t xml:space="preserve"> integration</w:t>
+            </w:r>
+            <w:r>
+              <w:rPr>
+                <w:color w:val="000000"/>
+              </w:rPr>
+              <w:t>.</w:t>
+            </w:r>
+          </w:p>
+        </w:tc>
+      </w:tr>
+      <w:tr>
+        <w:tc>
+          <w:tcPr>
+            <w:tcW w:w="1462" w:type="dxa"/>
+          </w:tcPr>
+          <w:p>
+            <w:pPr>
+              <w:textAlignment w:val="baseline"/>
+              <w:rPr>
+                <w:color w:val="000000"/>
+              </w:rPr>
+            </w:pPr>
+            <w:r>
+              <w:rPr>
+                <w:color w:val="000000"/>
+              </w:rPr>
+              <w:t xml:space="preserve">Synapxe HealthX innovation </w:t>
+            </w:r>
+            <w:r>
+              <w:rPr>
+                <w:color w:val="000000"/>
+              </w:rPr>
+              <w:t>sandbox</w:t>
+            </w:r>
+          </w:p>
+        </w:tc>
+        <w:tc>
+          <w:tcPr>
+            <w:tcW w:w="1759" w:type="dxa"/>
+          </w:tcPr>
+          <w:p>
+            <w:pPr>
+              <w:textAlignment w:val="baseline"/>
+              <w:rPr>
+                <w:color w:val="000000"/>
+              </w:rPr>
+            </w:pPr>
+            <w:r>
+              <w:rPr>
+                <w:color w:val="000000"/>
+              </w:rPr>
+              <w:t>Provides an innovation and experimentation environment for healthcare technologies, supporting testing, prototyping and validation of digital health solutions and interoperability concepts within a healthcare ecosystem</w:t>
+            </w:r>
+            <w:r>
+              <w:rPr>
+                <w:color w:val="000000"/>
+              </w:rPr>
+              <w:t xml:space="preserve"> (</w:t>
+            </w:r>
+            <w:r>
+              <w:rPr>
+                <w:color w:val="000000"/>
+              </w:rPr>
+              <w:t>Synapxe</w:t>
+            </w:r>
+            <w:r>
+              <w:rPr>
+                <w:color w:val="000000"/>
+              </w:rPr>
+              <w:t>, 2023)</w:t>
+            </w:r>
+          </w:p>
+        </w:tc>
+        <w:tc>
+          <w:tcPr>
+            <w:tcW w:w="1407" w:type="dxa"/>
+          </w:tcPr>
+          <w:p>
+            <w:pPr>
+              <w:textAlignment w:val="baseline"/>
+              <w:rPr>
+                <w:color w:val="000000"/>
+              </w:rPr>
+            </w:pPr>
+            <w:r>
+              <w:rPr>
+                <w:color w:val="000000"/>
+              </w:rPr>
+              <w:t>Innovation sandbox/ testing environment</w:t>
+            </w:r>
+          </w:p>
+        </w:tc>
+        <w:tc>
+          <w:tcPr>
+            <w:tcW w:w="1895" w:type="dxa"/>
+          </w:tcPr>
+          <w:p>
+            <w:pPr>
+              <w:textAlignment w:val="baseline"/>
+              <w:rPr>
+                <w:color w:val="000000"/>
+              </w:rPr>
+            </w:pPr>
+            <w:r>
+              <w:rPr>
+                <w:color w:val="000000"/>
+              </w:rPr>
+              <w:t>Primarily focused on Singapore’s healthcare ecosystem different from Australian.</w:t>
+            </w:r>
+          </w:p>
+        </w:tc>
+        <w:tc>
+          <w:tcPr>
+            <w:tcW w:w="2493" w:type="dxa"/>
+          </w:tcPr>
+          <w:p>
+            <w:pPr>
+              <w:textAlignment w:val="baseline"/>
+              <w:rPr>
+                <w:color w:val="000000"/>
+              </w:rPr>
+            </w:pPr>
+            <w:r>
+              <w:rPr>
+                <w:color w:val="000000"/>
+              </w:rPr>
+              <w:t>Moderately relevant as a reference model for testing healthcare technologies</w:t>
+            </w:r>
+          </w:p>
+        </w:tc>
+      </w:tr>
+    </w:tbl>
+    <w:p/>
+    <w:p/>
+    <w:p>
+      <w:r>
+        <w:t xml:space="preserve"> </w:t>
+      </w:r>
+      <w:r>
+        <w:t>3.4 Gap Analysis: As-Is to To-Be</w:t>
+      </w:r>
+    </w:p>
+    <w:p>
+      <w:r>
+        <w:t xml:space="preserve">The </w:t>
+      </w:r>
+      <w:r>
+        <w:t xml:space="preserve">main </w:t>
+      </w:r>
+      <w:r>
+        <w:t>chall</w:t>
+      </w:r>
+      <w:r>
+        <w:t xml:space="preserve">enge the </w:t>
+      </w:r>
+      <w:r>
+        <w:t xml:space="preserve">test harness </w:t>
+      </w:r>
+      <w:r>
+        <w:t xml:space="preserve">would address </w:t>
+      </w:r>
+      <w:r>
+        <w:t xml:space="preserve">is </w:t>
+      </w:r>
+      <w:r>
+        <w:t xml:space="preserve">having </w:t>
+      </w:r>
+      <w:r>
+        <w:t xml:space="preserve">a reusable full synthetic test environment </w:t>
+      </w:r>
+      <w:r>
+        <w:t xml:space="preserve">fully </w:t>
+      </w:r>
+      <w:r>
+        <w:t xml:space="preserve">accessible </w:t>
+      </w:r>
+      <w:r>
+        <w:t>to developers</w:t>
+      </w:r>
+      <w:r>
+        <w:t xml:space="preserve">. Currently Faz Australia reply on various partners </w:t>
+      </w:r>
+      <w:r>
+        <w:t xml:space="preserve">which </w:t>
+      </w:r>
+      <w:r>
+        <w:t>is costly, have restricted access</w:t>
+      </w:r>
+      <w:r>
+        <w:t xml:space="preserve"> and delay updates</w:t>
+      </w:r>
+      <w:r>
+        <w:t xml:space="preserve">. This solution closes this gap and creates an independent platform </w:t>
+      </w:r>
+      <w:r>
+        <w:t>that can be utilised by various systems.</w:t>
+      </w:r>
+    </w:p>
+    <w:p>
+      <w:r>
+        <w:lastRenderedPageBreak/>
+        <w:t xml:space="preserve">The second gap </w:t>
+      </w:r>
+      <w:r>
+        <w:t xml:space="preserve">manual clinical notes verification as to </w:t>
+      </w:r>
+      <w:r>
+        <w:t xml:space="preserve">validated encoded clinical notes generated by MedTalk. </w:t>
+      </w:r>
+      <w:r>
+        <w:t xml:space="preserve">Currently </w:t>
+      </w:r>
+      <w:r>
+        <w:t xml:space="preserve">Medtalk </w:t>
+      </w:r>
+      <w:r>
+        <w:t>supports</w:t>
+      </w:r>
+      <w:r>
+        <w:t xml:space="preserve"> structured </w:t>
+      </w:r>
+      <w:r>
+        <w:t>output</w:t>
+      </w:r>
+      <w:r>
+        <w:t xml:space="preserve"> that encode the clinical notes using SNOMED CT-AU</w:t>
+      </w:r>
+      <w:r>
+        <w:t xml:space="preserve">. </w:t>
+      </w:r>
+      <w:r>
+        <w:t xml:space="preserve">There are not published </w:t>
+      </w:r>
+      <w:r>
+        <w:t xml:space="preserve">mechanisms that claim that MedTalk can verify </w:t>
+      </w:r>
+      <w:r>
+        <w:t xml:space="preserve">and detect semantics that are mismatched or dropped when data is exchanged. The proposed dataset will close this gap </w:t>
+      </w:r>
+      <w:r>
+        <w:t xml:space="preserve">by validating </w:t>
+      </w:r>
+      <w:r>
+        <w:t>the completeness of the data being exchanged.</w:t>
+      </w:r>
+    </w:p>
+    <w:p>
+      <w:r>
+        <w:t xml:space="preserve">The third gap is endpoint API connectivity </w:t>
+      </w:r>
+      <w:r>
+        <w:t xml:space="preserve">as to standard aligned </w:t>
+      </w:r>
+      <w:r>
+        <w:t xml:space="preserve">true </w:t>
+      </w:r>
+      <w:r>
+        <w:t xml:space="preserve">interoperability. A BP system can </w:t>
+      </w:r>
+      <w:r>
+        <w:t>receive or send data but ignore or fail to meet Australia</w:t>
+      </w:r>
+      <w:r>
+        <w:t xml:space="preserve">n standards like </w:t>
+      </w:r>
+      <w:r>
+        <w:t>SNOMED CT-AU</w:t>
+      </w:r>
+      <w:r>
+        <w:t xml:space="preserve"> or </w:t>
+      </w:r>
+      <w:r>
+        <w:t>FHIR or ICD-10-AM</w:t>
+      </w:r>
+      <w:r>
+        <w:t xml:space="preserve">. This can cause a critical clinical risk </w:t>
+      </w:r>
+      <w:r>
+        <w:t>like rejecte</w:t>
+      </w:r>
+      <w:r>
+        <w:t>d messages, incorrect information shared and administrative</w:t>
+      </w:r>
+      <w:r>
+        <w:t xml:space="preserve"> failures.</w:t>
+      </w:r>
+      <w:r>
+        <w:t xml:space="preserve"> The proposed test harness </w:t>
+      </w:r>
+      <w:r>
+        <w:t xml:space="preserve">tackles </w:t>
+      </w:r>
+      <w:r>
+        <w:t xml:space="preserve">this challenge by validating what MedTalk sends and receives </w:t>
+      </w:r>
+      <w:r>
+        <w:t xml:space="preserve">implementing the Australian standards making integration </w:t>
+      </w:r>
+      <w:r>
+        <w:t>behaviour testable and reusable.</w:t>
+      </w:r>
+    </w:p>
+    <w:p>
+      <w:r>
+        <w:t xml:space="preserve">The fourth gap </w:t>
+      </w:r>
+      <w:r>
+        <w:t xml:space="preserve">is sunny day testing </w:t>
+      </w:r>
+      <w:r>
+        <w:t>as to re</w:t>
+      </w:r>
+      <w:r>
+        <w:t xml:space="preserve">silient testing. </w:t>
+      </w:r>
+      <w:r>
+        <w:t xml:space="preserve"> </w:t>
+      </w:r>
+      <w:r>
+        <w:t xml:space="preserve">In </w:t>
+      </w:r>
+      <w:r>
+        <w:t>day-to-day</w:t>
+      </w:r>
+      <w:r>
+        <w:t xml:space="preserve"> </w:t>
+      </w:r>
+      <w:r>
+        <w:t>integration</w:t>
+      </w:r>
+      <w:r>
+        <w:t xml:space="preserve">s fail because of delays, malformed payload, </w:t>
+      </w:r>
+      <w:r>
+        <w:t>dropped connections</w:t>
+      </w:r>
+      <w:r>
+        <w:t xml:space="preserve"> and other edge cases. </w:t>
+      </w:r>
+      <w:r>
+        <w:t>Before deployment of</w:t>
+      </w:r>
+      <w:r>
+        <w:t xml:space="preserve"> new releases of MedTalk</w:t>
+      </w:r>
+      <w:r>
+        <w:t xml:space="preserve"> </w:t>
+      </w:r>
+      <w:r>
+        <w:t xml:space="preserve">all </w:t>
+      </w:r>
+      <w:r>
+        <w:t xml:space="preserve">failure conditions should be tested </w:t>
+      </w:r>
+      <w:r>
+        <w:t xml:space="preserve">otherwise it would behave unpredictably </w:t>
+      </w:r>
+      <w:r>
+        <w:t xml:space="preserve">when connected to external systems. </w:t>
+      </w:r>
+      <w:r>
+        <w:t xml:space="preserve">The proposed test harness would provide a testing environment </w:t>
+      </w:r>
+      <w:r>
+        <w:t xml:space="preserve">that </w:t>
+      </w:r>
+      <w:r>
+        <w:t>completes</w:t>
+      </w:r>
+      <w:r>
+        <w:t xml:space="preserve"> repeatable </w:t>
+      </w:r>
+      <w:r>
+        <w:t xml:space="preserve">robust </w:t>
+      </w:r>
+      <w:r>
+        <w:t>error simulations</w:t>
+      </w:r>
+      <w:r>
+        <w:t xml:space="preserve"> </w:t>
+      </w:r>
+      <w:r>
+        <w:t>like slow, bad data and connection loss.</w:t>
+      </w:r>
+    </w:p>
+    <w:p>
+      <w:r>
+        <w:t>The final gap is fragm</w:t>
+      </w:r>
+      <w:r>
+        <w:t>ented tooling as to single validat</w:t>
+      </w:r>
+      <w:r>
+        <w:t xml:space="preserve">ion </w:t>
+      </w:r>
+      <w:r>
+        <w:t xml:space="preserve">workflow </w:t>
+      </w:r>
+      <w:r>
+        <w:t>that validates terminology mapping</w:t>
+      </w:r>
+      <w:r>
+        <w:t xml:space="preserve">, integration and bad connection. </w:t>
+      </w:r>
+      <w:r>
+        <w:t xml:space="preserve">The unified controlled environment </w:t>
+      </w:r>
+      <w:r>
+        <w:t xml:space="preserve">would reduce fragmented testing complexity and </w:t>
+      </w:r>
+      <w:r>
+        <w:t xml:space="preserve">reduce inconsistent validation processes. </w:t>
+      </w:r>
+      <w:r>
+        <w:t xml:space="preserve">The proposed test harness closes this gap through merging </w:t>
+      </w:r>
+      <w:r>
+        <w:t>all the standards and validate them through automated testing.</w:t>
+      </w:r>
+    </w:p>
+    <w:p>
+      <w:pPr>
+        <w:spacing w:beforeAutospacing="1" w:afterAutospacing="1"/>
+        <w:textAlignment w:val="baseline"/>
+      </w:pPr>
+      <w:r>
+        <w:t>3.5 Justification of Proposed Solution </w:t>
+      </w:r>
+    </w:p>
+    <w:p>
+      <w:r>
+        <w:t xml:space="preserve">Faz Australia </w:t>
+      </w:r>
+      <w:r>
+        <w:t xml:space="preserve">Medtalk mappings </w:t>
+      </w:r>
+      <w:r>
+        <w:t xml:space="preserve">from </w:t>
+      </w:r>
+      <w:r>
+        <w:t xml:space="preserve">SNOMED CT-AU to ICD-10-AM </w:t>
+      </w:r>
+      <w:r>
+        <w:t xml:space="preserve">and Australian profiles </w:t>
+      </w:r>
+      <w:r>
+        <w:t>are currently being validated by external too</w:t>
+      </w:r>
+      <w:r>
+        <w:t>l</w:t>
+      </w:r>
+      <w:r>
+        <w:t xml:space="preserve"> AU Core Inf</w:t>
+      </w:r>
+      <w:r>
+        <w:t>erno Testing kit</w:t>
+      </w:r>
+      <w:r>
+        <w:t xml:space="preserve">. </w:t>
+      </w:r>
+      <w:r>
+        <w:t>This testing kit</w:t>
+      </w:r>
+      <w:r>
+        <w:t xml:space="preserve"> does not provide a </w:t>
+      </w:r>
+      <w:r>
+        <w:t>repeatable</w:t>
+      </w:r>
+      <w:r>
+        <w:t xml:space="preserve"> </w:t>
+      </w:r>
+      <w:r>
+        <w:t xml:space="preserve">complete end to end </w:t>
+      </w:r>
+      <w:r>
+        <w:t>ass</w:t>
+      </w:r>
+      <w:r>
+        <w:t>urance process</w:t>
+      </w:r>
+      <w:r>
+        <w:t xml:space="preserve"> of FHIR </w:t>
+      </w:r>
+      <w:r>
+        <w:t>interoperability</w:t>
+      </w:r>
+      <w:r>
+        <w:t xml:space="preserve"> and coding translation across real </w:t>
+      </w:r>
+      <w:r>
+        <w:t>integration</w:t>
+      </w:r>
+      <w:r>
+        <w:t xml:space="preserve"> configuration before production. </w:t>
+      </w:r>
+      <w:r>
+        <w:t>As</w:t>
+      </w:r>
+      <w:r>
+        <w:t xml:space="preserve"> Medtalk evolves,</w:t>
+      </w:r>
+      <w:r>
+        <w:t xml:space="preserve"> developers st</w:t>
+      </w:r>
+      <w:r>
+        <w:t xml:space="preserve">ill rely on manual review of FHIR payloads </w:t>
+      </w:r>
+      <w:r>
+        <w:t xml:space="preserve">in testing environments. </w:t>
+      </w:r>
+      <w:r>
+        <w:t>This introduces clinical risks like malf</w:t>
+      </w:r>
+      <w:r>
+        <w:t>ormed payloads, incorrect connector updates</w:t>
+      </w:r>
+      <w:r>
+        <w:t xml:space="preserve"> and </w:t>
+      </w:r>
+      <w:r>
+        <w:t xml:space="preserve">compliance risk </w:t>
+      </w:r>
+      <w:r>
+        <w:t>due to limited</w:t>
+      </w:r>
+      <w:r>
+        <w:t xml:space="preserve"> evidence that mappings and failure -handling remain correct overtime. </w:t>
+      </w:r>
+      <w:r>
+        <w:t>Therefore,</w:t>
+      </w:r>
+      <w:r>
+        <w:t xml:space="preserve"> the proposed </w:t>
+      </w:r>
+      <w:r>
+        <w:t xml:space="preserve">Test harness builds on existing AU Core </w:t>
+      </w:r>
+      <w:r>
+        <w:t xml:space="preserve">standards with a fully synthetic </w:t>
+      </w:r>
+      <w:r>
+        <w:t>isolated FHIR test</w:t>
+      </w:r>
+      <w:r>
+        <w:t xml:space="preserve">ing environment. </w:t>
+      </w:r>
+      <w:r>
+        <w:t>It enables safe reusable validation of integration behaviour</w:t>
+      </w:r>
+      <w:r>
+        <w:t>, payload integrity, terminology mapping</w:t>
+      </w:r>
+      <w:r>
+        <w:t xml:space="preserve"> and </w:t>
+      </w:r>
+      <w:r>
+        <w:t xml:space="preserve">simulated </w:t>
+      </w:r>
+      <w:r>
+        <w:t xml:space="preserve">failure modes. </w:t>
+      </w:r>
+      <w:r>
+        <w:t xml:space="preserve">This project </w:t>
+      </w:r>
+      <w:r>
+        <w:t>strengthens Me</w:t>
+      </w:r>
+      <w:r>
+        <w:t>d</w:t>
+      </w:r>
+      <w:r>
+        <w:t xml:space="preserve">Talk’s cybersecurity </w:t>
+      </w:r>
+      <w:r>
+        <w:t xml:space="preserve">posture and operational </w:t>
+      </w:r>
+      <w:r>
+        <w:t>efficiency</w:t>
+      </w:r>
+      <w:r>
+        <w:t xml:space="preserve"> </w:t>
+      </w:r>
+      <w:r>
+        <w:t xml:space="preserve">by providing a reusable </w:t>
+      </w:r>
+      <w:r>
+        <w:t xml:space="preserve">testing </w:t>
+      </w:r>
+      <w:r>
+        <w:t>environment that</w:t>
+      </w:r>
+      <w:r>
+        <w:t xml:space="preserve"> reduce slow deployments, </w:t>
+      </w:r>
+      <w:r>
+        <w:t>defects</w:t>
+      </w:r>
+      <w:r>
+        <w:t xml:space="preserve">, privacy breaches and coding </w:t>
+      </w:r>
+      <w:r>
+        <w:t>noncompliance</w:t>
+      </w:r>
+      <w:r>
+        <w:t xml:space="preserve"> when onboarding new </w:t>
+      </w:r>
+      <w:r>
+        <w:t>EMR integrations with other BPs.</w:t>
+      </w:r>
+    </w:p>
+    <w:p/>
     <w:p/>
     <w:p>
       <w:r>
@@ -652,406 +2701,7 @@
         <w:t xml:space="preserve"> </w:t>
       </w:r>
     </w:p>
-    <w:tbl>
-      <w:tblPr>
-        <w:tblW w:w="0" w:type="auto"/>
-        <w:tblCellSpacing w:w="15" w:type="dxa"/>
-        <w:tblCellMar>
-          <w:top w:w="15" w:type="dxa"/>
-          <w:left w:w="15" w:type="dxa"/>
-          <w:bottom w:w="15" w:type="dxa"/>
-          <w:right w:w="15" w:type="dxa"/>
-        </w:tblCellMar>
-        <w:tblLook w:val="04A0" w:firstRow="1" w:lastRow="0" w:firstColumn="1" w:lastColumn="0" w:noHBand="0" w:noVBand="1"/>
-      </w:tblPr>
-      <w:tblGrid>
-        <w:gridCol w:w="2694"/>
-        <w:gridCol w:w="6332"/>
-      </w:tblGrid>
-      <w:tr>
-        <w:trPr>
-          <w:tblCellSpacing w:w="15" w:type="dxa"/>
-        </w:trPr>
-        <w:tc>
-          <w:tcPr>
-            <w:tcW w:w="0" w:type="auto"/>
-            <w:tcBorders>
-              <w:bottom w:val="single" w:sz="4" w:space="0" w:color="D2D2D2"/>
-            </w:tcBorders>
-            <w:vAlign w:val="center"/>
-            <w:hideMark/>
-          </w:tcPr>
-          <w:p>
-            <w:pPr>
-              <w:rPr>
-                <w:b/>
-                <w:bCs/>
-              </w:rPr>
-            </w:pPr>
-            <w:r>
-              <w:rPr>
-                <w:b/>
-                <w:bCs/>
-              </w:rPr>
-              <w:t>Framework / Standard</w:t>
-            </w:r>
-          </w:p>
-        </w:tc>
-        <w:tc>
-          <w:tcPr>
-            <w:tcW w:w="0" w:type="auto"/>
-            <w:tcBorders>
-              <w:bottom w:val="single" w:sz="4" w:space="0" w:color="D2D2D2"/>
-            </w:tcBorders>
-            <w:vAlign w:val="center"/>
-            <w:hideMark/>
-          </w:tcPr>
-          <w:p>
-            <w:pPr>
-              <w:rPr>
-                <w:b/>
-                <w:bCs/>
-              </w:rPr>
-            </w:pPr>
-            <w:r>
-              <w:rPr>
-                <w:b/>
-                <w:bCs/>
-              </w:rPr>
-              <w:t>Status &amp; Scope</w:t>
-            </w:r>
-          </w:p>
-        </w:tc>
-      </w:tr>
-      <w:tr>
-        <w:trPr>
-          <w:tblCellSpacing w:w="15" w:type="dxa"/>
-        </w:trPr>
-        <w:tc>
-          <w:tcPr>
-            <w:tcW w:w="0" w:type="auto"/>
-            <w:tcBorders>
-              <w:bottom w:val="single" w:sz="4" w:space="0" w:color="D2D2D2"/>
-            </w:tcBorders>
-            <w:vAlign w:val="center"/>
-            <w:hideMark/>
-          </w:tcPr>
-          <w:p>
-            <w:r>
-              <w:rPr>
-                <w:b/>
-                <w:bCs/>
-              </w:rPr>
-              <w:t>ACSC Essential Eight</w:t>
-            </w:r>
-          </w:p>
-        </w:tc>
-        <w:tc>
-          <w:tcPr>
-            <w:tcW w:w="0" w:type="auto"/>
-            <w:tcBorders>
-              <w:bottom w:val="single" w:sz="4" w:space="0" w:color="D2D2D2"/>
-            </w:tcBorders>
-            <w:vAlign w:val="center"/>
-            <w:hideMark/>
-          </w:tcPr>
-          <w:p>
-            <w:r>
-              <w:t>Fully supports all 8 cyber mitigation strategies outlined by the Australian Cyber Security Centre.</w:t>
-            </w:r>
-          </w:p>
-        </w:tc>
-      </w:tr>
-      <w:tr>
-        <w:trPr>
-          <w:tblCellSpacing w:w="15" w:type="dxa"/>
-        </w:trPr>
-        <w:tc>
-          <w:tcPr>
-            <w:tcW w:w="0" w:type="auto"/>
-            <w:tcBorders>
-              <w:bottom w:val="single" w:sz="4" w:space="0" w:color="D2D2D2"/>
-            </w:tcBorders>
-            <w:vAlign w:val="center"/>
-            <w:hideMark/>
-          </w:tcPr>
-          <w:p>
-            <w:r>
-              <w:rPr>
-                <w:b/>
-                <w:bCs/>
-              </w:rPr>
-              <w:t>IRAP</w:t>
-            </w:r>
-          </w:p>
-        </w:tc>
-        <w:tc>
-          <w:tcPr>
-            <w:tcW w:w="0" w:type="auto"/>
-            <w:tcBorders>
-              <w:bottom w:val="single" w:sz="4" w:space="0" w:color="D2D2D2"/>
-            </w:tcBorders>
-            <w:vAlign w:val="center"/>
-            <w:hideMark/>
-          </w:tcPr>
-          <w:p>
-            <w:r>
-              <w:t xml:space="preserve">Assessment is currently </w:t>
-            </w:r>
-            <w:r>
-              <w:rPr>
-                <w:b/>
-                <w:bCs/>
-              </w:rPr>
-              <w:t>In Progress</w:t>
-            </w:r>
-            <w:r>
-              <w:t xml:space="preserve"> to handle Australian Government PROTECTED-level data.</w:t>
-            </w:r>
-          </w:p>
-        </w:tc>
-      </w:tr>
-      <w:tr>
-        <w:trPr>
-          <w:tblCellSpacing w:w="15" w:type="dxa"/>
-        </w:trPr>
-        <w:tc>
-          <w:tcPr>
-            <w:tcW w:w="0" w:type="auto"/>
-            <w:tcBorders>
-              <w:bottom w:val="single" w:sz="4" w:space="0" w:color="D2D2D2"/>
-            </w:tcBorders>
-            <w:vAlign w:val="center"/>
-            <w:hideMark/>
-          </w:tcPr>
-          <w:p>
-            <w:r>
-              <w:rPr>
-                <w:b/>
-                <w:bCs/>
-              </w:rPr>
-              <w:t>HIPAA</w:t>
-            </w:r>
-          </w:p>
-        </w:tc>
-        <w:tc>
-          <w:tcPr>
-            <w:tcW w:w="0" w:type="auto"/>
-            <w:tcBorders>
-              <w:bottom w:val="single" w:sz="4" w:space="0" w:color="D2D2D2"/>
-            </w:tcBorders>
-            <w:vAlign w:val="center"/>
-            <w:hideMark/>
-          </w:tcPr>
-          <w:p>
-            <w:r>
-              <w:t>Fully compliant with U.S. health data privacy regulations.</w:t>
-            </w:r>
-          </w:p>
-        </w:tc>
-      </w:tr>
-      <w:tr>
-        <w:trPr>
-          <w:tblCellSpacing w:w="15" w:type="dxa"/>
-        </w:trPr>
-        <w:tc>
-          <w:tcPr>
-            <w:tcW w:w="0" w:type="auto"/>
-            <w:tcBorders>
-              <w:bottom w:val="single" w:sz="4" w:space="0" w:color="D2D2D2"/>
-            </w:tcBorders>
-            <w:vAlign w:val="center"/>
-            <w:hideMark/>
-          </w:tcPr>
-          <w:p>
-            <w:r>
-              <w:rPr>
-                <w:b/>
-                <w:bCs/>
-              </w:rPr>
-              <w:t>GDPR &amp; PIPEDA</w:t>
-            </w:r>
-          </w:p>
-        </w:tc>
-        <w:tc>
-          <w:tcPr>
-            <w:tcW w:w="0" w:type="auto"/>
-            <w:tcBorders>
-              <w:bottom w:val="single" w:sz="4" w:space="0" w:color="D2D2D2"/>
-            </w:tcBorders>
-            <w:vAlign w:val="center"/>
-            <w:hideMark/>
-          </w:tcPr>
-          <w:p>
-            <w:r>
-              <w:t>Fully compliant with European and Canadian privacy mandates.</w:t>
-            </w:r>
-          </w:p>
-        </w:tc>
-      </w:tr>
-      <w:tr>
-        <w:trPr>
-          <w:tblCellSpacing w:w="15" w:type="dxa"/>
-        </w:trPr>
-        <w:tc>
-          <w:tcPr>
-            <w:tcW w:w="0" w:type="auto"/>
-            <w:tcBorders>
-              <w:bottom w:val="nil"/>
-            </w:tcBorders>
-            <w:vAlign w:val="center"/>
-            <w:hideMark/>
-          </w:tcPr>
-          <w:p>
-            <w:r>
-              <w:rPr>
-                <w:b/>
-                <w:bCs/>
-              </w:rPr>
-              <w:t>Australian Privacy Principles (APP)</w:t>
-            </w:r>
-          </w:p>
-        </w:tc>
-        <w:tc>
-          <w:tcPr>
-            <w:tcW w:w="0" w:type="auto"/>
-            <w:tcBorders>
-              <w:bottom w:val="nil"/>
-            </w:tcBorders>
-            <w:vAlign w:val="center"/>
-            <w:hideMark/>
-          </w:tcPr>
-          <w:p>
-            <w:r>
-              <w:t>Completely compliant with all 13 APPs under the Privacy Act 1988.</w:t>
-            </w:r>
-          </w:p>
-        </w:tc>
-      </w:tr>
-    </w:tbl>
-    <w:p>
-      <w:pPr>
-        <w:rPr>
-          <w:b/>
-          <w:bCs/>
-          <w:sz w:val="28"/>
-          <w:szCs w:val="28"/>
-        </w:rPr>
-      </w:pPr>
-      <w:r>
-        <w:rPr>
-          <w:b/>
-          <w:bCs/>
-          <w:sz w:val="28"/>
-          <w:szCs w:val="28"/>
-        </w:rPr>
-        <w:t>requirements</w:t>
-      </w:r>
-    </w:p>
-    <w:p>
-      <w:pPr>
-        <w:rPr>
-          <w:highlight w:val="yellow"/>
-        </w:rPr>
-      </w:pPr>
-      <w:r>
-        <w:rPr>
-          <w:highlight w:val="yellow"/>
-        </w:rPr>
-        <w:t>Table needs caption and name of table</w:t>
-      </w:r>
-    </w:p>
-    <w:p>
-      <w:r>
-        <w:rPr>
-          <w:highlight w:val="yellow"/>
-        </w:rPr>
-        <w:t>INCLUDE sitemap and wireframes</w:t>
-      </w:r>
-    </w:p>
     <w:p/>
-    <w:p>
-      <w:r>
-        <w:t>Current As-is</w:t>
-      </w:r>
-    </w:p>
-    <w:p>
-      <w:r>
-        <w:rPr>
-          <w:noProof/>
-        </w:rPr>
-        <w:drawing>
-          <wp:inline distT="0" distB="0" distL="0" distR="0" wp14:anchorId="3350E4E7" wp14:editId="64475201">
-            <wp:extent cx="5731510" cy="1761490"/>
-            <wp:effectExtent l="0" t="0" r="2540" b="0"/>
-            <wp:docPr id="2059460496" name="Picture 1"/>
-            <wp:cNvGraphicFramePr>
-              <a:graphicFrameLocks xmlns:a="http://schemas.openxmlformats.org/drawingml/2006/main" noChangeAspect="1"/>
-            </wp:cNvGraphicFramePr>
-            <a:graphic xmlns:a="http://schemas.openxmlformats.org/drawingml/2006/main">
-              <a:graphicData uri="http://schemas.openxmlformats.org/drawingml/2006/picture">
-                <pic:pic xmlns:pic="http://schemas.openxmlformats.org/drawingml/2006/picture">
-                  <pic:nvPicPr>
-                    <pic:cNvPr id="2059460496" name=""/>
-                    <pic:cNvPicPr/>
-                  </pic:nvPicPr>
-                  <pic:blipFill>
-                    <a:blip r:embed="rId4"/>
-                    <a:stretch>
-                      <a:fillRect/>
-                    </a:stretch>
-                  </pic:blipFill>
-                  <pic:spPr>
-                    <a:xfrm>
-                      <a:off x="0" y="0"/>
-                      <a:ext cx="5731510" cy="1761490"/>
-                    </a:xfrm>
-                    <a:prstGeom prst="rect">
-                      <a:avLst/>
-                    </a:prstGeom>
-                  </pic:spPr>
-                </pic:pic>
-              </a:graphicData>
-            </a:graphic>
-          </wp:inline>
-        </w:drawing>
-      </w:r>
-    </w:p>
-    <w:p/>
-    <w:p>
-      <w:r>
-        <w:t>Comparative</w:t>
-      </w:r>
-    </w:p>
-    <w:p>
-      <w:r>
-        <w:t>Inferno AU core testing kits</w:t>
-      </w:r>
-      <w:r>
-        <w:fldChar w:fldCharType="begin"/>
-      </w:r>
-      <w:r>
-        <w:instrText xml:space="preserve"> ADDIN EN.CITE &lt;EndNote&gt;&lt;Cite&gt;&lt;Author&gt;Hornback&lt;/Author&gt;&lt;Year&gt;2025&lt;/Year&gt;&lt;RecNum&gt;4&lt;/RecNum&gt;&lt;DisplayText&gt;(Hornback, Marteau et al. 2025)&lt;/DisplayText&gt;&lt;record&gt;&lt;rec-number&gt;4&lt;/rec-number&gt;&lt;foreign-keys&gt;&lt;key app="EN" db-id="x5dad5sfuzf5zoevwvk5v9fpez9svwtsr2pz" timestamp="1790554514"&gt;4&lt;/key&gt;&lt;/foreign-keys&gt;&lt;ref-type name="Journal Article"&gt;17&lt;/ref-type&gt;&lt;contributors&gt;&lt;authors&gt;&lt;author&gt;Hornback, Andrew&lt;/author&gt;&lt;author&gt;Marteau, Benoit&lt;/author&gt;&lt;author&gt;Tan, Shaun QY&lt;/author&gt;&lt;author&gt;Kim, Kyungbeom&lt;/author&gt;&lt;author&gt;Patil, Oankar&lt;/author&gt;&lt;author&gt;Traynelis, Joshua&lt;/author&gt;&lt;author&gt;Zhu, Yuanda&lt;/author&gt;&lt;author&gt;Giuste, Felipe&lt;/author&gt;&lt;author&gt;Wang, May D&lt;/author&gt;&lt;/authors&gt;&lt;/contributors&gt;&lt;titles&gt;&lt;title&gt;FHIR in focus: enabling biomedical data harmonization for intelligent healthcare systems&lt;/title&gt;&lt;secondary-title&gt;IEEE Reviews in Biomedical Engineering&lt;/secondary-title&gt;&lt;/titles&gt;&lt;periodical&gt;&lt;full-title&gt;IEEE Reviews in Biomedical Engineering&lt;/full-title&gt;&lt;/periodical&gt;&lt;dates&gt;&lt;year&gt;2025&lt;/year&gt;&lt;/dates&gt;&lt;isbn&gt;1937-3333&lt;/isbn&gt;&lt;urls&gt;&lt;/urls&gt;&lt;/record&gt;&lt;/Cite&gt;&lt;/EndNote&gt;</w:instrText>
-      </w:r>
-      <w:r>
-        <w:fldChar w:fldCharType="separate"/>
-      </w:r>
-      <w:r>
-        <w:rPr>
-          <w:noProof/>
-        </w:rPr>
-        <w:t>(Hornback, Marteau et al. 2025)</w:t>
-      </w:r>
-      <w:r>
-        <w:fldChar w:fldCharType="end"/>
-      </w:r>
-    </w:p>
-    <w:p>
-      <w:r>
-        <w:lastRenderedPageBreak/>
-        <w:t>FHIR Lab Sandbox</w:t>
-      </w:r>
-    </w:p>
     <w:p>
       <w:pPr>
         <w:jc w:val="both"/>
@@ -1064,6 +2714,39 @@
     </w:p>
     <w:p>
       <w:r>
+        <w:t xml:space="preserve">Ayaz, M., Pasha, M. F., Alzahrani, M. Y., Budiarto, R., &amp; </w:t>
+      </w:r>
+      <w:proofErr w:type="spellStart"/>
+      <w:r>
+        <w:t>Stiawan</w:t>
+      </w:r>
+      <w:proofErr w:type="spellEnd"/>
+      <w:r>
+        <w:t xml:space="preserve">, D. (2021). The fast health interoperability resources (FIHR) standard: Systematic literature review of implementations, applications, challenges and opportunities. </w:t>
+      </w:r>
+      <w:r>
+        <w:rPr>
+          <w:i/>
+          <w:iCs/>
+        </w:rPr>
+        <w:t>JMIR Medical Informatics</w:t>
+      </w:r>
+      <w:r>
+        <w:t xml:space="preserve">, </w:t>
+      </w:r>
+      <w:r>
+        <w:rPr>
+          <w:i/>
+          <w:iCs/>
+        </w:rPr>
+        <w:t>9</w:t>
+      </w:r>
+      <w:r>
+        <w:t>(7), e21929. https://doi.org/10.2196/21929</w:t>
+      </w:r>
+    </w:p>
+    <w:p>
+      <w:r>
         <w:rPr>
           <w:i/>
           <w:iCs/>
@@ -1088,16 +2771,16 @@
         <w:fldChar w:fldCharType="separate"/>
       </w:r>
       <w:r>
-        <w:t xml:space="preserve">Hornback, A., et al. (2025). "FHIR in focus: enabling biomedical data harmonization for intelligent healthcare systems." </w:t>
+        <w:t xml:space="preserve">Diouf, I., et al. (2024). </w:t>
       </w:r>
       <w:r>
         <w:rPr>
           <w:u w:val="single"/>
         </w:rPr>
-        <w:t>IEEE Reviews in Biomedical Engineering</w:t>
-      </w:r>
-      <w:r>
-        <w:t>.</w:t>
+        <w:t>An Approach for Generating Realistic Australian Synthetic Healthcare Data</w:t>
+      </w:r>
+      <w:r>
+        <w:t>. MEDINFO 2023—The Future Is Accessible: Proceedings of the 19th World Congress on Medical and Health Informatics, SAGE Publications 1 Oliver's Yard, 55 City Road, London, EC1Y 1SP.</w:t>
       </w:r>
     </w:p>
     <w:p>
@@ -1115,25 +2798,16 @@
         <w:pStyle w:val="EndNoteBibliography"/>
       </w:pPr>
       <w:r>
-        <w:t xml:space="preserve">Lee, P., et al. (2025). "FHIR granular sensitive data segmentation." </w:t>
+        <w:t xml:space="preserve">Hornback, A., et al. (2025). "FHIR in focus: enabling biomedical data harmonization for intelligent healthcare systems." </w:t>
       </w:r>
       <w:r>
         <w:rPr>
           <w:u w:val="single"/>
         </w:rPr>
-        <w:t>Applied Clinical Informatics</w:t>
-      </w:r>
-      <w:r>
-        <w:t xml:space="preserve"> </w:t>
-      </w:r>
-      <w:r>
-        <w:rPr>
-          <w:b/>
-        </w:rPr>
-        <w:t>16</w:t>
-      </w:r>
-      <w:r>
-        <w:t>(01): 156–166.</w:t>
+        <w:t>IEEE Reviews in Biomedical Engineering</w:t>
+      </w:r>
+      <w:r>
+        <w:t>.</w:t>
       </w:r>
     </w:p>
     <w:p>
@@ -1151,44 +2825,89 @@
         <w:pStyle w:val="EndNoteBibliography"/>
       </w:pPr>
       <w:r>
-        <w:t xml:space="preserve">McBride, S., et al. (2012). </w:t>
+        <w:t xml:space="preserve">Lee, P., et al. (2025). "FHIR granular sensitive data segmentation." </w:t>
       </w:r>
       <w:r>
         <w:rPr>
           <w:u w:val="single"/>
         </w:rPr>
-        <w:t>Using Australian medicines terminology (AMT) and SNOMED CT-AU to better support clinical research</w:t>
-      </w:r>
-      <w:r>
-        <w:t>. HIC.</w:t>
+        <w:t>Applied Clinical Informatics</w:t>
+      </w:r>
+      <w:r>
+        <w:t xml:space="preserve"> </w:t>
+      </w:r>
+      <w:r>
+        <w:rPr>
+          <w:b/>
+        </w:rPr>
+        <w:t>16</w:t>
+      </w:r>
+      <w:r>
+        <w:t>(01): 156–166.</w:t>
       </w:r>
     </w:p>
     <w:p>
       <w:pPr>
         <w:pStyle w:val="EndNoteBibliography"/>
-        <w:rPr>
-          <w:lang w:val="en-AU"/>
-        </w:rPr>
+        <w:spacing w:after="0"/>
+        <w:ind w:left="720" w:hanging="720"/>
       </w:pPr>
       <w:r>
-        <w:rPr>
-          <w:i/>
-          <w:iCs/>
-          <w:lang w:val="en-AU"/>
-        </w:rPr>
-        <w:t>Software Finder</w:t>
-      </w:r>
-      <w:r>
-        <w:rPr>
-          <w:lang w:val="en-AU"/>
-        </w:rPr>
-        <w:t>. (2026, September 29). Software Finder. https://softwarefinder.com/emr-software/oracle-health</w:t>
+        <w:tab/>
       </w:r>
     </w:p>
     <w:p>
       <w:pPr>
         <w:pStyle w:val="EndNoteBibliography"/>
       </w:pPr>
+      <w:r>
+        <w:t xml:space="preserve">McBride, S., et al. (2012). </w:t>
+      </w:r>
+      <w:r>
+        <w:rPr>
+          <w:u w:val="single"/>
+        </w:rPr>
+        <w:t>Using Australian medicines terminology (AMT) and SNOMED CT-AU to better support clinical research</w:t>
+      </w:r>
+      <w:r>
+        <w:t>. HIC.</w:t>
+      </w:r>
+    </w:p>
+    <w:p>
+      <w:pPr>
+        <w:pStyle w:val="EndNoteBibliography"/>
+        <w:spacing w:after="0"/>
+        <w:ind w:left="720" w:hanging="720"/>
+      </w:pPr>
+      <w:r>
+        <w:tab/>
+      </w:r>
+    </w:p>
+    <w:p>
+      <w:pPr>
+        <w:pStyle w:val="EndNoteBibliography"/>
+      </w:pPr>
+      <w:r>
+        <w:t xml:space="preserve">Walonoski, J., et al. (2022). "The “coherent data set”: combining patient data and imaging in a comprehensive, synthetic health record." </w:t>
+      </w:r>
+      <w:r>
+        <w:rPr>
+          <w:u w:val="single"/>
+        </w:rPr>
+        <w:t>Electronics</w:t>
+      </w:r>
+      <w:r>
+        <w:t xml:space="preserve"> </w:t>
+      </w:r>
+      <w:r>
+        <w:rPr>
+          <w:b/>
+        </w:rPr>
+        <w:t>11</w:t>
+      </w:r>
+      <w:r>
+        <w:t>(8): 1199.</w:t>
+      </w:r>
     </w:p>
     <w:p>
       <w:pPr>
@@ -2204,6 +3923,36 @@
       <w:lang w:val="en-US"/>
     </w:rPr>
   </w:style>
+  <w:style w:type="table" w:styleId="TableGrid">
+    <w:name w:val="Table Grid"/>
+    <w:basedOn w:val="TableNormal"/>
+    <w:uiPriority w:val="39"/>
+    <w:rsid w:val="00CC22EB"/>
+    <w:pPr>
+      <w:spacing w:after="0" w:line="240" w:lineRule="auto"/>
+    </w:pPr>
+    <w:tblPr>
+      <w:tblBorders>
+        <w:top w:val="single" w:sz="4" w:space="0" w:color="auto"/>
+        <w:left w:val="single" w:sz="4" w:space="0" w:color="auto"/>
+        <w:bottom w:val="single" w:sz="4" w:space="0" w:color="auto"/>
+        <w:right w:val="single" w:sz="4" w:space="0" w:color="auto"/>
+        <w:insideH w:val="single" w:sz="4" w:space="0" w:color="auto"/>
+        <w:insideV w:val="single" w:sz="4" w:space="0" w:color="auto"/>
+      </w:tblBorders>
+    </w:tblPr>
+  </w:style>
+  <w:style w:type="character" w:styleId="Strong">
+    <w:name w:val="Strong"/>
+    <w:basedOn w:val="DefaultParagraphFont"/>
+    <w:uiPriority w:val="22"/>
+    <w:qFormat/>
+    <w:rsid w:val="00CC22EB"/>
+    <w:rPr>
+      <w:b/>
+      <w:bCs/>
+    </w:rPr>
+  </w:style>
 </w:styles>
 </file>
 

--- a/Assesment3.docx
+++ b/Assesment3.docx
@@ -606,7 +606,15 @@
         <w:t>affect</w:t>
       </w:r>
       <w:r>
-        <w:t xml:space="preserve"> the developers </w:t>
+        <w:t xml:space="preserve"> the </w:t>
+      </w:r>
+      <w:proofErr w:type="gramStart"/>
+      <w:r>
+        <w:t>developers</w:t>
+      </w:r>
+      <w:proofErr w:type="gramEnd"/>
+      <w:r>
+        <w:t xml:space="preserve"> </w:t>
       </w:r>
       <w:r>
         <w:t>efficiencies and releases</w:t>
@@ -760,10 +768,7 @@
         <w:t xml:space="preserve"> </w:t>
       </w:r>
       <w:r>
-        <w:t>SNOMED CT-AU</w:t>
-      </w:r>
-      <w:r>
-        <w:t xml:space="preserve"> is an Australian extension of</w:t>
+        <w:t>SNOMED CT-AU is an Australian extension of</w:t>
       </w:r>
       <w:r>
         <w:t xml:space="preserve"> global </w:t>
@@ -772,10 +777,7 @@
         <w:t xml:space="preserve"> </w:t>
       </w:r>
       <w:r>
-        <w:t>SNOMED CT</w:t>
-      </w:r>
-      <w:r>
-        <w:t xml:space="preserve">, that is a vocabulary of </w:t>
+        <w:t xml:space="preserve">SNOMED CT, that is a vocabulary of </w:t>
       </w:r>
       <w:r>
         <w:t xml:space="preserve">medical terms tailored to the </w:t>
@@ -808,10 +810,7 @@
         <w:t xml:space="preserve">. </w:t>
       </w:r>
       <w:r>
-        <w:t>SNOMED CT-AU</w:t>
-      </w:r>
-      <w:r>
-        <w:t xml:space="preserve"> </w:t>
+        <w:t xml:space="preserve">SNOMED CT-AU </w:t>
       </w:r>
       <w:r>
         <w:t xml:space="preserve">is sued to record detailed patient health information consistently </w:t>
@@ -829,13 +828,7 @@
         <w:t>which include structures, proced</w:t>
       </w:r>
       <w:r>
-        <w:t xml:space="preserve">ures and clinical findings. The </w:t>
-      </w:r>
-      <w:r>
-        <w:t>SNOMED CT-AU</w:t>
-      </w:r>
-      <w:r>
-        <w:t xml:space="preserve"> coding is then mapped to </w:t>
+        <w:t xml:space="preserve">ures and clinical findings. The SNOMED CT-AU coding is then mapped to </w:t>
       </w:r>
       <w:r>
         <w:t>ICD-10-</w:t>
@@ -871,7 +864,15 @@
         <w:t xml:space="preserve">These terminologies are open source and </w:t>
       </w:r>
       <w:r>
-        <w:t>are required to be encoded within patient records in order to validate them.</w:t>
+        <w:t xml:space="preserve">are required to be encoded within patient records </w:t>
+      </w:r>
+      <w:proofErr w:type="gramStart"/>
+      <w:r>
+        <w:t>in order to</w:t>
+      </w:r>
+      <w:proofErr w:type="gramEnd"/>
+      <w:r>
+        <w:t xml:space="preserve"> validate them.</w:t>
       </w:r>
     </w:p>
     <w:p>
@@ -921,10 +922,7 @@
         <w:t xml:space="preserve">protocol </w:t>
       </w:r>
       <w:r>
-        <w:t>(</w:t>
-      </w:r>
-      <w:r>
-        <w:t>Ayaz et al., 2021)</w:t>
+        <w:t>(Ayaz et al., 2021)</w:t>
       </w:r>
       <w:r>
         <w:t xml:space="preserve">. </w:t>
@@ -1016,13 +1014,7 @@
         <w:t xml:space="preserve">EHR. </w:t>
       </w:r>
       <w:r>
-        <w:t xml:space="preserve"> The </w:t>
-      </w:r>
-      <w:r>
-        <w:t>SMART on FHIR</w:t>
-      </w:r>
-      <w:r>
-        <w:t xml:space="preserve"> </w:t>
+        <w:t xml:space="preserve"> The SMART on FHIR </w:t>
       </w:r>
       <w:r>
         <w:t xml:space="preserve">allow interoperability </w:t>
@@ -1144,7 +1136,15 @@
         <w:t xml:space="preserve">. </w:t>
       </w:r>
       <w:r>
-        <w:t xml:space="preserve">It is an open source but </w:t>
+        <w:t xml:space="preserve">It is an open </w:t>
+      </w:r>
+      <w:proofErr w:type="gramStart"/>
+      <w:r>
+        <w:t>source</w:t>
+      </w:r>
+      <w:proofErr w:type="gramEnd"/>
+      <w:r>
+        <w:t xml:space="preserve"> but </w:t>
       </w:r>
       <w:r>
         <w:t xml:space="preserve">the synthetic data generated uses demographics from United States of American. It can be customised by adding </w:t>
@@ -1272,7 +1272,10 @@
         <w:t xml:space="preserve"> that </w:t>
       </w:r>
       <w:r>
-        <w:t xml:space="preserve">provide </w:t>
+        <w:t>provides</w:t>
+      </w:r>
+      <w:r>
+        <w:t xml:space="preserve"> </w:t>
       </w:r>
       <w:r>
         <w:t>valuable environment to test interoperabilit</w:t>
@@ -2101,13 +2104,7 @@
               <w:rPr>
                 <w:color w:val="000000"/>
               </w:rPr>
-              <w:t xml:space="preserve">Synapxe HealthX innovation </w:t>
-            </w:r>
-            <w:r>
-              <w:rPr>
-                <w:color w:val="000000"/>
-              </w:rPr>
-              <w:t>sandbox</w:t>
+              <w:t>Synapxe HealthX innovation sandbox</w:t>
             </w:r>
           </w:p>
         </w:tc>
@@ -2542,10 +2539,7 @@
         <w:t xml:space="preserve"> does not provide a </w:t>
       </w:r>
       <w:r>
-        <w:t>repeatable</w:t>
-      </w:r>
-      <w:r>
-        <w:t xml:space="preserve"> </w:t>
+        <w:t xml:space="preserve">repeatable </w:t>
       </w:r>
       <w:r>
         <w:t xml:space="preserve">complete end to end </w:t>
@@ -2694,21 +2688,9 @@
       </w:r>
     </w:p>
     <w:p/>
-    <w:p/>
-    <w:p/>
     <w:p>
       <w:r>
-        <w:t xml:space="preserve"> </w:t>
-      </w:r>
-    </w:p>
-    <w:p/>
-    <w:p>
-      <w:pPr>
-        <w:jc w:val="both"/>
-      </w:pPr>
-    </w:p>
-    <w:p>
-      <w:r>
+        <w:lastRenderedPageBreak/>
         <w:t>Reference</w:t>
       </w:r>
     </w:p>
@@ -2774,13 +2756,10 @@
         <w:t xml:space="preserve">Diouf, I., et al. (2024). </w:t>
       </w:r>
       <w:r>
-        <w:rPr>
-          <w:u w:val="single"/>
-        </w:rPr>
-        <w:t>An Approach for Generating Realistic Australian Synthetic Healthcare Data</w:t>
-      </w:r>
-      <w:r>
-        <w:t>. MEDINFO 2023—The Future Is Accessible: Proceedings of the 19th World Congress on Medical and Health Informatics, SAGE Publications 1 Oliver's Yard, 55 City Road, London, EC1Y 1SP.</w:t>
+        <w:t>An Approach for Generating Realistic Australian Synthetic Healthcare Data.</w:t>
+      </w:r>
+      <w:r>
+        <w:t xml:space="preserve"> MEDINFO 2023—The Future Is Accessible: Proceedings of the 19th World Congress on Medical and Health Informatics, SAGE Publications 1 Oliver's Yard, 55 City Road, London, EC1Y 1SP.</w:t>
       </w:r>
     </w:p>
     <w:p>
@@ -2804,10 +2783,10 @@
         <w:rPr>
           <w:u w:val="single"/>
         </w:rPr>
-        <w:t>IEEE Reviews in Biomedical Engineering</w:t>
-      </w:r>
-      <w:r>
-        <w:t>.</w:t>
+        <w:t>I</w:t>
+      </w:r>
+      <w:r>
+        <w:t>EEE Reviews in Biomedical Engineering.</w:t>
       </w:r>
     </w:p>
     <w:p>
@@ -2828,13 +2807,7 @@
         <w:t xml:space="preserve">Lee, P., et al. (2025). "FHIR granular sensitive data segmentation." </w:t>
       </w:r>
       <w:r>
-        <w:rPr>
-          <w:u w:val="single"/>
-        </w:rPr>
-        <w:t>Applied Clinical Informatics</w:t>
-      </w:r>
-      <w:r>
-        <w:t xml:space="preserve"> </w:t>
+        <w:t xml:space="preserve">Applied Clinical Informatics </w:t>
       </w:r>
       <w:r>
         <w:rPr>
@@ -2864,9 +2837,6 @@
         <w:t xml:space="preserve">McBride, S., et al. (2012). </w:t>
       </w:r>
       <w:r>
-        <w:rPr>
-          <w:u w:val="single"/>
-        </w:rPr>
         <w:t>Using Australian medicines terminology (AMT) and SNOMED CT-AU to better support clinical research</w:t>
       </w:r>
       <w:r>
@@ -2891,9 +2861,6 @@
         <w:t xml:space="preserve">Walonoski, J., et al. (2022). "The “coherent data set”: combining patient data and imaging in a comprehensive, synthetic health record." </w:t>
       </w:r>
       <w:r>
-        <w:rPr>
-          <w:u w:val="single"/>
-        </w:rPr>
         <w:t>Electronics</w:t>
       </w:r>
       <w:r>
@@ -3536,6 +3503,7 @@
   <w:style w:type="character" w:default="1" w:styleId="DefaultParagraphFont">
     <w:name w:val="Default Paragraph Font"/>
     <w:uiPriority w:val="1"/>
+    <w:semiHidden/>
     <w:unhideWhenUsed/>
   </w:style>
   <w:style w:type="table" w:default="1" w:styleId="TableNormal">

--- a/Assesment3.docx
+++ b/Assesment3.docx
@@ -224,7 +224,13 @@
         <w:t xml:space="preserve">FHIR R5 is </w:t>
       </w:r>
       <w:r>
-        <w:t>Fast Health Interoperability Resources the latest version which allow seamless integration to the EHR</w:t>
+        <w:t xml:space="preserve">Fast Health Interoperability Resources </w:t>
+      </w:r>
+      <w:r>
+        <w:t>current release used as the interoperability</w:t>
+      </w:r>
+      <w:r>
+        <w:t xml:space="preserve"> standard</w:t>
       </w:r>
       <w:r>
         <w:t xml:space="preserve"> </w:t>
@@ -251,120 +257,25 @@
         <w:t>.</w:t>
       </w:r>
       <w:r>
-        <w:t xml:space="preserve"> All this is done </w:t>
-      </w:r>
-      <w:r>
-        <w:t>using the MedTalk internal infrastructure</w:t>
-      </w:r>
-      <w:r>
-        <w:t xml:space="preserve">. </w:t>
-      </w:r>
-      <w:r>
-        <w:t xml:space="preserve">MedTalk </w:t>
-      </w:r>
-      <w:r>
-        <w:t xml:space="preserve">partners with </w:t>
-      </w:r>
-      <w:r>
-        <w:t xml:space="preserve">MediBetter BOSS (Billing Optimisation and Support </w:t>
-      </w:r>
-      <w:r>
-        <w:t>Software)</w:t>
-      </w:r>
-      <w:r>
-        <w:t xml:space="preserve"> to </w:t>
-      </w:r>
-      <w:r>
-        <w:t>map</w:t>
-      </w:r>
-      <w:r>
-        <w:t xml:space="preserve"> </w:t>
-      </w:r>
-      <w:r>
-        <w:t xml:space="preserve">the ICD-10-AM </w:t>
-      </w:r>
-      <w:r>
-        <w:t>format to</w:t>
-      </w:r>
-      <w:r>
-        <w:t xml:space="preserve"> Medicare Benefits Schedule</w:t>
-      </w:r>
-      <w:r>
-        <w:t xml:space="preserve"> </w:t>
-      </w:r>
-      <w:r>
-        <w:t>(MediBetter, 2026).</w:t>
-      </w:r>
-    </w:p>
-    <w:p>
-      <w:r>
-        <w:t>Faz Australia utilises various testi</w:t>
-      </w:r>
-      <w:r>
-        <w:t>ng tools</w:t>
-      </w:r>
-      <w:r>
-        <w:t xml:space="preserve">, frameworks and platforms </w:t>
-      </w:r>
-      <w:r>
-        <w:t>to test</w:t>
-      </w:r>
-      <w:r>
-        <w:t>, map and sy</w:t>
-      </w:r>
-      <w:r>
-        <w:t>n</w:t>
-      </w:r>
-      <w:r>
-        <w:t>chronise data to the external system format it is integrating with</w:t>
-      </w:r>
-      <w:r>
-        <w:t xml:space="preserve">. </w:t>
-      </w:r>
-      <w:r>
-        <w:t xml:space="preserve">For </w:t>
-      </w:r>
-      <w:r>
-        <w:t>data ex</w:t>
-      </w:r>
-      <w:r>
-        <w:t xml:space="preserve">change </w:t>
-      </w:r>
-      <w:r>
-        <w:t xml:space="preserve">integration, developers use SMART on FHIR </w:t>
-      </w:r>
-      <w:r>
-        <w:t xml:space="preserve">that ensures </w:t>
-      </w:r>
-      <w:r>
-        <w:t xml:space="preserve">that it can integrate with other BPs and adds a security </w:t>
-      </w:r>
-      <w:r>
-        <w:t xml:space="preserve">authorisation layer 0Auth2.0 </w:t>
-      </w:r>
-      <w:r>
-        <w:t>to secure logins and user permissions</w:t>
-      </w:r>
-      <w:r>
-        <w:t xml:space="preserve">. </w:t>
-      </w:r>
-      <w:r>
-        <w:t xml:space="preserve"> </w:t>
-      </w:r>
-      <w:r>
-        <w:t>Inferno AU core testing kits</w:t>
-      </w:r>
-      <w:r>
-        <w:t xml:space="preserve"> is used to test the mapping done internally by MedTalk to ensure correct mapping between </w:t>
-      </w:r>
-      <w:r>
-        <w:t xml:space="preserve">SNOMED CT-AU  and ICD-10-AM </w:t>
+        <w:t xml:space="preserve"> </w:t>
+      </w:r>
+      <w:r>
+        <w:t xml:space="preserve">Literature reviews </w:t>
+      </w:r>
+      <w:r>
+        <w:t xml:space="preserve">that successful implementation depends on the </w:t>
+      </w:r>
+      <w:r>
+        <w:t>local configurations, workflow and mapping quality</w:t>
+      </w:r>
+      <w:r>
+        <w:t xml:space="preserve"> </w:t>
       </w:r>
       <w:r>
         <w:fldChar w:fldCharType="begin"/>
       </w:r>
       <w:r>
-        <w:instrText xml:space="preserve"> ADDIN EN.CITE &lt;EndNote&gt;&lt;Cite&gt;&lt;Author&gt;Hornback&lt;/Author&gt;&lt;Year&gt;2025&lt;/Year&gt;&lt;RecNum&gt;4&lt;/RecNum&gt;&lt;DisplayText&gt;(Hornback, Marteau et al. 2025)&lt;/DisplayText&gt;&lt;record&gt;&lt;rec-number&gt;4&lt;/rec-number&gt;&lt;foreign-keys&gt;&lt;key app="EN" db-id="x5dad5sfuzf5zoevwvk5v9fpez9svwtsr2pz" timestamp="1790554514"&gt;4&lt;/key&gt;&lt;/foreign-keys&gt;&lt;ref-type name="Journal Article"&gt;17&lt;/ref-type&gt;&lt;contributors&gt;&lt;authors&gt;&lt;author&gt;Hornback, Andrew&lt;/author&gt;&lt;author&gt;Marteau, Benoit&lt;/author&gt;&lt;author&gt;Tan, Shaun QY&lt;/author&gt;&lt;author&gt;Kim, Kyungbeom&lt;/author&gt;&lt;author&gt;Patil, Oankar&lt;/author&gt;&lt;author&gt;Traynelis, Joshua&lt;/author&gt;&lt;author&gt;Zhu, Yuanda&lt;/author&gt;&lt;author&gt;Giuste, Felipe&lt;/author&gt;&lt;author&gt;Wang, May D&lt;/author&gt;&lt;/authors&gt;&lt;/contributors&gt;&lt;titles&gt;&lt;title&gt;FHIR in focus: enabling biomedical data harmonization for intelligent healthcare systems&lt;/title&gt;&lt;secondary-title&gt;IEEE Reviews in Biomedical Engineering&lt;/secondary-title&gt;&lt;/titles&gt;&lt;periodical&gt;&lt;full-title&gt;IEEE Reviews in Biomedical Engineering&lt;/full-title&gt;&lt;/periodical&gt;&lt;dates&gt;&lt;year&gt;2025&lt;/year&gt;&lt;/dates&gt;&lt;isbn&gt;1937-3333&lt;/isbn&gt;&lt;urls&gt;&lt;/urls&gt;&lt;/record&gt;&lt;/Cite&gt;&lt;/EndNote&gt;</w:instrText>
+        <w:instrText xml:space="preserve"> ADDIN EN.CITE &lt;EndNote&gt;&lt;Cite&gt;&lt;Author&gt;Hornback&lt;/Author&gt;&lt;Year&gt;2025&lt;/Year&gt;&lt;RecNum&gt;12&lt;/RecNum&gt;&lt;DisplayText&gt;(Hornback, Marteau et al. 2025)&lt;/DisplayText&gt;&lt;record&gt;&lt;rec-number&gt;12&lt;/rec-number&gt;&lt;foreign-keys&gt;&lt;key app="EN" db-id="x5dad5sfuzf5zoevwvk5v9fpez9svwtsr2pz" timestamp="1790768702"&gt;12&lt;/key&gt;&lt;/foreign-keys&gt;&lt;ref-type name="Journal Article"&gt;17&lt;/ref-type&gt;&lt;contributors&gt;&lt;authors&gt;&lt;author&gt;Hornback, Andrew&lt;/author&gt;&lt;author&gt;Marteau, Benoit&lt;/author&gt;&lt;author&gt;Tan, Shaun QY&lt;/author&gt;&lt;author&gt;Kim, Kyungbeom&lt;/author&gt;&lt;author&gt;Patil, Oankar&lt;/author&gt;&lt;author&gt;Traynelis, Joshua&lt;/author&gt;&lt;author&gt;Zhu, Yuanda&lt;/author&gt;&lt;author&gt;Giuste, Felipe&lt;/author&gt;&lt;author&gt;Wang, May D&lt;/author&gt;&lt;/authors&gt;&lt;/contributors&gt;&lt;titles&gt;&lt;title&gt;FHIR in focus: enabling biomedical data harmonization for intelligent healthcare systems&lt;/title&gt;&lt;secondary-title&gt;IEEE Reviews in Biomedical Engineering&lt;/secondary-title&gt;&lt;/titles&gt;&lt;periodical&gt;&lt;full-title&gt;IEEE Reviews in Biomedical Engineering&lt;/full-title&gt;&lt;/periodical&gt;&lt;dates&gt;&lt;year&gt;2025&lt;/year&gt;&lt;/dates&gt;&lt;isbn&gt;1937-3333&lt;/isbn&gt;&lt;urls&gt;&lt;/urls&gt;&lt;/record&gt;&lt;/Cite&gt;&lt;/EndNote&gt;</w:instrText>
       </w:r>
       <w:r>
         <w:fldChar w:fldCharType="separate"/>
@@ -379,189 +290,335 @@
         <w:fldChar w:fldCharType="end"/>
       </w:r>
       <w:r>
-        <w:t xml:space="preserve">, </w:t>
-      </w:r>
-      <w:r>
-        <w:t xml:space="preserve">The developing platform utilised by </w:t>
-      </w:r>
-      <w:r>
-        <w:t xml:space="preserve">Faz Australia is Epic sandbox that test </w:t>
-      </w:r>
-      <w:r>
-        <w:t>the integration (SMART on FHIR)</w:t>
-      </w:r>
-      <w:r>
-        <w:t xml:space="preserve"> </w:t>
-      </w:r>
-      <w:r>
-        <w:t xml:space="preserve">using synthetic data before </w:t>
-      </w:r>
-      <w:r>
-        <w:t>actual patient data exchange.</w:t>
-      </w:r>
-      <w:r>
-        <w:t xml:space="preserve"> </w:t>
-      </w:r>
-      <w:r>
-        <w:t xml:space="preserve"> Epic sandbox </w:t>
-      </w:r>
-      <w:r>
-        <w:t xml:space="preserve">is </w:t>
-      </w:r>
-      <w:r>
-        <w:t>a</w:t>
-      </w:r>
-      <w:r>
-        <w:t xml:space="preserve"> comprehensive test environment </w:t>
-      </w:r>
-      <w:r>
-        <w:t xml:space="preserve">and is costly to setup for commercial deployment. According to </w:t>
-      </w:r>
-      <w:r>
-        <w:t>Choudhary (2026),</w:t>
-      </w:r>
-      <w:r>
-        <w:t xml:space="preserve"> charging fees are categorised into three</w:t>
-      </w:r>
-      <w:r>
-        <w:t xml:space="preserve"> parts, namely connection hub fees </w:t>
-      </w:r>
-      <w:r>
-        <w:t xml:space="preserve">to load application approximately </w:t>
-      </w:r>
-      <w:r>
-        <w:t>USD$500</w:t>
-      </w:r>
-      <w:r>
         <w:t xml:space="preserve">. </w:t>
       </w:r>
       <w:r>
-        <w:t>Vendor memberships services costs US$1 900</w:t>
-      </w:r>
-      <w:r>
-        <w:t xml:space="preserve"> and build labour ranging from USD$40</w:t>
-      </w:r>
-      <w:r>
-        <w:t>, 000 (</w:t>
-      </w:r>
-      <w:r>
-        <w:t>Choudhary</w:t>
-      </w:r>
-      <w:r>
-        <w:t xml:space="preserve">, </w:t>
-      </w:r>
-      <w:r>
-        <w:t>2026</w:t>
-      </w:r>
-      <w:r>
-        <w:t>)</w:t>
+        <w:t xml:space="preserve">All this is done </w:t>
+      </w:r>
+      <w:r>
+        <w:t>using the MedTalk internal infrastructure</w:t>
       </w:r>
       <w:r>
         <w:t xml:space="preserve">. </w:t>
       </w:r>
       <w:r>
-        <w:t xml:space="preserve">Medtalk </w:t>
-      </w:r>
-      <w:r>
-        <w:t xml:space="preserve">partnership with MediBetter costs </w:t>
-      </w:r>
-      <w:r>
-        <w:t>is</w:t>
-      </w:r>
-      <w:r>
-        <w:t xml:space="preserve"> not publicly available but </w:t>
-      </w:r>
-      <w:r>
-        <w:t>MediBetter do charge up to AUSD$500</w:t>
-      </w:r>
-      <w:r>
-        <w:t xml:space="preserve"> flat fee (</w:t>
-      </w:r>
-      <w:r>
-        <w:t>MarkiTech.AI,</w:t>
-      </w:r>
-      <w:r>
-        <w:t xml:space="preserve"> </w:t>
-      </w:r>
-      <w:r>
-        <w:t>2025)</w:t>
-      </w:r>
-      <w:r>
-        <w:t>.</w:t>
-      </w:r>
-      <w:r>
-        <w:t xml:space="preserve"> </w:t>
-      </w:r>
-      <w:r>
-        <w:t>The major pai</w:t>
-      </w:r>
-      <w:r>
-        <w:t>n point for MedTalk is the</w:t>
-      </w:r>
-      <w:r>
-        <w:t xml:space="preserve"> upfront cost of the bidirectional </w:t>
-      </w:r>
-      <w:r>
-        <w:t xml:space="preserve">FHIR integration with Epic </w:t>
-      </w:r>
-      <w:r>
-        <w:t>and with</w:t>
-      </w:r>
-      <w:r>
-        <w:t xml:space="preserve"> </w:t>
-      </w:r>
-      <w:r>
-        <w:t>Oracle Health Millennium</w:t>
-      </w:r>
-      <w:r>
-        <w:t xml:space="preserve"> which costs between </w:t>
-      </w:r>
-      <w:r>
-        <w:t>AUSD$15</w:t>
-      </w:r>
-      <w:r>
-        <w:t xml:space="preserve"> </w:t>
-      </w:r>
-      <w:r>
-        <w:t>000</w:t>
-      </w:r>
-      <w:r>
-        <w:t xml:space="preserve"> and AUSD$60, 000</w:t>
-      </w:r>
-      <w:r>
-        <w:t xml:space="preserve"> </w:t>
-      </w:r>
-      <w:r>
-        <w:t>(</w:t>
-      </w:r>
-      <w:r>
-        <w:t>Software Finder</w:t>
-      </w:r>
-      <w:r>
-        <w:t>, 2026)</w:t>
-      </w:r>
-      <w:r>
-        <w:t xml:space="preserve">. </w:t>
+        <w:t xml:space="preserve">MedTalk </w:t>
+      </w:r>
+      <w:r>
+        <w:t xml:space="preserve">partners with </w:t>
+      </w:r>
+      <w:r>
+        <w:t xml:space="preserve">MediBetter BOSS (Billing Optimisation and Support </w:t>
+      </w:r>
+      <w:r>
+        <w:t>Software)</w:t>
+      </w:r>
+      <w:r>
+        <w:t xml:space="preserve"> to </w:t>
+      </w:r>
+      <w:r>
+        <w:t>map</w:t>
+      </w:r>
+      <w:r>
+        <w:t xml:space="preserve"> </w:t>
+      </w:r>
+      <w:r>
+        <w:t xml:space="preserve">the ICD-10-AM </w:t>
+      </w:r>
+      <w:r>
+        <w:t>format to</w:t>
+      </w:r>
+      <w:r>
+        <w:t xml:space="preserve"> Medicare Benefits Schedule</w:t>
+      </w:r>
+      <w:r>
+        <w:t xml:space="preserve"> </w:t>
+      </w:r>
+      <w:r>
+        <w:t>(MediBetter, 2026).</w:t>
       </w:r>
     </w:p>
     <w:p>
       <w:r>
-        <w:t xml:space="preserve">These sandbox integration and subscription </w:t>
-      </w:r>
-      <w:r>
-        <w:t xml:space="preserve">represent a major pain point for Faz Australia which limits its expansion across multiple countries. </w:t>
-      </w:r>
-      <w:r>
-        <w:t xml:space="preserve">Additionally, it </w:t>
-      </w:r>
-      <w:r>
-        <w:t>poses</w:t>
-      </w:r>
-      <w:r>
-        <w:t xml:space="preserve"> operational inefficiency due to lack of a safe reusable test </w:t>
-      </w:r>
-      <w:r>
-        <w:t xml:space="preserve">environment. The restricted access </w:t>
+        <w:t>Faz Australia utilises various testi</w:t>
+      </w:r>
+      <w:r>
+        <w:t>ng tools</w:t>
+      </w:r>
+      <w:r>
+        <w:t xml:space="preserve">, frameworks and platforms </w:t>
+      </w:r>
+      <w:r>
+        <w:t>to test</w:t>
+      </w:r>
+      <w:r>
+        <w:t>, map and sy</w:t>
+      </w:r>
+      <w:r>
+        <w:t>n</w:t>
+      </w:r>
+      <w:r>
+        <w:t>chronise data to the external system format it is integrating with</w:t>
+      </w:r>
+      <w:r>
+        <w:t xml:space="preserve">. </w:t>
+      </w:r>
+      <w:r>
+        <w:t xml:space="preserve">For </w:t>
+      </w:r>
+      <w:r>
+        <w:t>data ex</w:t>
+      </w:r>
+      <w:r>
+        <w:t xml:space="preserve">change </w:t>
+      </w:r>
+      <w:r>
+        <w:t xml:space="preserve">integration, developers use SMART on FHIR </w:t>
+      </w:r>
+      <w:r>
+        <w:t xml:space="preserve">that ensures </w:t>
+      </w:r>
+      <w:r>
+        <w:t xml:space="preserve">that it can integrate with other BPs and adds a security </w:t>
+      </w:r>
+      <w:r>
+        <w:t xml:space="preserve">authorisation layer 0Auth2.0 </w:t>
+      </w:r>
+      <w:r>
+        <w:t>to secure logins and user permissions</w:t>
+      </w:r>
+      <w:r>
+        <w:t xml:space="preserve">. </w:t>
+      </w:r>
+      <w:r>
+        <w:t xml:space="preserve"> </w:t>
+      </w:r>
+      <w:r>
+        <w:t>Inferno AU core testing kits</w:t>
+      </w:r>
+      <w:r>
+        <w:t xml:space="preserve"> is used to test the mapping done internally by MedTalk to ensure correct mapping between </w:t>
+      </w:r>
+      <w:r>
+        <w:t xml:space="preserve">SNOMED CT-AU  and ICD-10-AM </w:t>
+      </w:r>
+      <w:r>
+        <w:fldChar w:fldCharType="begin"/>
+      </w:r>
+      <w:r>
+        <w:instrText xml:space="preserve"> ADDIN EN.CITE &lt;EndNote&gt;&lt;Cite&gt;&lt;Author&gt;Hornback&lt;/Author&gt;&lt;Year&gt;2025&lt;/Year&gt;&lt;RecNum&gt;4&lt;/RecNum&gt;&lt;DisplayText&gt;(Hornback, Marteau et al. 2025)&lt;/DisplayText&gt;&lt;record&gt;&lt;rec-number&gt;4&lt;/rec-number&gt;&lt;foreign-keys&gt;&lt;key app="EN" db-id="x5dad5sfuzf5zoevwvk5v9fpez9svwtsr2pz" timestamp="1790554514"&gt;4&lt;/key&gt;&lt;/foreign-keys&gt;&lt;ref-type name="Journal Article"&gt;17&lt;/ref-type&gt;&lt;contributors&gt;&lt;authors&gt;&lt;author&gt;Hornback, Andrew&lt;/author&gt;&lt;author&gt;Marteau, Benoit&lt;/author&gt;&lt;author&gt;Tan, Shaun QY&lt;/author&gt;&lt;author&gt;Kim, Kyungbeom&lt;/author&gt;&lt;author&gt;Patil, Oankar&lt;/author&gt;&lt;author&gt;Traynelis, Joshua&lt;/author&gt;&lt;author&gt;Zhu, Yuanda&lt;/author&gt;&lt;author&gt;Giuste, Felipe&lt;/author&gt;&lt;author&gt;Wang, May D&lt;/author&gt;&lt;/authors&gt;&lt;/contributors&gt;&lt;titles&gt;&lt;title&gt;FHIR in focus: enabling biomedical data harmonization for intelligent healthcare systems&lt;/title&gt;&lt;secondary-title&gt;IEEE Reviews in Biomedical Engineering&lt;/secondary-title&gt;&lt;/titles&gt;&lt;periodical&gt;&lt;full-title&gt;IEEE Reviews in Biomedical Engineering&lt;/full-title&gt;&lt;/periodical&gt;&lt;dates&gt;&lt;year&gt;2025&lt;/year&gt;&lt;/dates&gt;&lt;isbn&gt;1937-3333&lt;/isbn&gt;&lt;urls&gt;&lt;/urls&gt;&lt;/record&gt;&lt;/Cite&gt;&lt;/EndNote&gt;</w:instrText>
+      </w:r>
+      <w:r>
+        <w:fldChar w:fldCharType="separate"/>
+      </w:r>
+      <w:r>
+        <w:rPr>
+          <w:noProof/>
+        </w:rPr>
+        <w:t>(Hornback, Marteau et al. 2025)</w:t>
+      </w:r>
+      <w:r>
+        <w:fldChar w:fldCharType="end"/>
+      </w:r>
+      <w:r>
+        <w:t xml:space="preserve">, </w:t>
+      </w:r>
+      <w:r>
+        <w:t xml:space="preserve">The developing platform utilised by </w:t>
+      </w:r>
+      <w:r>
+        <w:t xml:space="preserve">Faz Australia is Epic sandbox that test </w:t>
+      </w:r>
+      <w:r>
+        <w:t>the integration (SMART on FHIR)</w:t>
+      </w:r>
+      <w:r>
+        <w:t xml:space="preserve"> </w:t>
+      </w:r>
+      <w:r>
+        <w:t xml:space="preserve">using synthetic data before </w:t>
+      </w:r>
+      <w:r>
+        <w:t>actual patient data exchange.</w:t>
+      </w:r>
+      <w:r>
+        <w:t xml:space="preserve"> </w:t>
+      </w:r>
+      <w:r>
+        <w:t xml:space="preserve"> Epic sandbox </w:t>
+      </w:r>
+      <w:r>
+        <w:t xml:space="preserve">is </w:t>
+      </w:r>
+      <w:r>
+        <w:t>a</w:t>
+      </w:r>
+      <w:r>
+        <w:t xml:space="preserve"> comprehensive test environment </w:t>
+      </w:r>
+      <w:r>
+        <w:t xml:space="preserve">and is costly to setup for commercial deployment. According to </w:t>
+      </w:r>
+      <w:r>
+        <w:t>Choudhary (2026),</w:t>
+      </w:r>
+      <w:r>
+        <w:t xml:space="preserve"> charging fees are categorised into three</w:t>
+      </w:r>
+      <w:r>
+        <w:t xml:space="preserve"> parts, namely connection hub fees </w:t>
+      </w:r>
+      <w:r>
+        <w:t xml:space="preserve">to load application approximately </w:t>
+      </w:r>
+      <w:r>
+        <w:t>USD$500</w:t>
+      </w:r>
+      <w:r>
+        <w:t xml:space="preserve">. </w:t>
+      </w:r>
+      <w:r>
+        <w:t>Vendor memberships services costs US$1 900</w:t>
+      </w:r>
+      <w:r>
+        <w:t xml:space="preserve"> and build labour ranging from USD$40</w:t>
+      </w:r>
+      <w:r>
+        <w:t>, 000 (</w:t>
+      </w:r>
+      <w:r>
+        <w:t>Choudhary</w:t>
+      </w:r>
+      <w:r>
+        <w:t xml:space="preserve">, </w:t>
+      </w:r>
+      <w:r>
+        <w:t>2026</w:t>
+      </w:r>
+      <w:r>
+        <w:t>)</w:t>
+      </w:r>
+      <w:r>
+        <w:t xml:space="preserve">. </w:t>
+      </w:r>
+      <w:r>
+        <w:t xml:space="preserve">Medtalk </w:t>
+      </w:r>
+      <w:r>
+        <w:t xml:space="preserve">partnership with MediBetter costs </w:t>
+      </w:r>
+      <w:r>
+        <w:t>is</w:t>
+      </w:r>
+      <w:r>
+        <w:t xml:space="preserve"> not publicly available but </w:t>
+      </w:r>
+      <w:r>
+        <w:t>MediBetter do charge up to AUSD$500</w:t>
+      </w:r>
+      <w:r>
+        <w:t xml:space="preserve"> flat fee (</w:t>
+      </w:r>
+      <w:r>
+        <w:t>MarkiTech.AI,</w:t>
+      </w:r>
+      <w:r>
+        <w:t xml:space="preserve"> </w:t>
+      </w:r>
+      <w:r>
+        <w:t>2025)</w:t>
+      </w:r>
+      <w:r>
+        <w:t>.</w:t>
+      </w:r>
+      <w:r>
+        <w:t xml:space="preserve"> </w:t>
+      </w:r>
+      <w:r>
+        <w:t>The major pai</w:t>
+      </w:r>
+      <w:r>
+        <w:t>n point for MedTalk is the</w:t>
+      </w:r>
+      <w:r>
+        <w:t xml:space="preserve"> upfront cost of the bidirectional </w:t>
+      </w:r>
+      <w:r>
+        <w:t xml:space="preserve">FHIR integration with Epic </w:t>
+      </w:r>
+      <w:r>
+        <w:t>and with</w:t>
+      </w:r>
+      <w:r>
+        <w:t xml:space="preserve"> </w:t>
+      </w:r>
+      <w:r>
+        <w:t>Oracle Health Millennium</w:t>
+      </w:r>
+      <w:r>
+        <w:t xml:space="preserve"> which costs between </w:t>
+      </w:r>
+      <w:r>
+        <w:t>AUSD$15</w:t>
+      </w:r>
+      <w:r>
+        <w:t xml:space="preserve"> </w:t>
+      </w:r>
+      <w:r>
+        <w:t>000</w:t>
+      </w:r>
+      <w:r>
+        <w:t xml:space="preserve"> and AUSD$60, 000</w:t>
+      </w:r>
+      <w:r>
+        <w:t xml:space="preserve"> </w:t>
+      </w:r>
+      <w:r>
+        <w:t>(</w:t>
+      </w:r>
+      <w:r>
+        <w:t>Software Finder</w:t>
+      </w:r>
+      <w:r>
+        <w:t>, 2026)</w:t>
+      </w:r>
+      <w:r>
+        <w:t xml:space="preserve">. </w:t>
+      </w:r>
+    </w:p>
+    <w:p>
+      <w:r>
+        <w:t xml:space="preserve">The cost and limited </w:t>
+      </w:r>
+      <w:r>
+        <w:t>flexib</w:t>
+      </w:r>
+      <w:r>
+        <w:t>le</w:t>
+      </w:r>
+      <w:r>
+        <w:t xml:space="preserve"> </w:t>
+      </w:r>
+      <w:r>
+        <w:t>access</w:t>
+      </w:r>
+      <w:r>
+        <w:t xml:space="preserve"> </w:t>
+      </w:r>
+      <w:r>
+        <w:t>to an</w:t>
+      </w:r>
+      <w:r>
+        <w:t xml:space="preserve"> existing sandbox</w:t>
+      </w:r>
+      <w:r>
+        <w:t xml:space="preserve"> </w:t>
+      </w:r>
+      <w:r>
+        <w:t xml:space="preserve">create operational inefficiency and reduce the ability to test integrations repeatedly across different environments. </w:t>
+      </w:r>
+      <w:r>
+        <w:t xml:space="preserve">The restricted access </w:t>
       </w:r>
       <w:r>
         <w:t>to sandboxes slows continuous deployment and integration</w:t>
@@ -570,6 +627,12 @@
         <w:t xml:space="preserve">. </w:t>
       </w:r>
       <w:r>
+        <w:t>Mo</w:t>
+      </w:r>
+      <w:r>
+        <w:t xml:space="preserve">reover, </w:t>
+      </w:r>
+      <w:r>
         <w:t xml:space="preserve">Medtalk strong privacy and compliance requirements </w:t>
       </w:r>
       <w:r>
@@ -597,7 +660,13 @@
         <w:t>result</w:t>
       </w:r>
       <w:r>
-        <w:t xml:space="preserve"> in legal penalties. </w:t>
+        <w:t xml:space="preserve"> in legal penalties.</w:t>
+      </w:r>
+      <w:r>
+        <w:t xml:space="preserve"> </w:t>
+      </w:r>
+      <w:r>
+        <w:t xml:space="preserve"> </w:t>
       </w:r>
       <w:r>
         <w:t xml:space="preserve">These limitations </w:t>
@@ -608,11 +677,9 @@
       <w:r>
         <w:t xml:space="preserve"> the </w:t>
       </w:r>
-      <w:proofErr w:type="gramStart"/>
-      <w:r>
-        <w:t>developers</w:t>
-      </w:r>
-      <w:proofErr w:type="gramEnd"/>
+      <w:r>
+        <w:t>developers’</w:t>
+      </w:r>
       <w:r>
         <w:t xml:space="preserve"> </w:t>
       </w:r>
@@ -630,6 +697,12 @@
       </w:r>
       <w:r>
         <w:t xml:space="preserve">. </w:t>
+      </w:r>
+      <w:r>
+        <w:t>This strengthens the case for a reusable synthetic test harness</w:t>
+      </w:r>
+      <w:r>
+        <w:t>.</w:t>
       </w:r>
     </w:p>
     <w:p>
@@ -861,18 +934,46 @@
         <w:t xml:space="preserve">patient. </w:t>
       </w:r>
       <w:r>
-        <w:t xml:space="preserve">These terminologies are open source and </w:t>
+        <w:t xml:space="preserve">These terminologies are </w:t>
+      </w:r>
+      <w:r>
+        <w:t>open-source</w:t>
+      </w:r>
+      <w:r>
+        <w:t xml:space="preserve"> product software</w:t>
+      </w:r>
+      <w:r>
+        <w:t xml:space="preserve"> standards</w:t>
+      </w:r>
+      <w:r>
+        <w:t xml:space="preserve"> </w:t>
+      </w:r>
+      <w:r>
+        <w:t xml:space="preserve">that </w:t>
       </w:r>
       <w:r>
         <w:t xml:space="preserve">are required to be encoded within patient records </w:t>
       </w:r>
-      <w:proofErr w:type="gramStart"/>
-      <w:r>
-        <w:t>in order to</w:t>
-      </w:r>
-      <w:proofErr w:type="gramEnd"/>
-      <w:r>
-        <w:t xml:space="preserve"> validate them.</w:t>
+      <w:r>
+        <w:t>to</w:t>
+      </w:r>
+      <w:r>
+        <w:t xml:space="preserve"> validate them</w:t>
+      </w:r>
+      <w:r>
+        <w:t xml:space="preserve"> </w:t>
+      </w:r>
+      <w:r>
+        <w:t>(</w:t>
+      </w:r>
+      <w:r>
+        <w:t>National Clinical Terminology Service, 2023</w:t>
+      </w:r>
+      <w:r>
+        <w:t>)</w:t>
+      </w:r>
+      <w:r>
+        <w:t>.</w:t>
       </w:r>
     </w:p>
     <w:p>
@@ -1136,21 +1237,62 @@
         <w:t xml:space="preserve">. </w:t>
       </w:r>
       <w:r>
-        <w:t xml:space="preserve">It is an open </w:t>
-      </w:r>
-      <w:proofErr w:type="gramStart"/>
-      <w:r>
-        <w:t>source</w:t>
-      </w:r>
-      <w:proofErr w:type="gramEnd"/>
-      <w:r>
-        <w:t xml:space="preserve"> but </w:t>
-      </w:r>
-      <w:r>
-        <w:t xml:space="preserve">the synthetic data generated uses demographics from United States of American. It can be customised by adding </w:t>
-      </w:r>
-      <w:r>
-        <w:t xml:space="preserve">demographic files of the country </w:t>
+        <w:t>The</w:t>
+      </w:r>
+      <w:r>
+        <w:t xml:space="preserve"> major</w:t>
+      </w:r>
+      <w:r>
+        <w:t xml:space="preserve"> </w:t>
+      </w:r>
+      <w:r>
+        <w:t>limitation</w:t>
+      </w:r>
+      <w:r>
+        <w:t xml:space="preserve"> </w:t>
+      </w:r>
+      <w:r>
+        <w:t xml:space="preserve">for Synthea is that it creates </w:t>
+      </w:r>
+      <w:r>
+        <w:t>localised synthetic</w:t>
+      </w:r>
+      <w:r>
+        <w:t xml:space="preserve"> data us</w:t>
+      </w:r>
+      <w:r>
+        <w:t>ing</w:t>
+      </w:r>
+      <w:r>
+        <w:t xml:space="preserve"> demographics from United States of American</w:t>
+      </w:r>
+      <w:r>
+        <w:t xml:space="preserve"> since the project </w:t>
+      </w:r>
+      <w:r>
+        <w:t xml:space="preserve">require Australian </w:t>
+      </w:r>
+      <w:r>
+        <w:t xml:space="preserve">clinical </w:t>
+      </w:r>
+      <w:r>
+        <w:t>patterns</w:t>
+      </w:r>
+      <w:r>
+        <w:t xml:space="preserve"> and terminology</w:t>
+      </w:r>
+      <w:r>
+        <w:t>.</w:t>
+      </w:r>
+      <w:r>
+        <w:t xml:space="preserve"> It can be customised by adding </w:t>
+      </w:r>
+      <w:r>
+        <w:t xml:space="preserve">demographic files </w:t>
+      </w:r>
+      <w:r>
+        <w:lastRenderedPageBreak/>
+        <w:t xml:space="preserve">of the country </w:t>
       </w:r>
       <w:r>
         <w:t xml:space="preserve">you would like for example Australia. </w:t>
@@ -1177,20 +1319,36 @@
         <w:rPr>
           <w:noProof/>
         </w:rPr>
-        <w:t xml:space="preserve">(Diouf, Grimes et al. </w:t>
-      </w:r>
-      <w:r>
-        <w:rPr>
-          <w:noProof/>
-        </w:rPr>
-        <w:lastRenderedPageBreak/>
-        <w:t>2024)</w:t>
+        <w:t>(Diouf, Grimes et al. 2024)</w:t>
       </w:r>
       <w:r>
         <w:fldChar w:fldCharType="end"/>
       </w:r>
       <w:r>
-        <w:t xml:space="preserve">. </w:t>
+        <w:t>.</w:t>
+      </w:r>
+      <w:r>
+        <w:t xml:space="preserve"> The major limitations </w:t>
+      </w:r>
+      <w:proofErr w:type="gramStart"/>
+      <w:r>
+        <w:t>is</w:t>
+      </w:r>
+      <w:proofErr w:type="gramEnd"/>
+      <w:r>
+        <w:t xml:space="preserve"> there are no publicly available </w:t>
+      </w:r>
+      <w:r>
+        <w:t xml:space="preserve">Australian </w:t>
+      </w:r>
+      <w:r>
+        <w:t>customised</w:t>
+      </w:r>
+      <w:r>
+        <w:t xml:space="preserve"> Synthea to generate as per user need.</w:t>
+      </w:r>
+      <w:r>
+        <w:t xml:space="preserve"> </w:t>
       </w:r>
       <w:r>
         <w:t xml:space="preserve">The </w:t>
@@ -1350,22 +1508,22 @@
         <w:t>mapping.</w:t>
       </w:r>
       <w:r>
-        <w:t xml:space="preserve"> The proposed Test harness would </w:t>
-      </w:r>
-      <w:r>
-        <w:t>be an independent platform that can integrate with any systems</w:t>
-      </w:r>
-      <w:r>
-        <w:t>, v</w:t>
-      </w:r>
-      <w:r>
-        <w:t xml:space="preserve">alidates mapping, </w:t>
-      </w:r>
-      <w:r>
-        <w:t>terminology, integration and other edge cases</w:t>
-      </w:r>
-      <w:r>
-        <w:t>.</w:t>
+        <w:t xml:space="preserve"> </w:t>
+      </w:r>
+      <w:r>
+        <w:t>The proposed test harness addresses a gap in existing solutions by combining synthetic data, interoperability testing</w:t>
+      </w:r>
+      <w:r>
+        <w:t xml:space="preserve"> </w:t>
+      </w:r>
+      <w:r>
+        <w:t>and terminology validation in a single reusable environment. Its value lies in repeatability, safety</w:t>
+      </w:r>
+      <w:r>
+        <w:t xml:space="preserve"> </w:t>
+      </w:r>
+      <w:r>
+        <w:t>and support for Australian clinical workflows.</w:t>
       </w:r>
     </w:p>
     <w:p>
@@ -1659,20 +1817,14 @@
               <w:rPr>
                 <w:color w:val="000000"/>
               </w:rPr>
+              <w:lastRenderedPageBreak/>
               <w:t>FHIR</w:t>
             </w:r>
             <w:r>
               <w:rPr>
                 <w:color w:val="000000"/>
               </w:rPr>
-              <w:t xml:space="preserve">, testing environments, documentation and integration </w:t>
-            </w:r>
-            <w:r>
-              <w:rPr>
-                <w:color w:val="000000"/>
-              </w:rPr>
-              <w:lastRenderedPageBreak/>
-              <w:t>capabilities</w:t>
+              <w:t>, testing environments, documentation and integration capabilities</w:t>
             </w:r>
             <w:r>
               <w:rPr>
@@ -1751,7 +1903,11 @@
               </w:rPr>
             </w:pPr>
             <w:r>
-              <w:t>Access is to production data and APIs is restricted.</w:t>
+              <w:t xml:space="preserve">Access is to production data </w:t>
+            </w:r>
+            <w:r>
+              <w:lastRenderedPageBreak/>
+              <w:t>and APIs is restricted.</w:t>
             </w:r>
           </w:p>
           <w:p>
@@ -1778,6 +1934,7 @@
               <w:rPr>
                 <w:color w:val="000000"/>
               </w:rPr>
+              <w:lastRenderedPageBreak/>
               <w:t>Relevant but does not validate the terminology.</w:t>
             </w:r>
           </w:p>
@@ -2216,6 +2373,7 @@
     </w:p>
     <w:p>
       <w:r>
+        <w:lastRenderedPageBreak/>
         <w:t xml:space="preserve">The </w:t>
       </w:r>
       <w:r>
@@ -2272,7 +2430,6 @@
     </w:p>
     <w:p>
       <w:r>
-        <w:lastRenderedPageBreak/>
         <w:t xml:space="preserve">The second gap </w:t>
       </w:r>
       <w:r>
@@ -2690,7 +2847,6 @@
     <w:p/>
     <w:p>
       <w:r>
-        <w:lastRenderedPageBreak/>
         <w:t>Reference</w:t>
       </w:r>
     </w:p>
@@ -2756,10 +2912,13 @@
         <w:t xml:space="preserve">Diouf, I., et al. (2024). </w:t>
       </w:r>
       <w:r>
-        <w:t>An Approach for Generating Realistic Australian Synthetic Healthcare Data.</w:t>
-      </w:r>
-      <w:r>
-        <w:t xml:space="preserve"> MEDINFO 2023—The Future Is Accessible: Proceedings of the 19th World Congress on Medical and Health Informatics, SAGE Publications 1 Oliver's Yard, 55 City Road, London, EC1Y 1SP.</w:t>
+        <w:rPr>
+          <w:u w:val="single"/>
+        </w:rPr>
+        <w:t>An Approach for Generating Realistic Australian Synthetic Healthcare Data</w:t>
+      </w:r>
+      <w:r>
+        <w:t>. MEDINFO 2023—The Future Is Accessible: Proceedings of the 19th World Congress on Medical and Health Informatics, SAGE Publications 1 Oliver's Yard, 55 City Road, London, EC1Y 1SP.</w:t>
       </w:r>
     </w:p>
     <w:p>
@@ -2783,10 +2942,10 @@
         <w:rPr>
           <w:u w:val="single"/>
         </w:rPr>
-        <w:t>I</w:t>
-      </w:r>
-      <w:r>
-        <w:t>EEE Reviews in Biomedical Engineering.</w:t>
+        <w:t>IEEE Reviews in Biomedical Engineering</w:t>
+      </w:r>
+      <w:r>
+        <w:t>.</w:t>
       </w:r>
     </w:p>
     <w:p>
@@ -2807,7 +2966,13 @@
         <w:t xml:space="preserve">Lee, P., et al. (2025). "FHIR granular sensitive data segmentation." </w:t>
       </w:r>
       <w:r>
-        <w:t xml:space="preserve">Applied Clinical Informatics </w:t>
+        <w:rPr>
+          <w:u w:val="single"/>
+        </w:rPr>
+        <w:t>Applied Clinical Informatics</w:t>
+      </w:r>
+      <w:r>
+        <w:t xml:space="preserve"> </w:t>
       </w:r>
       <w:r>
         <w:rPr>
@@ -2837,10 +3002,35 @@
         <w:t xml:space="preserve">McBride, S., et al. (2012). </w:t>
       </w:r>
       <w:r>
+        <w:rPr>
+          <w:u w:val="single"/>
+        </w:rPr>
         <w:t>Using Australian medicines terminology (AMT) and SNOMED CT-AU to better support clinical research</w:t>
       </w:r>
       <w:r>
         <w:t>. HIC.</w:t>
+      </w:r>
+    </w:p>
+    <w:p>
+      <w:pPr>
+        <w:pStyle w:val="EndNoteBibliography"/>
+        <w:rPr>
+          <w:lang w:val="en-AU"/>
+        </w:rPr>
+      </w:pPr>
+      <w:r>
+        <w:rPr>
+          <w:i/>
+          <w:iCs/>
+          <w:lang w:val="en-AU"/>
+        </w:rPr>
+        <w:t>National Clinical Terminology Service - National Clinical Terminology Service</w:t>
+      </w:r>
+      <w:r>
+        <w:rPr>
+          <w:lang w:val="en-AU"/>
+        </w:rPr>
+        <w:t>. (2023, January 16). National Clinical Terminology Service. https://www.healthterminologies.gov.au/</w:t>
       </w:r>
     </w:p>
     <w:p>
@@ -2861,6 +3051,9 @@
         <w:t xml:space="preserve">Walonoski, J., et al. (2022). "The “coherent data set”: combining patient data and imaging in a comprehensive, synthetic health record." </w:t>
       </w:r>
       <w:r>
+        <w:rPr>
+          <w:u w:val="single"/>
+        </w:rPr>
         <w:t>Electronics</w:t>
       </w:r>
       <w:r>
@@ -3503,7 +3696,6 @@
   <w:style w:type="character" w:default="1" w:styleId="DefaultParagraphFont">
     <w:name w:val="Default Paragraph Font"/>
     <w:uiPriority w:val="1"/>
-    <w:semiHidden/>
     <w:unhideWhenUsed/>
   </w:style>
   <w:style w:type="table" w:default="1" w:styleId="TableNormal">

--- a/Assesment3.docx
+++ b/Assesment3.docx
@@ -2923,29 +2923,38 @@
     </w:p>
     <w:p>
       <w:pPr>
-        <w:pStyle w:val="EndNoteBibliography"/>
-        <w:spacing w:after="0"/>
-        <w:ind w:left="720" w:hanging="720"/>
+        <w:textAlignment w:val="baseline"/>
+        <w:rPr>
+          <w:color w:val="000000"/>
+        </w:rPr>
       </w:pPr>
       <w:r>
-        <w:tab/>
-      </w:r>
-    </w:p>
-    <w:p>
-      <w:pPr>
-        <w:pStyle w:val="EndNoteBibliography"/>
-      </w:pPr>
-      <w:r>
-        <w:t xml:space="preserve">Hornback, A., et al. (2025). "FHIR in focus: enabling biomedical data harmonization for intelligent healthcare systems." </w:t>
-      </w:r>
-      <w:r>
-        <w:rPr>
-          <w:u w:val="single"/>
-        </w:rPr>
-        <w:t>IEEE Reviews in Biomedical Engineering</w:t>
-      </w:r>
-      <w:r>
-        <w:t>.</w:t>
+        <w:rPr>
+          <w:i/>
+          <w:iCs/>
+          <w:color w:val="000000"/>
+        </w:rPr>
+        <w:t>Halo Connect Documentation</w:t>
+      </w:r>
+      <w:r>
+        <w:rPr>
+          <w:color w:val="000000"/>
+        </w:rPr>
+        <w:t xml:space="preserve">. (2026). </w:t>
+      </w:r>
+      <w:proofErr w:type="spellStart"/>
+      <w:r>
+        <w:rPr>
+          <w:color w:val="000000"/>
+        </w:rPr>
+        <w:t>Haloconnect.Io</w:t>
+      </w:r>
+      <w:proofErr w:type="spellEnd"/>
+      <w:r>
+        <w:rPr>
+          <w:color w:val="000000"/>
+        </w:rPr>
+        <w:t>. https://docs.haloconnect.io/guides/practice-guide/</w:t>
       </w:r>
     </w:p>
     <w:p>
@@ -2963,25 +2972,16 @@
         <w:pStyle w:val="EndNoteBibliography"/>
       </w:pPr>
       <w:r>
-        <w:t xml:space="preserve">Lee, P., et al. (2025). "FHIR granular sensitive data segmentation." </w:t>
+        <w:t xml:space="preserve">Hornback, A., et al. (2025). "FHIR in focus: enabling biomedical data harmonization for intelligent healthcare systems." </w:t>
       </w:r>
       <w:r>
         <w:rPr>
           <w:u w:val="single"/>
         </w:rPr>
-        <w:t>Applied Clinical Informatics</w:t>
-      </w:r>
-      <w:r>
-        <w:t xml:space="preserve"> </w:t>
-      </w:r>
-      <w:r>
-        <w:rPr>
-          <w:b/>
-        </w:rPr>
-        <w:t>16</w:t>
-      </w:r>
-      <w:r>
-        <w:t>(01): 156–166.</w:t>
+        <w:t>IEEE Reviews in Biomedical Engineering</w:t>
+      </w:r>
+      <w:r>
+        <w:t>.</w:t>
       </w:r>
     </w:p>
     <w:p>
@@ -2999,21 +2999,279 @@
         <w:pStyle w:val="EndNoteBibliography"/>
       </w:pPr>
       <w:r>
-        <w:t xml:space="preserve">McBride, S., et al. (2012). </w:t>
+        <w:t xml:space="preserve">Lee, P., et al. (2025). "FHIR granular sensitive data segmentation." </w:t>
       </w:r>
       <w:r>
         <w:rPr>
           <w:u w:val="single"/>
         </w:rPr>
-        <w:t>Using Australian medicines terminology (AMT) and SNOMED CT-AU to better support clinical research</w:t>
-      </w:r>
-      <w:r>
-        <w:t>. HIC.</w:t>
-      </w:r>
+        <w:t>Applied Clinical Informatics</w:t>
+      </w:r>
+      <w:r>
+        <w:t xml:space="preserve"> </w:t>
+      </w:r>
+      <w:r>
+        <w:rPr>
+          <w:b/>
+        </w:rPr>
+        <w:t>16</w:t>
+      </w:r>
+      <w:r>
+        <w:t>(01): 156–166.</w:t>
+      </w:r>
+    </w:p>
+    <w:p>
+      <w:pPr>
+        <w:textAlignment w:val="baseline"/>
+        <w:rPr>
+          <w:color w:val="000000"/>
+        </w:rPr>
+      </w:pPr>
+      <w:r>
+        <w:rPr>
+          <w:i/>
+          <w:iCs/>
+          <w:color w:val="000000"/>
+        </w:rPr>
+        <w:t>MarkiTech.AI</w:t>
+      </w:r>
+      <w:r>
+        <w:rPr>
+          <w:color w:val="000000"/>
+        </w:rPr>
+        <w:t>. (2025</w:t>
+      </w:r>
+      <w:proofErr w:type="gramStart"/>
+      <w:r>
+        <w:rPr>
+          <w:color w:val="000000"/>
+        </w:rPr>
+        <w:t>, )</w:t>
+      </w:r>
+      <w:proofErr w:type="gramEnd"/>
+      <w:r>
+        <w:rPr>
+          <w:color w:val="000000"/>
+        </w:rPr>
+        <w:t xml:space="preserve">. </w:t>
+      </w:r>
+      <w:proofErr w:type="spellStart"/>
+      <w:r>
+        <w:rPr>
+          <w:color w:val="000000"/>
+        </w:rPr>
+        <w:t>MarkiTech</w:t>
+      </w:r>
+      <w:proofErr w:type="spellEnd"/>
+      <w:r>
+        <w:rPr>
+          <w:color w:val="000000"/>
+        </w:rPr>
+        <w:t xml:space="preserve">. </w:t>
+      </w:r>
+      <w:hyperlink r:id="rId4" w:history="1">
+        <w:r>
+          <w:rPr>
+            <w:rStyle w:val="Hyperlink"/>
+          </w:rPr>
+          <w:t>https://markitech.ca/our-work-healthcare/</w:t>
+        </w:r>
+      </w:hyperlink>
+      <w:r>
+        <w:rPr>
+          <w:color w:val="000000"/>
+        </w:rPr>
+        <w:t xml:space="preserve"> accessed 09 September 2026.</w:t>
+      </w:r>
+    </w:p>
+    <w:p>
+      <w:pPr>
+        <w:textAlignment w:val="baseline"/>
+      </w:pPr>
+      <w:r>
+        <w:rPr>
+          <w:color w:val="000000"/>
+        </w:rPr>
+        <w:t xml:space="preserve">Choudhary, J. (2026). </w:t>
+      </w:r>
+      <w:r>
+        <w:rPr>
+          <w:i/>
+          <w:iCs/>
+          <w:color w:val="000000"/>
+        </w:rPr>
+        <w:t xml:space="preserve">How to Get Your App </w:t>
+      </w:r>
+      <w:proofErr w:type="gramStart"/>
+      <w:r>
+        <w:rPr>
+          <w:i/>
+          <w:iCs/>
+          <w:color w:val="000000"/>
+        </w:rPr>
+        <w:t>Into</w:t>
+      </w:r>
+      <w:proofErr w:type="gramEnd"/>
+      <w:r>
+        <w:rPr>
+          <w:i/>
+          <w:iCs/>
+          <w:color w:val="000000"/>
+        </w:rPr>
+        <w:t xml:space="preserve"> Epic (2026)</w:t>
+      </w:r>
+      <w:r>
+        <w:rPr>
+          <w:color w:val="000000"/>
+        </w:rPr>
+        <w:t xml:space="preserve">. </w:t>
+      </w:r>
+      <w:proofErr w:type="spellStart"/>
+      <w:r>
+        <w:rPr>
+          <w:color w:val="000000"/>
+        </w:rPr>
+        <w:t>Nirmitee.Io</w:t>
+      </w:r>
+      <w:proofErr w:type="spellEnd"/>
+      <w:r>
+        <w:rPr>
+          <w:color w:val="000000"/>
+        </w:rPr>
+        <w:t xml:space="preserve">. </w:t>
+      </w:r>
+      <w:hyperlink r:id="rId5" w:history="1">
+        <w:r>
+          <w:rPr>
+            <w:rStyle w:val="Hyperlink"/>
+          </w:rPr>
+          <w:t>https://nirmitee.io/blog/how-to-get-your-app-into-epic/</w:t>
+        </w:r>
+      </w:hyperlink>
     </w:p>
     <w:p>
       <w:pPr>
         <w:pStyle w:val="EndNoteBibliography"/>
+        <w:spacing w:after="0"/>
+        <w:ind w:left="720" w:hanging="720"/>
+      </w:pPr>
+      <w:r>
+        <w:tab/>
+      </w:r>
+    </w:p>
+    <w:p>
+      <w:pPr>
+        <w:pStyle w:val="EndNoteBibliography"/>
+      </w:pPr>
+      <w:r>
+        <w:t xml:space="preserve">McBride, S., et al. (2012). </w:t>
+      </w:r>
+      <w:r>
+        <w:rPr>
+          <w:u w:val="single"/>
+        </w:rPr>
+        <w:t>Using Australian medicines terminology (AMT) and SNOMED CT-AU to better support clinical research</w:t>
+      </w:r>
+      <w:r>
+        <w:t>. HIC.</w:t>
+      </w:r>
+    </w:p>
+    <w:p>
+      <w:pPr>
+        <w:textAlignment w:val="baseline"/>
+        <w:rPr>
+          <w:color w:val="000000"/>
+        </w:rPr>
+      </w:pPr>
+      <w:r>
+        <w:rPr>
+          <w:i/>
+          <w:iCs/>
+          <w:color w:val="000000"/>
+        </w:rPr>
+        <w:t xml:space="preserve">MediBetter | </w:t>
+      </w:r>
+      <w:r>
+        <w:rPr>
+          <w:i/>
+          <w:iCs/>
+          <w:color w:val="000000"/>
+        </w:rPr>
+        <w:t>Integrations</w:t>
+      </w:r>
+      <w:r>
+        <w:rPr>
+          <w:color w:val="000000"/>
+        </w:rPr>
+        <w:t xml:space="preserve">. (2026). </w:t>
+      </w:r>
+      <w:proofErr w:type="spellStart"/>
+      <w:r>
+        <w:rPr>
+          <w:color w:val="000000"/>
+        </w:rPr>
+        <w:t>Medibetter.Com.Au</w:t>
+      </w:r>
+      <w:proofErr w:type="spellEnd"/>
+      <w:r>
+        <w:rPr>
+          <w:color w:val="000000"/>
+        </w:rPr>
+        <w:t xml:space="preserve">. </w:t>
+      </w:r>
+      <w:hyperlink r:id="rId6" w:history="1">
+        <w:r>
+          <w:rPr>
+            <w:rStyle w:val="Hyperlink"/>
+          </w:rPr>
+          <w:t>https://medibetter.com.au/ integrations/</w:t>
+        </w:r>
+      </w:hyperlink>
+      <w:r>
+        <w:rPr>
+          <w:color w:val="000000"/>
+        </w:rPr>
+        <w:t xml:space="preserve">  </w:t>
+      </w:r>
+    </w:p>
+    <w:p>
+      <w:pPr>
+        <w:textAlignment w:val="baseline"/>
+        <w:rPr>
+          <w:color w:val="000000"/>
+        </w:rPr>
+      </w:pPr>
+      <w:r>
+        <w:rPr>
+          <w:i/>
+          <w:iCs/>
+          <w:color w:val="000000"/>
+        </w:rPr>
+        <w:t>MediRecords Connect: Getting Started with Connect &amp; FHIR APIs</w:t>
+      </w:r>
+      <w:r>
+        <w:rPr>
+          <w:color w:val="000000"/>
+        </w:rPr>
+        <w:t xml:space="preserve">. (2026). Knowledge Base. </w:t>
+      </w:r>
+      <w:hyperlink r:id="rId7" w:history="1">
+        <w:r>
+          <w:rPr>
+            <w:rStyle w:val="Hyperlink"/>
+          </w:rPr>
+          <w:t>https://support.medirecords.com/hc/en-us/articles/13936381648399-MediRecords-Connect-Getting-Started-with-Connect-FHIR-APIs</w:t>
+        </w:r>
+      </w:hyperlink>
+    </w:p>
+    <w:p>
+      <w:pPr>
+        <w:pStyle w:val="EndNoteBibliography"/>
+      </w:pPr>
+    </w:p>
+    <w:p>
+      <w:pPr>
+        <w:pStyle w:val="EndNoteBibliography"/>
         <w:rPr>
           <w:lang w:val="en-AU"/>
         </w:rPr>
@@ -3032,6 +3290,80 @@
         </w:rPr>
         <w:t>. (2023, January 16). National Clinical Terminology Service. https://www.healthterminologies.gov.au/</w:t>
       </w:r>
+    </w:p>
+    <w:p>
+      <w:pPr>
+        <w:textAlignment w:val="baseline"/>
+        <w:rPr>
+          <w:color w:val="000000"/>
+        </w:rPr>
+      </w:pPr>
+      <w:r>
+        <w:rPr>
+          <w:i/>
+          <w:iCs/>
+          <w:color w:val="000000"/>
+        </w:rPr>
+        <w:t>SMART on FHIR</w:t>
+      </w:r>
+      <w:r>
+        <w:rPr>
+          <w:color w:val="000000"/>
+        </w:rPr>
+        <w:t xml:space="preserve">. (n.d.). Docs.Smarthealthit.Org. Retrieved September 11, 2026, from </w:t>
+      </w:r>
+      <w:hyperlink r:id="rId8" w:history="1">
+        <w:r>
+          <w:rPr>
+            <w:rStyle w:val="Hyperlink"/>
+          </w:rPr>
+          <w:t>https://docs.smarthealthit.org/</w:t>
+        </w:r>
+      </w:hyperlink>
+    </w:p>
+    <w:p>
+      <w:pPr>
+        <w:textAlignment w:val="baseline"/>
+        <w:rPr>
+          <w:color w:val="000000"/>
+        </w:rPr>
+      </w:pPr>
+      <w:r>
+        <w:rPr>
+          <w:i/>
+          <w:iCs/>
+          <w:color w:val="000000"/>
+        </w:rPr>
+        <w:t>Synapxe - HealthX Innovation Sandbox</w:t>
+      </w:r>
+      <w:r>
+        <w:rPr>
+          <w:color w:val="000000"/>
+        </w:rPr>
+        <w:t xml:space="preserve">. (2023). </w:t>
+      </w:r>
+      <w:proofErr w:type="spellStart"/>
+      <w:r>
+        <w:rPr>
+          <w:color w:val="000000"/>
+        </w:rPr>
+        <w:t>Healthx.Sg</w:t>
+      </w:r>
+      <w:proofErr w:type="spellEnd"/>
+      <w:r>
+        <w:rPr>
+          <w:color w:val="000000"/>
+        </w:rPr>
+        <w:t>. https://innovation.healthx.sg/</w:t>
+      </w:r>
+    </w:p>
+    <w:p>
+      <w:pPr>
+        <w:pStyle w:val="EndNoteBibliography"/>
+        <w:rPr>
+          <w:lang w:val="en-AU"/>
+        </w:rPr>
+      </w:pPr>
     </w:p>
     <w:p>
       <w:pPr>
@@ -3696,6 +4028,7 @@
   <w:style w:type="character" w:default="1" w:styleId="DefaultParagraphFont">
     <w:name w:val="Default Paragraph Font"/>
     <w:uiPriority w:val="1"/>
+    <w:semiHidden/>
     <w:unhideWhenUsed/>
   </w:style>
   <w:style w:type="table" w:default="1" w:styleId="TableNormal">
